--- a/CONNECT_TRANSPORT_TMS_V1_BLUEPRINT.docx
+++ b/CONNECT_TRANSPORT_TMS_V1_BLUEPRINT.docx
@@ -23,7 +23,7 @@
           <w:b/>
           <w:sz w:val="28"/>
         </w:rPr>
-        <w:t>เวอร์ชันปัจจุบัน: Version 1.1 (Baseline Blueprint สำหรับการ Re-engineer &amp; Revision)</w:t>
+        <w:t>เวอร์ชันปัจจุบัน: Version 1.2 (Revision #2 — Comprehensive Blueprint &amp; Re-engineering)</w:t>
       </w:r>
     </w:p>
     <w:p>
@@ -95,63 +95,14 @@
           <w:b/>
           <w:sz w:val="28"/>
         </w:rPr>
-        <w:t>โครงสร้างฐานข้อมูล (Database Schemas), กระบวนการทำงาน (Business Flows), หน้าจอ (Screens), ฟังก์ชันการทำงาน (Functions), สูตรการคำนวณ (Formulas), และแบบฟอร์มเอกสาร (Printable Forms)</w:t>
+        <w:t>โครงสร้างฐานข้อมูล (Database Schemas), สถาปัตยกรรม 1 Job : Many Trucks, กระบวนการทำงาน (Business Flows), หน้าจอ (Screens), ฟังก์ชันการทำงาน (Functions), ระบบตรวจสภาพตู้ 5 รูปใน Driver Mobile App, แบบฟอร์มใบแจ้งหนี้จริงพร้อมสูตรคำนวณแบบ Excel, และหนังสือขอใบกำกับภาษีการท่าเรือแห่งประเทศไทย (PAT Letter)</w:t>
       </w:r>
       <w:r>
         <w:rPr>
           <w:rFonts w:ascii="Cordia New" w:hAnsi="Cordia New"/>
           <w:sz w:val="28"/>
         </w:rPr>
-        <w:t xml:space="preserve"> ทั้งหมดของระบบ Version 1 ปัจจุบัน</w:t>
-      </w:r>
-    </w:p>
-    <w:p>
-      <w:r>
-        <w:rPr>
-          <w:rFonts w:ascii="Cordia New" w:hAnsi="Cordia New"/>
-          <w:b/>
-          <w:sz w:val="28"/>
-        </w:rPr>
-        <w:t>วัตถุประสงค์:</w:t>
-      </w:r>
-    </w:p>
-    <w:p>
-      <w:r>
-        <w:rPr>
-          <w:rFonts w:ascii="Cordia New" w:hAnsi="Cordia New"/>
-          <w:sz w:val="28"/>
-        </w:rPr>
-        <w:t xml:space="preserve">เพื่อให้คุณและทีมงานของ </w:t>
-      </w:r>
-      <w:r>
-        <w:rPr>
-          <w:rFonts w:ascii="Cordia New" w:hAnsi="Cordia New"/>
-          <w:b/>
-          <w:sz w:val="28"/>
-        </w:rPr>
-        <w:t>Connect Transport Co., Ltd. (ผู้บริหาร, ฝ่าย CS, Dispatcher, การเงิน, พขร.)</w:t>
-      </w:r>
-      <w:r>
-        <w:rPr>
-          <w:rFonts w:ascii="Cordia New" w:hAnsi="Cordia New"/>
-          <w:sz w:val="28"/>
-        </w:rPr>
-        <w:t xml:space="preserve"> ใช้เป็นพิมพ์เขียวอ้างอิง (Baseline) ในการ </w:t>
-      </w:r>
-      <w:r>
-        <w:rPr>
-          <w:rFonts w:ascii="Cordia New" w:hAnsi="Cordia New"/>
-          <w:b/>
-          <w:sz w:val="28"/>
-        </w:rPr>
-        <w:t>วงกลม, ขีดฆ่า, เพิ่มเติมคอลัมน์, ปรับเปลี่ยนขั้นตอน, หรือแนบแบบฟอร์ม Excel ที่ใช้งานจริง</w:t>
-      </w:r>
-      <w:r>
-        <w:rPr>
-          <w:rFonts w:ascii="Cordia New" w:hAnsi="Cordia New"/>
-          <w:sz w:val="28"/>
-        </w:rPr>
-        <w:t xml:space="preserve"> แล้วส่งกลับมา เพื่อให้ผู้พัฒนาทำการปรับปรุงระบบทั้งระบบ (System Overhaul) ได้อย่างตรงจุดและไม่สูญเสียความสมบูรณ์ของโครงสร้างระบบ</w:t>
+        <w:t xml:space="preserve"> ทั้งหมดของบริษัท คอนเนค ทรานสปอร์ต จำกัด</w:t>
       </w:r>
     </w:p>
     <w:p>
@@ -277,6 +228,26 @@
     </w:p>
     <w:p>
       <w:pPr>
+        <w:pStyle w:val="ListBullet"/>
+      </w:pPr>
+      <w:r>
+        <w:rPr>
+          <w:rFonts w:ascii="Cordia New" w:hAnsi="Cordia New"/>
+          <w:b/>
+          <w:sz w:val="28"/>
+        </w:rPr>
+        <w:t>Field Operations:</w:t>
+      </w:r>
+      <w:r>
+        <w:rPr>
+          <w:rFonts w:ascii="Cordia New" w:hAnsi="Cordia New"/>
+          <w:sz w:val="28"/>
+        </w:rPr>
+        <w:t xml:space="preserve"> Driver Mobile Web App (100% ภาษาไทย, Mobile-First, Touch-Optimized)</w:t>
+      </w:r>
+    </w:p>
+    <w:p>
+      <w:pPr>
         <w:pBdr>
           <w:bottom w:val="single" w:sz="6" w:space="1" w:color="CBD5E1"/>
         </w:pBdr>
@@ -419,7 +390,7 @@
                 <w:color w:val="FFFFFF"/>
                 <w:sz w:val="26"/>
               </w:rPr>
-              <w:t>ช่องสำหรับทีมงานระบุการแก้ไข (To-Be)</w:t>
+              <w:t>หมายเหตุและการปรับปรุง (To-Be)</w:t>
             </w:r>
           </w:p>
         </w:tc>
@@ -532,7 +503,7 @@
                 <w:color w:val="334155"/>
                 <w:sz w:val="24"/>
               </w:rPr>
-              <w:t>plate_number</w:t>
+              <w:t>truck_name_id</w:t>
             </w:r>
           </w:p>
         </w:tc>
@@ -576,7 +547,7 @@
                 <w:color w:val="334155"/>
                 <w:sz w:val="24"/>
               </w:rPr>
-              <w:t>ป้ายทะเบียนรถ (Unique) เช่น 70-9821 กทม.</w:t>
+              <w:t>รหัสอ้างอิงรถแบบย่อ เช่น **รถคัน-1, รถคัน-2**</w:t>
             </w:r>
           </w:p>
         </w:tc>
@@ -598,6 +569,7 @@
                 <w:color w:val="334155"/>
                 <w:sz w:val="24"/>
               </w:rPr>
+              <w:t>**ใช้เป็นรหัสหลักในการจ่ายงาน**</w:t>
             </w:r>
           </w:p>
         </w:tc>
@@ -621,7 +593,7 @@
                 <w:color w:val="334155"/>
                 <w:sz w:val="24"/>
               </w:rPr>
-              <w:t>vehicle_type</w:t>
+              <w:t>plate_number</w:t>
             </w:r>
           </w:p>
         </w:tc>
@@ -665,7 +637,7 @@
                 <w:color w:val="334155"/>
                 <w:sz w:val="24"/>
               </w:rPr>
-              <w:t>ชนิดรถ: 4_wheel, 6_wheel, 10_wheel, trailer, semi_trailer</w:t>
+              <w:t>ป้ายทะเบียนรถ (Unique) เช่น 70-9821 กทม.</w:t>
             </w:r>
           </w:p>
         </w:tc>
@@ -687,6 +659,7 @@
                 <w:color w:val="334155"/>
                 <w:sz w:val="24"/>
               </w:rPr>
+              <w:t>แสดงควบคู่กับรหัสย่อ</w:t>
             </w:r>
           </w:p>
         </w:tc>
@@ -710,7 +683,7 @@
                 <w:color w:val="334155"/>
                 <w:sz w:val="24"/>
               </w:rPr>
-              <w:t>capacity_tons</w:t>
+              <w:t>truck_brand</w:t>
             </w:r>
           </w:p>
         </w:tc>
@@ -732,7 +705,7 @@
                 <w:color w:val="334155"/>
                 <w:sz w:val="24"/>
               </w:rPr>
-              <w:t>NUMERIC(10,2)</w:t>
+              <w:t>VARCHAR(50)</w:t>
             </w:r>
           </w:p>
         </w:tc>
@@ -754,7 +727,7 @@
                 <w:color w:val="334155"/>
                 <w:sz w:val="24"/>
               </w:rPr>
-              <w:t>น้ำหนักบรรทุกสูงสุด (ตัน)</w:t>
+              <w:t>ยี่ห้อรถ เช่น Hino, Isuzu, Scania</w:t>
             </w:r>
           </w:p>
         </w:tc>
@@ -776,6 +749,7 @@
                 <w:color w:val="334155"/>
                 <w:sz w:val="24"/>
               </w:rPr>
+              <w:t>เพิ่มตามเอกสารจริง</w:t>
             </w:r>
           </w:p>
         </w:tc>
@@ -799,7 +773,7 @@
                 <w:color w:val="334155"/>
                 <w:sz w:val="24"/>
               </w:rPr>
-              <w:t>iso_expiry_date</w:t>
+              <w:t>truck_model</w:t>
             </w:r>
           </w:p>
         </w:tc>
@@ -821,7 +795,7 @@
                 <w:color w:val="334155"/>
                 <w:sz w:val="24"/>
               </w:rPr>
-              <w:t>DATE</w:t>
+              <w:t>VARCHAR(50)</w:t>
             </w:r>
           </w:p>
         </w:tc>
@@ -843,7 +817,7 @@
                 <w:color w:val="334155"/>
                 <w:sz w:val="24"/>
               </w:rPr>
-              <w:t>วันหมดอายุตรวจสภาพ ISO 39001</w:t>
+              <w:t>รุ่นรถ เช่น Hino S700, Isuzu New Giga</w:t>
             </w:r>
           </w:p>
         </w:tc>
@@ -865,6 +839,7 @@
                 <w:color w:val="334155"/>
                 <w:sz w:val="24"/>
               </w:rPr>
+              <w:t>เพิ่มตามเอกสารจริง</w:t>
             </w:r>
           </w:p>
         </w:tc>
@@ -888,7 +863,7 @@
                 <w:color w:val="334155"/>
                 <w:sz w:val="24"/>
               </w:rPr>
-              <w:t>insurance_expiry_date</w:t>
+              <w:t>register_year</w:t>
             </w:r>
           </w:p>
         </w:tc>
@@ -910,7 +885,7 @@
                 <w:color w:val="334155"/>
                 <w:sz w:val="24"/>
               </w:rPr>
-              <w:t>DATE</w:t>
+              <w:t>VARCHAR(10)</w:t>
             </w:r>
           </w:p>
         </w:tc>
@@ -932,7 +907,7 @@
                 <w:color w:val="334155"/>
                 <w:sz w:val="24"/>
               </w:rPr>
-              <w:t>วันหมดอายุประกันภัยชั้น 1/3</w:t>
+              <w:t>ปีที่จดทะเบียน เช่น 2565</w:t>
             </w:r>
           </w:p>
         </w:tc>
@@ -954,6 +929,7 @@
                 <w:color w:val="334155"/>
                 <w:sz w:val="24"/>
               </w:rPr>
+              <w:t>เพิ่มตามเอกสารจริง</w:t>
             </w:r>
           </w:p>
         </w:tc>
@@ -977,7 +953,7 @@
                 <w:color w:val="334155"/>
                 <w:sz w:val="24"/>
               </w:rPr>
-              <w:t>act_expiry_date</w:t>
+              <w:t>vehicle_type</w:t>
             </w:r>
           </w:p>
         </w:tc>
@@ -999,7 +975,7 @@
                 <w:color w:val="334155"/>
                 <w:sz w:val="24"/>
               </w:rPr>
-              <w:t>DATE</w:t>
+              <w:t>VARCHAR(50)</w:t>
             </w:r>
           </w:p>
         </w:tc>
@@ -1021,7 +997,7 @@
                 <w:color w:val="334155"/>
                 <w:sz w:val="24"/>
               </w:rPr>
-              <w:t>วันหมดอายุ พรบ. ขนส่ง</w:t>
+              <w:t>ชนิดรถ: 4_wheel, 6_wheel, 10_wheel, trailer, semi_trailer</w:t>
             </w:r>
           </w:p>
         </w:tc>
@@ -1066,7 +1042,7 @@
                 <w:color w:val="334155"/>
                 <w:sz w:val="24"/>
               </w:rPr>
-              <w:t>status</w:t>
+              <w:t>capacity_tons</w:t>
             </w:r>
           </w:p>
         </w:tc>
@@ -1088,7 +1064,7 @@
                 <w:color w:val="334155"/>
                 <w:sz w:val="24"/>
               </w:rPr>
-              <w:t>VARCHAR(20)</w:t>
+              <w:t>NUMERIC(10,2)</w:t>
             </w:r>
           </w:p>
         </w:tc>
@@ -1110,7 +1086,7 @@
                 <w:color w:val="334155"/>
                 <w:sz w:val="24"/>
               </w:rPr>
-              <w:t>สถานะรถ: active (พร้อมใช้), maintenance (เข้าซ่อม), inactive</w:t>
+              <w:t>น้ำหนักบรรทุกสูงสุด (ตัน)</w:t>
             </w:r>
           </w:p>
         </w:tc>
@@ -1155,7 +1131,7 @@
                 <w:color w:val="334155"/>
                 <w:sz w:val="24"/>
               </w:rPr>
-              <w:t>created_at</w:t>
+              <w:t>driver_id</w:t>
             </w:r>
           </w:p>
         </w:tc>
@@ -1177,7 +1153,7 @@
                 <w:color w:val="334155"/>
                 <w:sz w:val="24"/>
               </w:rPr>
-              <w:t>TIMESTAMPTZ</w:t>
+              <w:t>UUID (FK)</w:t>
             </w:r>
           </w:p>
         </w:tc>
@@ -1199,7 +1175,7 @@
                 <w:color w:val="334155"/>
                 <w:sz w:val="24"/>
               </w:rPr>
-              <w:t>วันที่บันทึกข้อมูล</w:t>
+              <w:t>รหัสอ้างอิง พขร. ประจำรถ</w:t>
             </w:r>
           </w:p>
         </w:tc>
@@ -1221,6 +1197,7 @@
                 <w:color w:val="334155"/>
                 <w:sz w:val="24"/>
               </w:rPr>
+              <w:t>**ผูก รถ และ คนขับประจำรถ อัตโนมัติ**</w:t>
             </w:r>
           </w:p>
         </w:tc>
@@ -1244,7 +1221,7 @@
                 <w:color w:val="334155"/>
                 <w:sz w:val="24"/>
               </w:rPr>
-              <w:t>*(คอลัมน์ที่ต้องการเพิ่ม)*</w:t>
+              <w:t>insurance_expiry_date</w:t>
             </w:r>
           </w:p>
         </w:tc>
@@ -1266,6 +1243,7 @@
                 <w:color w:val="334155"/>
                 <w:sz w:val="24"/>
               </w:rPr>
+              <w:t>DATE</w:t>
             </w:r>
           </w:p>
         </w:tc>
@@ -1287,7 +1265,7 @@
                 <w:color w:val="334155"/>
                 <w:sz w:val="24"/>
               </w:rPr>
-              <w:t>*(เช่น ยี่ห้อรถ, เลขคัสซี, รหัส GPS, ประเภทยาง)*</w:t>
+              <w:t>วันหมดอายุประกันภัยชั้น 1/3</w:t>
             </w:r>
           </w:p>
         </w:tc>
@@ -1295,6 +1273,455 @@
           <w:tcPr>
             <w:tcW w:type="dxa" w:w="2484"/>
             <w:shd w:fill="F8FAFC"/>
+            <w:tcMar>
+              <w:top w:w="80" w:type="dxa"/>
+              <w:bottom w:w="80" w:type="dxa"/>
+              <w:left w:w="120" w:type="dxa"/>
+              <w:right w:w="120" w:type="dxa"/>
+            </w:tcMar>
+          </w:tcPr>
+          <w:p>
+            <w:r>
+              <w:rPr>
+                <w:rFonts w:ascii="Cordia New" w:hAnsi="Cordia New"/>
+                <w:color w:val="334155"/>
+                <w:sz w:val="24"/>
+              </w:rPr>
+              <w:t>ติดตามวันหมดอายุ</w:t>
+            </w:r>
+          </w:p>
+        </w:tc>
+      </w:tr>
+      <w:tr>
+        <w:tc>
+          <w:tcPr>
+            <w:tcW w:type="dxa" w:w="2484"/>
+            <w:shd w:fill="FFFFFF"/>
+            <w:tcMar>
+              <w:top w:w="80" w:type="dxa"/>
+              <w:bottom w:w="80" w:type="dxa"/>
+              <w:left w:w="120" w:type="dxa"/>
+              <w:right w:w="120" w:type="dxa"/>
+            </w:tcMar>
+          </w:tcPr>
+          <w:p>
+            <w:r>
+              <w:rPr>
+                <w:rFonts w:ascii="Cordia New" w:hAnsi="Cordia New"/>
+                <w:color w:val="334155"/>
+                <w:sz w:val="24"/>
+              </w:rPr>
+              <w:t>act_expiry_date</w:t>
+            </w:r>
+          </w:p>
+        </w:tc>
+        <w:tc>
+          <w:tcPr>
+            <w:tcW w:type="dxa" w:w="2484"/>
+            <w:shd w:fill="FFFFFF"/>
+            <w:tcMar>
+              <w:top w:w="80" w:type="dxa"/>
+              <w:bottom w:w="80" w:type="dxa"/>
+              <w:left w:w="120" w:type="dxa"/>
+              <w:right w:w="120" w:type="dxa"/>
+            </w:tcMar>
+          </w:tcPr>
+          <w:p>
+            <w:r>
+              <w:rPr>
+                <w:rFonts w:ascii="Cordia New" w:hAnsi="Cordia New"/>
+                <w:color w:val="334155"/>
+                <w:sz w:val="24"/>
+              </w:rPr>
+              <w:t>DATE</w:t>
+            </w:r>
+          </w:p>
+        </w:tc>
+        <w:tc>
+          <w:tcPr>
+            <w:tcW w:type="dxa" w:w="2484"/>
+            <w:shd w:fill="FFFFFF"/>
+            <w:tcMar>
+              <w:top w:w="80" w:type="dxa"/>
+              <w:bottom w:w="80" w:type="dxa"/>
+              <w:left w:w="120" w:type="dxa"/>
+              <w:right w:w="120" w:type="dxa"/>
+            </w:tcMar>
+          </w:tcPr>
+          <w:p>
+            <w:r>
+              <w:rPr>
+                <w:rFonts w:ascii="Cordia New" w:hAnsi="Cordia New"/>
+                <w:color w:val="334155"/>
+                <w:sz w:val="24"/>
+              </w:rPr>
+              <w:t>วันหมดอายุ พรบ. ขนส่ง</w:t>
+            </w:r>
+          </w:p>
+        </w:tc>
+        <w:tc>
+          <w:tcPr>
+            <w:tcW w:type="dxa" w:w="2484"/>
+            <w:shd w:fill="FFFFFF"/>
+            <w:tcMar>
+              <w:top w:w="80" w:type="dxa"/>
+              <w:bottom w:w="80" w:type="dxa"/>
+              <w:left w:w="120" w:type="dxa"/>
+              <w:right w:w="120" w:type="dxa"/>
+            </w:tcMar>
+          </w:tcPr>
+          <w:p>
+            <w:r>
+              <w:rPr>
+                <w:rFonts w:ascii="Cordia New" w:hAnsi="Cordia New"/>
+                <w:color w:val="334155"/>
+                <w:sz w:val="24"/>
+              </w:rPr>
+              <w:t>ติดตามวันหมดอายุ</w:t>
+            </w:r>
+          </w:p>
+        </w:tc>
+      </w:tr>
+      <w:tr>
+        <w:tc>
+          <w:tcPr>
+            <w:tcW w:type="dxa" w:w="2484"/>
+            <w:shd w:fill="F8FAFC"/>
+            <w:tcMar>
+              <w:top w:w="80" w:type="dxa"/>
+              <w:bottom w:w="80" w:type="dxa"/>
+              <w:left w:w="120" w:type="dxa"/>
+              <w:right w:w="120" w:type="dxa"/>
+            </w:tcMar>
+          </w:tcPr>
+          <w:p>
+            <w:r>
+              <w:rPr>
+                <w:rFonts w:ascii="Cordia New" w:hAnsi="Cordia New"/>
+                <w:color w:val="334155"/>
+                <w:sz w:val="24"/>
+              </w:rPr>
+              <w:t>tax_expiry_date</w:t>
+            </w:r>
+          </w:p>
+        </w:tc>
+        <w:tc>
+          <w:tcPr>
+            <w:tcW w:type="dxa" w:w="2484"/>
+            <w:shd w:fill="F8FAFC"/>
+            <w:tcMar>
+              <w:top w:w="80" w:type="dxa"/>
+              <w:bottom w:w="80" w:type="dxa"/>
+              <w:left w:w="120" w:type="dxa"/>
+              <w:right w:w="120" w:type="dxa"/>
+            </w:tcMar>
+          </w:tcPr>
+          <w:p>
+            <w:r>
+              <w:rPr>
+                <w:rFonts w:ascii="Cordia New" w:hAnsi="Cordia New"/>
+                <w:color w:val="334155"/>
+                <w:sz w:val="24"/>
+              </w:rPr>
+              <w:t>DATE</w:t>
+            </w:r>
+          </w:p>
+        </w:tc>
+        <w:tc>
+          <w:tcPr>
+            <w:tcW w:type="dxa" w:w="2484"/>
+            <w:shd w:fill="F8FAFC"/>
+            <w:tcMar>
+              <w:top w:w="80" w:type="dxa"/>
+              <w:bottom w:w="80" w:type="dxa"/>
+              <w:left w:w="120" w:type="dxa"/>
+              <w:right w:w="120" w:type="dxa"/>
+            </w:tcMar>
+          </w:tcPr>
+          <w:p>
+            <w:r>
+              <w:rPr>
+                <w:rFonts w:ascii="Cordia New" w:hAnsi="Cordia New"/>
+                <w:color w:val="334155"/>
+                <w:sz w:val="24"/>
+              </w:rPr>
+              <w:t>วันหมดอายุภาษีป้ายวงกลม</w:t>
+            </w:r>
+          </w:p>
+        </w:tc>
+        <w:tc>
+          <w:tcPr>
+            <w:tcW w:type="dxa" w:w="2484"/>
+            <w:shd w:fill="F8FAFC"/>
+            <w:tcMar>
+              <w:top w:w="80" w:type="dxa"/>
+              <w:bottom w:w="80" w:type="dxa"/>
+              <w:left w:w="120" w:type="dxa"/>
+              <w:right w:w="120" w:type="dxa"/>
+            </w:tcMar>
+          </w:tcPr>
+          <w:p>
+            <w:r>
+              <w:rPr>
+                <w:rFonts w:ascii="Cordia New" w:hAnsi="Cordia New"/>
+                <w:color w:val="334155"/>
+                <w:sz w:val="24"/>
+              </w:rPr>
+              <w:t>ติดตามวันหมดอายุ</w:t>
+            </w:r>
+          </w:p>
+        </w:tc>
+      </w:tr>
+      <w:tr>
+        <w:tc>
+          <w:tcPr>
+            <w:tcW w:type="dxa" w:w="2484"/>
+            <w:shd w:fill="FFFFFF"/>
+            <w:tcMar>
+              <w:top w:w="80" w:type="dxa"/>
+              <w:bottom w:w="80" w:type="dxa"/>
+              <w:left w:w="120" w:type="dxa"/>
+              <w:right w:w="120" w:type="dxa"/>
+            </w:tcMar>
+          </w:tcPr>
+          <w:p>
+            <w:r>
+              <w:rPr>
+                <w:rFonts w:ascii="Cordia New" w:hAnsi="Cordia New"/>
+                <w:color w:val="334155"/>
+                <w:sz w:val="24"/>
+              </w:rPr>
+              <w:t>gps_brand</w:t>
+            </w:r>
+          </w:p>
+        </w:tc>
+        <w:tc>
+          <w:tcPr>
+            <w:tcW w:type="dxa" w:w="2484"/>
+            <w:shd w:fill="FFFFFF"/>
+            <w:tcMar>
+              <w:top w:w="80" w:type="dxa"/>
+              <w:bottom w:w="80" w:type="dxa"/>
+              <w:left w:w="120" w:type="dxa"/>
+              <w:right w:w="120" w:type="dxa"/>
+            </w:tcMar>
+          </w:tcPr>
+          <w:p>
+            <w:r>
+              <w:rPr>
+                <w:rFonts w:ascii="Cordia New" w:hAnsi="Cordia New"/>
+                <w:color w:val="334155"/>
+                <w:sz w:val="24"/>
+              </w:rPr>
+              <w:t>VARCHAR(50)</w:t>
+            </w:r>
+          </w:p>
+        </w:tc>
+        <w:tc>
+          <w:tcPr>
+            <w:tcW w:type="dxa" w:w="2484"/>
+            <w:shd w:fill="FFFFFF"/>
+            <w:tcMar>
+              <w:top w:w="80" w:type="dxa"/>
+              <w:bottom w:w="80" w:type="dxa"/>
+              <w:left w:w="120" w:type="dxa"/>
+              <w:right w:w="120" w:type="dxa"/>
+            </w:tcMar>
+          </w:tcPr>
+          <w:p>
+            <w:r>
+              <w:rPr>
+                <w:rFonts w:ascii="Cordia New" w:hAnsi="Cordia New"/>
+                <w:color w:val="334155"/>
+                <w:sz w:val="24"/>
+              </w:rPr>
+              <w:t>ยี่ห้อ GPS เช่น DTC, Hino Connect</w:t>
+            </w:r>
+          </w:p>
+        </w:tc>
+        <w:tc>
+          <w:tcPr>
+            <w:tcW w:type="dxa" w:w="2484"/>
+            <w:shd w:fill="FFFFFF"/>
+            <w:tcMar>
+              <w:top w:w="80" w:type="dxa"/>
+              <w:bottom w:w="80" w:type="dxa"/>
+              <w:left w:w="120" w:type="dxa"/>
+              <w:right w:w="120" w:type="dxa"/>
+            </w:tcMar>
+          </w:tcPr>
+          <w:p>
+            <w:r>
+              <w:rPr>
+                <w:rFonts w:ascii="Cordia New" w:hAnsi="Cordia New"/>
+                <w:color w:val="334155"/>
+                <w:sz w:val="24"/>
+              </w:rPr>
+              <w:t>เพิ่มตามเอกสารจริง</w:t>
+            </w:r>
+          </w:p>
+        </w:tc>
+      </w:tr>
+      <w:tr>
+        <w:tc>
+          <w:tcPr>
+            <w:tcW w:type="dxa" w:w="2484"/>
+            <w:shd w:fill="F8FAFC"/>
+            <w:tcMar>
+              <w:top w:w="80" w:type="dxa"/>
+              <w:bottom w:w="80" w:type="dxa"/>
+              <w:left w:w="120" w:type="dxa"/>
+              <w:right w:w="120" w:type="dxa"/>
+            </w:tcMar>
+          </w:tcPr>
+          <w:p>
+            <w:r>
+              <w:rPr>
+                <w:rFonts w:ascii="Cordia New" w:hAnsi="Cordia New"/>
+                <w:color w:val="334155"/>
+                <w:sz w:val="24"/>
+              </w:rPr>
+              <w:t>status</w:t>
+            </w:r>
+          </w:p>
+        </w:tc>
+        <w:tc>
+          <w:tcPr>
+            <w:tcW w:type="dxa" w:w="2484"/>
+            <w:shd w:fill="F8FAFC"/>
+            <w:tcMar>
+              <w:top w:w="80" w:type="dxa"/>
+              <w:bottom w:w="80" w:type="dxa"/>
+              <w:left w:w="120" w:type="dxa"/>
+              <w:right w:w="120" w:type="dxa"/>
+            </w:tcMar>
+          </w:tcPr>
+          <w:p>
+            <w:r>
+              <w:rPr>
+                <w:rFonts w:ascii="Cordia New" w:hAnsi="Cordia New"/>
+                <w:color w:val="334155"/>
+                <w:sz w:val="24"/>
+              </w:rPr>
+              <w:t>VARCHAR(20)</w:t>
+            </w:r>
+          </w:p>
+        </w:tc>
+        <w:tc>
+          <w:tcPr>
+            <w:tcW w:type="dxa" w:w="2484"/>
+            <w:shd w:fill="F8FAFC"/>
+            <w:tcMar>
+              <w:top w:w="80" w:type="dxa"/>
+              <w:bottom w:w="80" w:type="dxa"/>
+              <w:left w:w="120" w:type="dxa"/>
+              <w:right w:w="120" w:type="dxa"/>
+            </w:tcMar>
+          </w:tcPr>
+          <w:p>
+            <w:r>
+              <w:rPr>
+                <w:rFonts w:ascii="Cordia New" w:hAnsi="Cordia New"/>
+                <w:color w:val="334155"/>
+                <w:sz w:val="24"/>
+              </w:rPr>
+              <w:t>สถานะรถ: active (พร้อมใช้), maintenance (เข้าซ่อม), inactive</w:t>
+            </w:r>
+          </w:p>
+        </w:tc>
+        <w:tc>
+          <w:tcPr>
+            <w:tcW w:type="dxa" w:w="2484"/>
+            <w:shd w:fill="F8FAFC"/>
+            <w:tcMar>
+              <w:top w:w="80" w:type="dxa"/>
+              <w:bottom w:w="80" w:type="dxa"/>
+              <w:left w:w="120" w:type="dxa"/>
+              <w:right w:w="120" w:type="dxa"/>
+            </w:tcMar>
+          </w:tcPr>
+          <w:p>
+            <w:r>
+              <w:rPr>
+                <w:rFonts w:ascii="Cordia New" w:hAnsi="Cordia New"/>
+                <w:color w:val="334155"/>
+                <w:sz w:val="24"/>
+              </w:rPr>
+            </w:r>
+          </w:p>
+        </w:tc>
+      </w:tr>
+      <w:tr>
+        <w:tc>
+          <w:tcPr>
+            <w:tcW w:type="dxa" w:w="2484"/>
+            <w:shd w:fill="FFFFFF"/>
+            <w:tcMar>
+              <w:top w:w="80" w:type="dxa"/>
+              <w:bottom w:w="80" w:type="dxa"/>
+              <w:left w:w="120" w:type="dxa"/>
+              <w:right w:w="120" w:type="dxa"/>
+            </w:tcMar>
+          </w:tcPr>
+          <w:p>
+            <w:r>
+              <w:rPr>
+                <w:rFonts w:ascii="Cordia New" w:hAnsi="Cordia New"/>
+                <w:color w:val="334155"/>
+                <w:sz w:val="24"/>
+              </w:rPr>
+              <w:t>created_at</w:t>
+            </w:r>
+          </w:p>
+        </w:tc>
+        <w:tc>
+          <w:tcPr>
+            <w:tcW w:type="dxa" w:w="2484"/>
+            <w:shd w:fill="FFFFFF"/>
+            <w:tcMar>
+              <w:top w:w="80" w:type="dxa"/>
+              <w:bottom w:w="80" w:type="dxa"/>
+              <w:left w:w="120" w:type="dxa"/>
+              <w:right w:w="120" w:type="dxa"/>
+            </w:tcMar>
+          </w:tcPr>
+          <w:p>
+            <w:r>
+              <w:rPr>
+                <w:rFonts w:ascii="Cordia New" w:hAnsi="Cordia New"/>
+                <w:color w:val="334155"/>
+                <w:sz w:val="24"/>
+              </w:rPr>
+              <w:t>TIMESTAMPTZ</w:t>
+            </w:r>
+          </w:p>
+        </w:tc>
+        <w:tc>
+          <w:tcPr>
+            <w:tcW w:type="dxa" w:w="2484"/>
+            <w:shd w:fill="FFFFFF"/>
+            <w:tcMar>
+              <w:top w:w="80" w:type="dxa"/>
+              <w:bottom w:w="80" w:type="dxa"/>
+              <w:left w:w="120" w:type="dxa"/>
+              <w:right w:w="120" w:type="dxa"/>
+            </w:tcMar>
+          </w:tcPr>
+          <w:p>
+            <w:r>
+              <w:rPr>
+                <w:rFonts w:ascii="Cordia New" w:hAnsi="Cordia New"/>
+                <w:color w:val="334155"/>
+                <w:sz w:val="24"/>
+              </w:rPr>
+              <w:t>วันที่บันทึกข้อมูล</w:t>
+            </w:r>
+          </w:p>
+        </w:tc>
+        <w:tc>
+          <w:tcPr>
+            <w:tcW w:type="dxa" w:w="2484"/>
+            <w:shd w:fill="FFFFFF"/>
             <w:tcMar>
               <w:top w:w="80" w:type="dxa"/>
               <w:bottom w:w="80" w:type="dxa"/>
@@ -1315,6 +1742,45 @@
       </w:tr>
     </w:tbl>
     <w:p/>
+    <w:p>
+      <w:r>
+        <w:rPr>
+          <w:rFonts w:ascii="Cordia New" w:hAnsi="Cordia New"/>
+          <w:sz w:val="28"/>
+        </w:rPr>
+        <w:t xml:space="preserve">&gt; </w:t>
+      </w:r>
+      <w:r>
+        <w:rPr>
+          <w:rFonts w:ascii="Cordia New" w:hAnsi="Cordia New"/>
+          <w:b/>
+          <w:sz w:val="28"/>
+        </w:rPr>
+        <w:t>💡 Remark 2.1:</w:t>
+      </w:r>
+      <w:r>
+        <w:rPr>
+          <w:rFonts w:ascii="Cordia New" w:hAnsi="Cordia New"/>
+          <w:sz w:val="28"/>
+        </w:rPr>
+        <w:t xml:space="preserve"> ตามการทำงานจริง มีการผูก "รถ" และ "คนขับประจำรถ" ไว้ด้วยกัน ในขั้นตอนการจ่ายงาน (Assign) ให้เลือกจาก </w:t>
+      </w:r>
+      <w:r>
+        <w:rPr>
+          <w:rFonts w:ascii="Consolas" w:hAnsi="Consolas"/>
+          <w:color w:val="0F172A"/>
+          <w:sz w:val="24"/>
+        </w:rPr>
+        <w:t>truck_name_id</w:t>
+      </w:r>
+      <w:r>
+        <w:rPr>
+          <w:rFonts w:ascii="Cordia New" w:hAnsi="Cordia New"/>
+          <w:sz w:val="28"/>
+        </w:rPr>
+        <w:t xml:space="preserve"> (เช่น รถคัน-1, รถคัน-2) ก็จะได้ทั้งรถและคนขับทันที หากมีการเปลี่ยนคนขับ ให้ไปจัดการที่ Master File รถ</w:t>
+      </w:r>
+    </w:p>
     <w:p>
       <w:pPr>
         <w:pBdr>
@@ -1445,7 +1911,7 @@
                 <w:color w:val="FFFFFF"/>
                 <w:sz w:val="26"/>
               </w:rPr>
-              <w:t>ช่องสำหรับทีมงานระบุการแก้ไข (To-Be)</w:t>
+              <w:t>หมายเหตุและการปรับปรุง (To-Be)</w:t>
             </w:r>
           </w:p>
         </w:tc>
@@ -1736,7 +2202,7 @@
                 <w:color w:val="334155"/>
                 <w:sz w:val="24"/>
               </w:rPr>
-              <w:t>license_number</w:t>
+              <w:t>id_number</w:t>
             </w:r>
           </w:p>
         </w:tc>
@@ -1758,7 +2224,7 @@
                 <w:color w:val="334155"/>
                 <w:sz w:val="24"/>
               </w:rPr>
-              <w:t>VARCHAR(50)</w:t>
+              <w:t>VARCHAR(20)</w:t>
             </w:r>
           </w:p>
         </w:tc>
@@ -1780,7 +2246,7 @@
                 <w:color w:val="334155"/>
                 <w:sz w:val="24"/>
               </w:rPr>
-              <w:t>เลขที่ใบขับขี่ (เช่น ท.4-xxxxxxx)</w:t>
+              <w:t>เลขประจำตัวประชาชน 13 หลัก</w:t>
             </w:r>
           </w:p>
         </w:tc>
@@ -1802,6 +2268,7 @@
                 <w:color w:val="334155"/>
                 <w:sz w:val="24"/>
               </w:rPr>
+              <w:t>เพิ่มตามเอกสารจริง</w:t>
             </w:r>
           </w:p>
         </w:tc>
@@ -1825,7 +2292,7 @@
                 <w:color w:val="334155"/>
                 <w:sz w:val="24"/>
               </w:rPr>
-              <w:t>license_expiry_date</w:t>
+              <w:t>license_number</w:t>
             </w:r>
           </w:p>
         </w:tc>
@@ -1847,7 +2314,7 @@
                 <w:color w:val="334155"/>
                 <w:sz w:val="24"/>
               </w:rPr>
-              <w:t>DATE</w:t>
+              <w:t>VARCHAR(50)</w:t>
             </w:r>
           </w:p>
         </w:tc>
@@ -1869,7 +2336,7 @@
                 <w:color w:val="334155"/>
                 <w:sz w:val="24"/>
               </w:rPr>
-              <w:t>วันหมดอายุใบอนุญาตขับขี่</w:t>
+              <w:t>เลขที่ใบขับขี่ (เช่น ท.4-xxxxxxx)</w:t>
             </w:r>
           </w:p>
         </w:tc>
@@ -1914,7 +2381,7 @@
                 <w:color w:val="334155"/>
                 <w:sz w:val="24"/>
               </w:rPr>
-              <w:t>daily_rate</w:t>
+              <w:t>license_expiry_date</w:t>
             </w:r>
           </w:p>
         </w:tc>
@@ -1936,7 +2403,7 @@
                 <w:color w:val="334155"/>
                 <w:sz w:val="24"/>
               </w:rPr>
-              <w:t>NUMERIC(10,2)</w:t>
+              <w:t>DATE</w:t>
             </w:r>
           </w:p>
         </w:tc>
@@ -1958,7 +2425,7 @@
                 <w:color w:val="334155"/>
                 <w:sz w:val="24"/>
               </w:rPr>
-              <w:t>เบี้ยเลี้ยงพื้นฐานรายวัน (ค่าเริ่มต้น 500-650 บ.)</w:t>
+              <w:t>วันหมดอายุใบอนุญาตขับขี่</w:t>
             </w:r>
           </w:p>
         </w:tc>
@@ -1980,6 +2447,7 @@
                 <w:color w:val="334155"/>
                 <w:sz w:val="24"/>
               </w:rPr>
+              <w:t>ติดตามวันหมดอายุ</w:t>
             </w:r>
           </w:p>
         </w:tc>
@@ -2003,7 +2471,7 @@
                 <w:color w:val="334155"/>
                 <w:sz w:val="24"/>
               </w:rPr>
-              <w:t>status</w:t>
+              <w:t>photo</w:t>
             </w:r>
           </w:p>
         </w:tc>
@@ -2025,7 +2493,7 @@
                 <w:color w:val="334155"/>
                 <w:sz w:val="24"/>
               </w:rPr>
-              <w:t>VARCHAR(20)</w:t>
+              <w:t>TEXT</w:t>
             </w:r>
           </w:p>
         </w:tc>
@@ -2047,7 +2515,7 @@
                 <w:color w:val="334155"/>
                 <w:sz w:val="24"/>
               </w:rPr>
-              <w:t>สถานะ: available (พร้อมวิ่ง), on_job (กำลังวิ่งงาน), leave (ลา)</w:t>
+              <w:t>รูปถ่ายพนักงาน / ลิงก์รูปถ่าย</w:t>
             </w:r>
           </w:p>
         </w:tc>
@@ -2069,6 +2537,7 @@
                 <w:color w:val="334155"/>
                 <w:sz w:val="24"/>
               </w:rPr>
+              <w:t>เพิ่มตามเอกสารจริง</w:t>
             </w:r>
           </w:p>
         </w:tc>
@@ -2092,7 +2561,7 @@
                 <w:color w:val="334155"/>
                 <w:sz w:val="24"/>
               </w:rPr>
-              <w:t>*(คอลัมน์ที่ต้องการเพิ่ม)*</w:t>
+              <w:t>daily_rate</w:t>
             </w:r>
           </w:p>
         </w:tc>
@@ -2114,6 +2583,7 @@
                 <w:color w:val="334155"/>
                 <w:sz w:val="24"/>
               </w:rPr>
+              <w:t>NUMERIC(10,2)</w:t>
             </w:r>
           </w:p>
         </w:tc>
@@ -2135,7 +2605,7 @@
                 <w:color w:val="334155"/>
                 <w:sz w:val="24"/>
               </w:rPr>
-              <w:t>*(เช่น รหัสพนักงาน, เลขบัตร ปชช., วงเงินเบิกล่วงหน้าสูงสุด)*</w:t>
+              <w:t>เบี้ยเลี้ยงพื้นฐานรายวัน (ค่าเริ่มต้น 500-650 บ.)</w:t>
             </w:r>
           </w:p>
         </w:tc>
@@ -2143,6 +2613,95 @@
           <w:tcPr>
             <w:tcW w:type="dxa" w:w="2484"/>
             <w:shd w:fill="F8FAFC"/>
+            <w:tcMar>
+              <w:top w:w="80" w:type="dxa"/>
+              <w:bottom w:w="80" w:type="dxa"/>
+              <w:left w:w="120" w:type="dxa"/>
+              <w:right w:w="120" w:type="dxa"/>
+            </w:tcMar>
+          </w:tcPr>
+          <w:p>
+            <w:r>
+              <w:rPr>
+                <w:rFonts w:ascii="Cordia New" w:hAnsi="Cordia New"/>
+                <w:color w:val="334155"/>
+                <w:sz w:val="24"/>
+              </w:rPr>
+            </w:r>
+          </w:p>
+        </w:tc>
+      </w:tr>
+      <w:tr>
+        <w:tc>
+          <w:tcPr>
+            <w:tcW w:type="dxa" w:w="2484"/>
+            <w:shd w:fill="FFFFFF"/>
+            <w:tcMar>
+              <w:top w:w="80" w:type="dxa"/>
+              <w:bottom w:w="80" w:type="dxa"/>
+              <w:left w:w="120" w:type="dxa"/>
+              <w:right w:w="120" w:type="dxa"/>
+            </w:tcMar>
+          </w:tcPr>
+          <w:p>
+            <w:r>
+              <w:rPr>
+                <w:rFonts w:ascii="Cordia New" w:hAnsi="Cordia New"/>
+                <w:color w:val="334155"/>
+                <w:sz w:val="24"/>
+              </w:rPr>
+              <w:t>status</w:t>
+            </w:r>
+          </w:p>
+        </w:tc>
+        <w:tc>
+          <w:tcPr>
+            <w:tcW w:type="dxa" w:w="2484"/>
+            <w:shd w:fill="FFFFFF"/>
+            <w:tcMar>
+              <w:top w:w="80" w:type="dxa"/>
+              <w:bottom w:w="80" w:type="dxa"/>
+              <w:left w:w="120" w:type="dxa"/>
+              <w:right w:w="120" w:type="dxa"/>
+            </w:tcMar>
+          </w:tcPr>
+          <w:p>
+            <w:r>
+              <w:rPr>
+                <w:rFonts w:ascii="Cordia New" w:hAnsi="Cordia New"/>
+                <w:color w:val="334155"/>
+                <w:sz w:val="24"/>
+              </w:rPr>
+              <w:t>VARCHAR(20)</w:t>
+            </w:r>
+          </w:p>
+        </w:tc>
+        <w:tc>
+          <w:tcPr>
+            <w:tcW w:type="dxa" w:w="2484"/>
+            <w:shd w:fill="FFFFFF"/>
+            <w:tcMar>
+              <w:top w:w="80" w:type="dxa"/>
+              <w:bottom w:w="80" w:type="dxa"/>
+              <w:left w:w="120" w:type="dxa"/>
+              <w:right w:w="120" w:type="dxa"/>
+            </w:tcMar>
+          </w:tcPr>
+          <w:p>
+            <w:r>
+              <w:rPr>
+                <w:rFonts w:ascii="Cordia New" w:hAnsi="Cordia New"/>
+                <w:color w:val="334155"/>
+                <w:sz w:val="24"/>
+              </w:rPr>
+              <w:t>สถานะ: available (พร้อมวิ่ง), on_job (กำลังวิ่งงาน), leave (ลา)</w:t>
+            </w:r>
+          </w:p>
+        </w:tc>
+        <w:tc>
+          <w:tcPr>
+            <w:tcW w:type="dxa" w:w="2484"/>
+            <w:shd w:fill="FFFFFF"/>
             <w:tcMar>
               <w:top w:w="80" w:type="dxa"/>
               <w:bottom w:w="80" w:type="dxa"/>
@@ -2293,7 +2852,7 @@
                 <w:color w:val="FFFFFF"/>
                 <w:sz w:val="26"/>
               </w:rPr>
-              <w:t>ช่องสำหรับทีมงานระบุการแก้ไข (To-Be)</w:t>
+              <w:t>หมายเหตุและการปรับปรุง (To-Be)</w:t>
             </w:r>
           </w:p>
         </w:tc>
@@ -2450,7 +3009,7 @@
                 <w:color w:val="334155"/>
                 <w:sz w:val="24"/>
               </w:rPr>
-              <w:t>ชื่อบริษัทลูกค้า (เช่น บจก. สยาม โลจิสติกส์)</w:t>
+              <w:t>ชื่อบริษัทลูกค้า (เช่น บจก. ปทุม ทรานสปอร์ต)</w:t>
             </w:r>
           </w:p>
         </w:tc>
@@ -2472,6 +3031,7 @@
                 <w:color w:val="334155"/>
                 <w:sz w:val="24"/>
               </w:rPr>
+              <w:t>สำหรับออกใบแจ้งหนี้</w:t>
             </w:r>
           </w:p>
         </w:tc>
@@ -2495,7 +3055,7 @@
                 <w:color w:val="334155"/>
                 <w:sz w:val="24"/>
               </w:rPr>
-              <w:t>tax_id</w:t>
+              <w:t>branch</w:t>
             </w:r>
           </w:p>
         </w:tc>
@@ -2539,7 +3099,7 @@
                 <w:color w:val="334155"/>
                 <w:sz w:val="24"/>
               </w:rPr>
-              <w:t>เลขประจำตัวผู้เสียภาษี 13 หลัก</w:t>
+              <w:t>สาขา เช่น สำนักงานใหญ่, สาขาที่ 00001</w:t>
             </w:r>
           </w:p>
         </w:tc>
@@ -2561,6 +3121,7 @@
                 <w:color w:val="334155"/>
                 <w:sz w:val="24"/>
               </w:rPr>
+              <w:t>เพิ่มตามเอกสารจริง</w:t>
             </w:r>
           </w:p>
         </w:tc>
@@ -2584,7 +3145,7 @@
                 <w:color w:val="334155"/>
                 <w:sz w:val="24"/>
               </w:rPr>
-              <w:t>contact_name</w:t>
+              <w:t>tax_id</w:t>
             </w:r>
           </w:p>
         </w:tc>
@@ -2606,7 +3167,7 @@
                 <w:color w:val="334155"/>
                 <w:sz w:val="24"/>
               </w:rPr>
-              <w:t>VARCHAR(150)</w:t>
+              <w:t>VARCHAR(50)</w:t>
             </w:r>
           </w:p>
         </w:tc>
@@ -2628,7 +3189,7 @@
                 <w:color w:val="334155"/>
                 <w:sz w:val="24"/>
               </w:rPr>
-              <w:t>ชื่อผู้ประสานงาน / ฝ่ายจัดส่ง</w:t>
+              <w:t>เลขประจำตัวผู้เสียภาษี 13 หลัก</w:t>
             </w:r>
           </w:p>
         </w:tc>
@@ -2650,6 +3211,7 @@
                 <w:color w:val="334155"/>
                 <w:sz w:val="24"/>
               </w:rPr>
+              <w:t>สำหรับออกใบแจ้งหนี้ / ภ.พ.20</w:t>
             </w:r>
           </w:p>
         </w:tc>
@@ -2673,7 +3235,7 @@
                 <w:color w:val="334155"/>
                 <w:sz w:val="24"/>
               </w:rPr>
-              <w:t>phone</w:t>
+              <w:t>contact_name</w:t>
             </w:r>
           </w:p>
         </w:tc>
@@ -2695,7 +3257,7 @@
                 <w:color w:val="334155"/>
                 <w:sz w:val="24"/>
               </w:rPr>
-              <w:t>VARCHAR(50)</w:t>
+              <w:t>VARCHAR(150)</w:t>
             </w:r>
           </w:p>
         </w:tc>
@@ -2717,7 +3279,7 @@
                 <w:color w:val="334155"/>
                 <w:sz w:val="24"/>
               </w:rPr>
-              <w:t>เบอร์โทรศัพท์</w:t>
+              <w:t>ชื่อผู้ประสานงาน / ฝ่ายจัดส่ง</w:t>
             </w:r>
           </w:p>
         </w:tc>
@@ -2762,7 +3324,7 @@
                 <w:color w:val="334155"/>
                 <w:sz w:val="24"/>
               </w:rPr>
-              <w:t>email</w:t>
+              <w:t>phone</w:t>
             </w:r>
           </w:p>
         </w:tc>
@@ -2784,7 +3346,7 @@
                 <w:color w:val="334155"/>
                 <w:sz w:val="24"/>
               </w:rPr>
-              <w:t>VARCHAR(100)</w:t>
+              <w:t>VARCHAR(50)</w:t>
             </w:r>
           </w:p>
         </w:tc>
@@ -2806,7 +3368,7 @@
                 <w:color w:val="334155"/>
                 <w:sz w:val="24"/>
               </w:rPr>
-              <w:t>อีเมลสำหรับส่งเอกสาร / วางบิล</w:t>
+              <w:t>เบอร์โทรศัพท์</w:t>
             </w:r>
           </w:p>
         </w:tc>
@@ -2851,7 +3413,7 @@
                 <w:color w:val="334155"/>
                 <w:sz w:val="24"/>
               </w:rPr>
-              <w:t>address</w:t>
+              <w:t>email</w:t>
             </w:r>
           </w:p>
         </w:tc>
@@ -2873,7 +3435,7 @@
                 <w:color w:val="334155"/>
                 <w:sz w:val="24"/>
               </w:rPr>
-              <w:t>TEXT</w:t>
+              <w:t>VARCHAR(100)</w:t>
             </w:r>
           </w:p>
         </w:tc>
@@ -2895,7 +3457,7 @@
                 <w:color w:val="334155"/>
                 <w:sz w:val="24"/>
               </w:rPr>
-              <w:t>ที่อยู่ตามภพ.20 สำหรับออกใบแจ้งหนี้</w:t>
+              <w:t>อีเมลสำหรับส่งเอกสาร / วางบิล</w:t>
             </w:r>
           </w:p>
         </w:tc>
@@ -2940,7 +3502,7 @@
                 <w:color w:val="334155"/>
                 <w:sz w:val="24"/>
               </w:rPr>
-              <w:t>*(คอลัมน์ที่ต้องการเพิ่ม)*</w:t>
+              <w:t>address</w:t>
             </w:r>
           </w:p>
         </w:tc>
@@ -2962,6 +3524,7 @@
                 <w:color w:val="334155"/>
                 <w:sz w:val="24"/>
               </w:rPr>
+              <w:t>TEXT</w:t>
             </w:r>
           </w:p>
         </w:tc>
@@ -2983,7 +3546,7 @@
                 <w:color w:val="334155"/>
                 <w:sz w:val="24"/>
               </w:rPr>
-              <w:t>*(เช่น เครดิตเทอมกี่วัน, สายเรือหลักที่ใช้, เงื่อนไขวางบิล)*</w:t>
+              <w:t>ที่อยู่ตาม ภ.พ.20 สำหรับออกใบแจ้งหนี้</w:t>
             </w:r>
           </w:p>
         </w:tc>
@@ -3005,6 +3568,277 @@
                 <w:color w:val="334155"/>
                 <w:sz w:val="24"/>
               </w:rPr>
+              <w:t>แสดงบนหัวบิลและจดหมายท่าเรือ</w:t>
+            </w:r>
+          </w:p>
+        </w:tc>
+      </w:tr>
+      <w:tr>
+        <w:tc>
+          <w:tcPr>
+            <w:tcW w:type="dxa" w:w="2484"/>
+            <w:shd w:fill="FFFFFF"/>
+            <w:tcMar>
+              <w:top w:w="80" w:type="dxa"/>
+              <w:bottom w:w="80" w:type="dxa"/>
+              <w:left w:w="120" w:type="dxa"/>
+              <w:right w:w="120" w:type="dxa"/>
+            </w:tcMar>
+          </w:tcPr>
+          <w:p>
+            <w:r>
+              <w:rPr>
+                <w:rFonts w:ascii="Cordia New" w:hAnsi="Cordia New"/>
+                <w:color w:val="334155"/>
+                <w:sz w:val="24"/>
+              </w:rPr>
+              <w:t>credit_term_days</w:t>
+            </w:r>
+          </w:p>
+        </w:tc>
+        <w:tc>
+          <w:tcPr>
+            <w:tcW w:type="dxa" w:w="2484"/>
+            <w:shd w:fill="FFFFFF"/>
+            <w:tcMar>
+              <w:top w:w="80" w:type="dxa"/>
+              <w:bottom w:w="80" w:type="dxa"/>
+              <w:left w:w="120" w:type="dxa"/>
+              <w:right w:w="120" w:type="dxa"/>
+            </w:tcMar>
+          </w:tcPr>
+          <w:p>
+            <w:r>
+              <w:rPr>
+                <w:rFonts w:ascii="Cordia New" w:hAnsi="Cordia New"/>
+                <w:color w:val="334155"/>
+                <w:sz w:val="24"/>
+              </w:rPr>
+              <w:t>INTEGER</w:t>
+            </w:r>
+          </w:p>
+        </w:tc>
+        <w:tc>
+          <w:tcPr>
+            <w:tcW w:type="dxa" w:w="2484"/>
+            <w:shd w:fill="FFFFFF"/>
+            <w:tcMar>
+              <w:top w:w="80" w:type="dxa"/>
+              <w:bottom w:w="80" w:type="dxa"/>
+              <w:left w:w="120" w:type="dxa"/>
+              <w:right w:w="120" w:type="dxa"/>
+            </w:tcMar>
+          </w:tcPr>
+          <w:p>
+            <w:r>
+              <w:rPr>
+                <w:rFonts w:ascii="Cordia New" w:hAnsi="Cordia New"/>
+                <w:color w:val="334155"/>
+                <w:sz w:val="24"/>
+              </w:rPr>
+              <w:t>เครดิตเทอม (วัน) เช่น 15, 30 วัน</w:t>
+            </w:r>
+          </w:p>
+        </w:tc>
+        <w:tc>
+          <w:tcPr>
+            <w:tcW w:type="dxa" w:w="2484"/>
+            <w:shd w:fill="FFFFFF"/>
+            <w:tcMar>
+              <w:top w:w="80" w:type="dxa"/>
+              <w:bottom w:w="80" w:type="dxa"/>
+              <w:left w:w="120" w:type="dxa"/>
+              <w:right w:w="120" w:type="dxa"/>
+            </w:tcMar>
+          </w:tcPr>
+          <w:p>
+            <w:r>
+              <w:rPr>
+                <w:rFonts w:ascii="Cordia New" w:hAnsi="Cordia New"/>
+                <w:color w:val="334155"/>
+                <w:sz w:val="24"/>
+              </w:rPr>
+              <w:t>เพิ่มตามเอกสารจริง</w:t>
+            </w:r>
+          </w:p>
+        </w:tc>
+      </w:tr>
+      <w:tr>
+        <w:tc>
+          <w:tcPr>
+            <w:tcW w:type="dxa" w:w="2484"/>
+            <w:shd w:fill="F8FAFC"/>
+            <w:tcMar>
+              <w:top w:w="80" w:type="dxa"/>
+              <w:bottom w:w="80" w:type="dxa"/>
+              <w:left w:w="120" w:type="dxa"/>
+              <w:right w:w="120" w:type="dxa"/>
+            </w:tcMar>
+          </w:tcPr>
+          <w:p>
+            <w:r>
+              <w:rPr>
+                <w:rFonts w:ascii="Cordia New" w:hAnsi="Cordia New"/>
+                <w:color w:val="334155"/>
+                <w:sz w:val="24"/>
+              </w:rPr>
+              <w:t>shipper_name</w:t>
+            </w:r>
+          </w:p>
+        </w:tc>
+        <w:tc>
+          <w:tcPr>
+            <w:tcW w:type="dxa" w:w="2484"/>
+            <w:shd w:fill="F8FAFC"/>
+            <w:tcMar>
+              <w:top w:w="80" w:type="dxa"/>
+              <w:bottom w:w="80" w:type="dxa"/>
+              <w:left w:w="120" w:type="dxa"/>
+              <w:right w:w="120" w:type="dxa"/>
+            </w:tcMar>
+          </w:tcPr>
+          <w:p>
+            <w:r>
+              <w:rPr>
+                <w:rFonts w:ascii="Cordia New" w:hAnsi="Cordia New"/>
+                <w:color w:val="334155"/>
+                <w:sz w:val="24"/>
+              </w:rPr>
+              <w:t>VARCHAR(200)</w:t>
+            </w:r>
+          </w:p>
+        </w:tc>
+        <w:tc>
+          <w:tcPr>
+            <w:tcW w:type="dxa" w:w="2484"/>
+            <w:shd w:fill="F8FAFC"/>
+            <w:tcMar>
+              <w:top w:w="80" w:type="dxa"/>
+              <w:bottom w:w="80" w:type="dxa"/>
+              <w:left w:w="120" w:type="dxa"/>
+              <w:right w:w="120" w:type="dxa"/>
+            </w:tcMar>
+          </w:tcPr>
+          <w:p>
+            <w:r>
+              <w:rPr>
+                <w:rFonts w:ascii="Cordia New" w:hAnsi="Cordia New"/>
+                <w:color w:val="334155"/>
+                <w:sz w:val="24"/>
+              </w:rPr>
+              <w:t>ชื่อ Shipper ประจำบนเอกสาร B/L</w:t>
+            </w:r>
+          </w:p>
+        </w:tc>
+        <w:tc>
+          <w:tcPr>
+            <w:tcW w:type="dxa" w:w="2484"/>
+            <w:shd w:fill="F8FAFC"/>
+            <w:tcMar>
+              <w:top w:w="80" w:type="dxa"/>
+              <w:bottom w:w="80" w:type="dxa"/>
+              <w:left w:w="120" w:type="dxa"/>
+              <w:right w:w="120" w:type="dxa"/>
+            </w:tcMar>
+          </w:tcPr>
+          <w:p>
+            <w:r>
+              <w:rPr>
+                <w:rFonts w:ascii="Cordia New" w:hAnsi="Cordia New"/>
+                <w:color w:val="334155"/>
+                <w:sz w:val="24"/>
+              </w:rPr>
+              <w:t>เพิ่มตามเอกสารจริง</w:t>
+            </w:r>
+          </w:p>
+        </w:tc>
+      </w:tr>
+      <w:tr>
+        <w:tc>
+          <w:tcPr>
+            <w:tcW w:type="dxa" w:w="2484"/>
+            <w:shd w:fill="FFFFFF"/>
+            <w:tcMar>
+              <w:top w:w="80" w:type="dxa"/>
+              <w:bottom w:w="80" w:type="dxa"/>
+              <w:left w:w="120" w:type="dxa"/>
+              <w:right w:w="120" w:type="dxa"/>
+            </w:tcMar>
+          </w:tcPr>
+          <w:p>
+            <w:r>
+              <w:rPr>
+                <w:rFonts w:ascii="Cordia New" w:hAnsi="Cordia New"/>
+                <w:color w:val="334155"/>
+                <w:sz w:val="24"/>
+              </w:rPr>
+              <w:t>commodity_name</w:t>
+            </w:r>
+          </w:p>
+        </w:tc>
+        <w:tc>
+          <w:tcPr>
+            <w:tcW w:type="dxa" w:w="2484"/>
+            <w:shd w:fill="FFFFFF"/>
+            <w:tcMar>
+              <w:top w:w="80" w:type="dxa"/>
+              <w:bottom w:w="80" w:type="dxa"/>
+              <w:left w:w="120" w:type="dxa"/>
+              <w:right w:w="120" w:type="dxa"/>
+            </w:tcMar>
+          </w:tcPr>
+          <w:p>
+            <w:r>
+              <w:rPr>
+                <w:rFonts w:ascii="Cordia New" w:hAnsi="Cordia New"/>
+                <w:color w:val="334155"/>
+                <w:sz w:val="24"/>
+              </w:rPr>
+              <w:t>VARCHAR(200)</w:t>
+            </w:r>
+          </w:p>
+        </w:tc>
+        <w:tc>
+          <w:tcPr>
+            <w:tcW w:type="dxa" w:w="2484"/>
+            <w:shd w:fill="FFFFFF"/>
+            <w:tcMar>
+              <w:top w:w="80" w:type="dxa"/>
+              <w:bottom w:w="80" w:type="dxa"/>
+              <w:left w:w="120" w:type="dxa"/>
+              <w:right w:w="120" w:type="dxa"/>
+            </w:tcMar>
+          </w:tcPr>
+          <w:p>
+            <w:r>
+              <w:rPr>
+                <w:rFonts w:ascii="Cordia New" w:hAnsi="Cordia New"/>
+                <w:color w:val="334155"/>
+                <w:sz w:val="24"/>
+              </w:rPr>
+              <w:t>ชื่อสินค้าประจำ</w:t>
+            </w:r>
+          </w:p>
+        </w:tc>
+        <w:tc>
+          <w:tcPr>
+            <w:tcW w:type="dxa" w:w="2484"/>
+            <w:shd w:fill="FFFFFF"/>
+            <w:tcMar>
+              <w:top w:w="80" w:type="dxa"/>
+              <w:bottom w:w="80" w:type="dxa"/>
+              <w:left w:w="120" w:type="dxa"/>
+              <w:right w:w="120" w:type="dxa"/>
+            </w:tcMar>
+          </w:tcPr>
+          <w:p>
+            <w:r>
+              <w:rPr>
+                <w:rFonts w:ascii="Cordia New" w:hAnsi="Cordia New"/>
+                <w:color w:val="334155"/>
+                <w:sz w:val="24"/>
+              </w:rPr>
+              <w:t>เพิ่มตามเอกสารจริง</w:t>
             </w:r>
           </w:p>
         </w:tc>
@@ -3141,7 +3975,7 @@
                 <w:color w:val="FFFFFF"/>
                 <w:sz w:val="26"/>
               </w:rPr>
-              <w:t>ช่องสำหรับทีมงานระบุการแก้ไข (To-Be)</w:t>
+              <w:t>หมายเหตุและการปรับปรุง (To-Be)</w:t>
             </w:r>
           </w:p>
         </w:tc>
@@ -3298,7 +4132,7 @@
                 <w:color w:val="334155"/>
                 <w:sz w:val="24"/>
               </w:rPr>
-              <w:t>ชื่อสถานที่ (เช่น ท่าเรือแหลมฉบัง C0, ลานตู้ บึงทองคำ)</w:t>
+              <w:t>ชื่อสถานที่ (เช่น ท่าเรือคลองเตย PAT, ลานตู้บึงทองคำ, โรงงาน KRC)</w:t>
             </w:r>
           </w:p>
         </w:tc>
@@ -3565,7 +4399,7 @@
                 <w:color w:val="334155"/>
                 <w:sz w:val="24"/>
               </w:rPr>
-              <w:t>ที่อยู่ / พิกัด GPS / จุดสังเกต</w:t>
+              <w:t>ที่อยู่สถานที่</w:t>
             </w:r>
           </w:p>
         </w:tc>
@@ -3610,7 +4444,7 @@
                 <w:color w:val="334155"/>
                 <w:sz w:val="24"/>
               </w:rPr>
-              <w:t>*(คอลัมน์ที่ต้องการเพิ่ม)*</w:t>
+              <w:t>contact_name</w:t>
             </w:r>
           </w:p>
         </w:tc>
@@ -3632,6 +4466,7 @@
                 <w:color w:val="334155"/>
                 <w:sz w:val="24"/>
               </w:rPr>
+              <w:t>VARCHAR(150)</w:t>
             </w:r>
           </w:p>
         </w:tc>
@@ -3653,7 +4488,7 @@
                 <w:color w:val="334155"/>
                 <w:sz w:val="24"/>
               </w:rPr>
-              <w:t>*(เช่น ช่วงเวลาเปิด-ปิด Gate, เบอร์โทรลาน, สายเรือที่รับฝาก)*</w:t>
+              <w:t>ผู้ประสานงาน / ฝ่ายจัดส่ง</w:t>
             </w:r>
           </w:p>
         </w:tc>
@@ -3675,6 +4510,367 @@
                 <w:color w:val="334155"/>
                 <w:sz w:val="24"/>
               </w:rPr>
+              <w:t>เพิ่มตามเอกสารจริง</w:t>
+            </w:r>
+          </w:p>
+        </w:tc>
+      </w:tr>
+      <w:tr>
+        <w:tc>
+          <w:tcPr>
+            <w:tcW w:type="dxa" w:w="2484"/>
+            <w:shd w:fill="FFFFFF"/>
+            <w:tcMar>
+              <w:top w:w="80" w:type="dxa"/>
+              <w:bottom w:w="80" w:type="dxa"/>
+              <w:left w:w="120" w:type="dxa"/>
+              <w:right w:w="120" w:type="dxa"/>
+            </w:tcMar>
+          </w:tcPr>
+          <w:p>
+            <w:r>
+              <w:rPr>
+                <w:rFonts w:ascii="Cordia New" w:hAnsi="Cordia New"/>
+                <w:color w:val="334155"/>
+                <w:sz w:val="24"/>
+              </w:rPr>
+              <w:t>phone</w:t>
+            </w:r>
+          </w:p>
+        </w:tc>
+        <w:tc>
+          <w:tcPr>
+            <w:tcW w:type="dxa" w:w="2484"/>
+            <w:shd w:fill="FFFFFF"/>
+            <w:tcMar>
+              <w:top w:w="80" w:type="dxa"/>
+              <w:bottom w:w="80" w:type="dxa"/>
+              <w:left w:w="120" w:type="dxa"/>
+              <w:right w:w="120" w:type="dxa"/>
+            </w:tcMar>
+          </w:tcPr>
+          <w:p>
+            <w:r>
+              <w:rPr>
+                <w:rFonts w:ascii="Cordia New" w:hAnsi="Cordia New"/>
+                <w:color w:val="334155"/>
+                <w:sz w:val="24"/>
+              </w:rPr>
+              <w:t>VARCHAR(50)</w:t>
+            </w:r>
+          </w:p>
+        </w:tc>
+        <w:tc>
+          <w:tcPr>
+            <w:tcW w:type="dxa" w:w="2484"/>
+            <w:shd w:fill="FFFFFF"/>
+            <w:tcMar>
+              <w:top w:w="80" w:type="dxa"/>
+              <w:bottom w:w="80" w:type="dxa"/>
+              <w:left w:w="120" w:type="dxa"/>
+              <w:right w:w="120" w:type="dxa"/>
+            </w:tcMar>
+          </w:tcPr>
+          <w:p>
+            <w:r>
+              <w:rPr>
+                <w:rFonts w:ascii="Cordia New" w:hAnsi="Cordia New"/>
+                <w:color w:val="334155"/>
+                <w:sz w:val="24"/>
+              </w:rPr>
+              <w:t>เบอร์โทรศัพท์ติดต่อสถานที่</w:t>
+            </w:r>
+          </w:p>
+        </w:tc>
+        <w:tc>
+          <w:tcPr>
+            <w:tcW w:type="dxa" w:w="2484"/>
+            <w:shd w:fill="FFFFFF"/>
+            <w:tcMar>
+              <w:top w:w="80" w:type="dxa"/>
+              <w:bottom w:w="80" w:type="dxa"/>
+              <w:left w:w="120" w:type="dxa"/>
+              <w:right w:w="120" w:type="dxa"/>
+            </w:tcMar>
+          </w:tcPr>
+          <w:p>
+            <w:r>
+              <w:rPr>
+                <w:rFonts w:ascii="Cordia New" w:hAnsi="Cordia New"/>
+                <w:color w:val="334155"/>
+                <w:sz w:val="24"/>
+              </w:rPr>
+              <w:t>เพิ่มตามเอกสารจริง</w:t>
+            </w:r>
+          </w:p>
+        </w:tc>
+      </w:tr>
+      <w:tr>
+        <w:tc>
+          <w:tcPr>
+            <w:tcW w:type="dxa" w:w="2484"/>
+            <w:shd w:fill="F8FAFC"/>
+            <w:tcMar>
+              <w:top w:w="80" w:type="dxa"/>
+              <w:bottom w:w="80" w:type="dxa"/>
+              <w:left w:w="120" w:type="dxa"/>
+              <w:right w:w="120" w:type="dxa"/>
+            </w:tcMar>
+          </w:tcPr>
+          <w:p>
+            <w:r>
+              <w:rPr>
+                <w:rFonts w:ascii="Cordia New" w:hAnsi="Cordia New"/>
+                <w:color w:val="334155"/>
+                <w:sz w:val="24"/>
+              </w:rPr>
+              <w:t>location_map</w:t>
+            </w:r>
+          </w:p>
+        </w:tc>
+        <w:tc>
+          <w:tcPr>
+            <w:tcW w:type="dxa" w:w="2484"/>
+            <w:shd w:fill="F8FAFC"/>
+            <w:tcMar>
+              <w:top w:w="80" w:type="dxa"/>
+              <w:bottom w:w="80" w:type="dxa"/>
+              <w:left w:w="120" w:type="dxa"/>
+              <w:right w:w="120" w:type="dxa"/>
+            </w:tcMar>
+          </w:tcPr>
+          <w:p>
+            <w:r>
+              <w:rPr>
+                <w:rFonts w:ascii="Cordia New" w:hAnsi="Cordia New"/>
+                <w:color w:val="334155"/>
+                <w:sz w:val="24"/>
+              </w:rPr>
+              <w:t>TEXT</w:t>
+            </w:r>
+          </w:p>
+        </w:tc>
+        <w:tc>
+          <w:tcPr>
+            <w:tcW w:type="dxa" w:w="2484"/>
+            <w:shd w:fill="F8FAFC"/>
+            <w:tcMar>
+              <w:top w:w="80" w:type="dxa"/>
+              <w:bottom w:w="80" w:type="dxa"/>
+              <w:left w:w="120" w:type="dxa"/>
+              <w:right w:w="120" w:type="dxa"/>
+            </w:tcMar>
+          </w:tcPr>
+          <w:p>
+            <w:r>
+              <w:rPr>
+                <w:rFonts w:ascii="Cordia New" w:hAnsi="Cordia New"/>
+                <w:color w:val="334155"/>
+                <w:sz w:val="24"/>
+              </w:rPr>
+              <w:t>พิกัด GPS / ลิงก์ Google Maps</w:t>
+            </w:r>
+          </w:p>
+        </w:tc>
+        <w:tc>
+          <w:tcPr>
+            <w:tcW w:type="dxa" w:w="2484"/>
+            <w:shd w:fill="F8FAFC"/>
+            <w:tcMar>
+              <w:top w:w="80" w:type="dxa"/>
+              <w:bottom w:w="80" w:type="dxa"/>
+              <w:left w:w="120" w:type="dxa"/>
+              <w:right w:w="120" w:type="dxa"/>
+            </w:tcMar>
+          </w:tcPr>
+          <w:p>
+            <w:r>
+              <w:rPr>
+                <w:rFonts w:ascii="Cordia New" w:hAnsi="Cordia New"/>
+                <w:color w:val="334155"/>
+                <w:sz w:val="24"/>
+              </w:rPr>
+              <w:t>เพิ่มตามเอกสารจริง</w:t>
+            </w:r>
+          </w:p>
+        </w:tc>
+      </w:tr>
+      <w:tr>
+        <w:tc>
+          <w:tcPr>
+            <w:tcW w:type="dxa" w:w="2484"/>
+            <w:shd w:fill="FFFFFF"/>
+            <w:tcMar>
+              <w:top w:w="80" w:type="dxa"/>
+              <w:bottom w:w="80" w:type="dxa"/>
+              <w:left w:w="120" w:type="dxa"/>
+              <w:right w:w="120" w:type="dxa"/>
+            </w:tcMar>
+          </w:tcPr>
+          <w:p>
+            <w:r>
+              <w:rPr>
+                <w:rFonts w:ascii="Cordia New" w:hAnsi="Cordia New"/>
+                <w:color w:val="334155"/>
+                <w:sz w:val="24"/>
+              </w:rPr>
+              <w:t>location_remark</w:t>
+            </w:r>
+          </w:p>
+        </w:tc>
+        <w:tc>
+          <w:tcPr>
+            <w:tcW w:type="dxa" w:w="2484"/>
+            <w:shd w:fill="FFFFFF"/>
+            <w:tcMar>
+              <w:top w:w="80" w:type="dxa"/>
+              <w:bottom w:w="80" w:type="dxa"/>
+              <w:left w:w="120" w:type="dxa"/>
+              <w:right w:w="120" w:type="dxa"/>
+            </w:tcMar>
+          </w:tcPr>
+          <w:p>
+            <w:r>
+              <w:rPr>
+                <w:rFonts w:ascii="Cordia New" w:hAnsi="Cordia New"/>
+                <w:color w:val="334155"/>
+                <w:sz w:val="24"/>
+              </w:rPr>
+              <w:t>TEXT</w:t>
+            </w:r>
+          </w:p>
+        </w:tc>
+        <w:tc>
+          <w:tcPr>
+            <w:tcW w:type="dxa" w:w="2484"/>
+            <w:shd w:fill="FFFFFF"/>
+            <w:tcMar>
+              <w:top w:w="80" w:type="dxa"/>
+              <w:bottom w:w="80" w:type="dxa"/>
+              <w:left w:w="120" w:type="dxa"/>
+              <w:right w:w="120" w:type="dxa"/>
+            </w:tcMar>
+          </w:tcPr>
+          <w:p>
+            <w:r>
+              <w:rPr>
+                <w:rFonts w:ascii="Cordia New" w:hAnsi="Cordia New"/>
+                <w:color w:val="334155"/>
+                <w:sz w:val="24"/>
+              </w:rPr>
+              <w:t>จุดสังเกต เช่น ประตูเข้าลาน, เวลาปิด Gate</w:t>
+            </w:r>
+          </w:p>
+        </w:tc>
+        <w:tc>
+          <w:tcPr>
+            <w:tcW w:type="dxa" w:w="2484"/>
+            <w:shd w:fill="FFFFFF"/>
+            <w:tcMar>
+              <w:top w:w="80" w:type="dxa"/>
+              <w:bottom w:w="80" w:type="dxa"/>
+              <w:left w:w="120" w:type="dxa"/>
+              <w:right w:w="120" w:type="dxa"/>
+            </w:tcMar>
+          </w:tcPr>
+          <w:p>
+            <w:r>
+              <w:rPr>
+                <w:rFonts w:ascii="Cordia New" w:hAnsi="Cordia New"/>
+                <w:color w:val="334155"/>
+                <w:sz w:val="24"/>
+              </w:rPr>
+              <w:t>เพิ่มตามเอกสารจริง</w:t>
+            </w:r>
+          </w:p>
+        </w:tc>
+      </w:tr>
+      <w:tr>
+        <w:tc>
+          <w:tcPr>
+            <w:tcW w:type="dxa" w:w="2484"/>
+            <w:shd w:fill="F8FAFC"/>
+            <w:tcMar>
+              <w:top w:w="80" w:type="dxa"/>
+              <w:bottom w:w="80" w:type="dxa"/>
+              <w:left w:w="120" w:type="dxa"/>
+              <w:right w:w="120" w:type="dxa"/>
+            </w:tcMar>
+          </w:tcPr>
+          <w:p>
+            <w:r>
+              <w:rPr>
+                <w:rFonts w:ascii="Cordia New" w:hAnsi="Cordia New"/>
+                <w:color w:val="334155"/>
+                <w:sz w:val="24"/>
+              </w:rPr>
+              <w:t>map_picture</w:t>
+            </w:r>
+          </w:p>
+        </w:tc>
+        <w:tc>
+          <w:tcPr>
+            <w:tcW w:type="dxa" w:w="2484"/>
+            <w:shd w:fill="F8FAFC"/>
+            <w:tcMar>
+              <w:top w:w="80" w:type="dxa"/>
+              <w:bottom w:w="80" w:type="dxa"/>
+              <w:left w:w="120" w:type="dxa"/>
+              <w:right w:w="120" w:type="dxa"/>
+            </w:tcMar>
+          </w:tcPr>
+          <w:p>
+            <w:r>
+              <w:rPr>
+                <w:rFonts w:ascii="Cordia New" w:hAnsi="Cordia New"/>
+                <w:color w:val="334155"/>
+                <w:sz w:val="24"/>
+              </w:rPr>
+              <w:t>TEXT</w:t>
+            </w:r>
+          </w:p>
+        </w:tc>
+        <w:tc>
+          <w:tcPr>
+            <w:tcW w:type="dxa" w:w="2484"/>
+            <w:shd w:fill="F8FAFC"/>
+            <w:tcMar>
+              <w:top w:w="80" w:type="dxa"/>
+              <w:bottom w:w="80" w:type="dxa"/>
+              <w:left w:w="120" w:type="dxa"/>
+              <w:right w:w="120" w:type="dxa"/>
+            </w:tcMar>
+          </w:tcPr>
+          <w:p>
+            <w:r>
+              <w:rPr>
+                <w:rFonts w:ascii="Cordia New" w:hAnsi="Cordia New"/>
+                <w:color w:val="334155"/>
+                <w:sz w:val="24"/>
+              </w:rPr>
+              <w:t>รูปถ่ายแผนที่ / รูปสถานที่อ้างอิง</w:t>
+            </w:r>
+          </w:p>
+        </w:tc>
+        <w:tc>
+          <w:tcPr>
+            <w:tcW w:type="dxa" w:w="2484"/>
+            <w:shd w:fill="F8FAFC"/>
+            <w:tcMar>
+              <w:top w:w="80" w:type="dxa"/>
+              <w:bottom w:w="80" w:type="dxa"/>
+              <w:left w:w="120" w:type="dxa"/>
+              <w:right w:w="120" w:type="dxa"/>
+            </w:tcMar>
+          </w:tcPr>
+          <w:p>
+            <w:r>
+              <w:rPr>
+                <w:rFonts w:ascii="Cordia New" w:hAnsi="Cordia New"/>
+                <w:color w:val="334155"/>
+                <w:sz w:val="24"/>
+              </w:rPr>
+              <w:t>เพิ่มตามเอกสารจริง</w:t>
             </w:r>
           </w:p>
         </w:tc>
@@ -3811,7 +5007,7 @@
                 <w:color w:val="FFFFFF"/>
                 <w:sz w:val="26"/>
               </w:rPr>
-              <w:t>ช่องสำหรับทีมงานระบุการแก้ไข (To-Be)</w:t>
+              <w:t>หมายเหตุและการปรับปรุง (To-Be)</w:t>
             </w:r>
           </w:p>
         </w:tc>
@@ -3924,7 +5120,7 @@
                 <w:color w:val="334155"/>
                 <w:sz w:val="24"/>
               </w:rPr>
-              <w:t>origin_id</w:t>
+              <w:t>customer_id</w:t>
             </w:r>
           </w:p>
         </w:tc>
@@ -3968,7 +5164,7 @@
                 <w:color w:val="334155"/>
                 <w:sz w:val="24"/>
               </w:rPr>
-              <w:t>รหัสสถานที่ต้นทาง (เชื่อมกับ locations.id)</w:t>
+              <w:t>รหัสลูกค้าเฉพาะราย (Nullable = เรททั่วไป)</w:t>
             </w:r>
           </w:p>
         </w:tc>
@@ -4013,7 +5209,7 @@
                 <w:color w:val="334155"/>
                 <w:sz w:val="24"/>
               </w:rPr>
-              <w:t>destination_id</w:t>
+              <w:t>origin_id</w:t>
             </w:r>
           </w:p>
         </w:tc>
@@ -4057,7 +5253,7 @@
                 <w:color w:val="334155"/>
                 <w:sz w:val="24"/>
               </w:rPr>
-              <w:t>รหัสสถานที่ปลายทาง (เชื่อมกับ locations.id)</w:t>
+              <w:t>รหัสสถานที่ต้นทาง</w:t>
             </w:r>
           </w:p>
         </w:tc>
@@ -4079,6 +5275,7 @@
                 <w:color w:val="334155"/>
                 <w:sz w:val="24"/>
               </w:rPr>
+              <w:t>เชื่อม locations.id</w:t>
             </w:r>
           </w:p>
         </w:tc>
@@ -4102,7 +5299,7 @@
                 <w:color w:val="334155"/>
                 <w:sz w:val="24"/>
               </w:rPr>
-              <w:t>vehicle_type</w:t>
+              <w:t>destination_id</w:t>
             </w:r>
           </w:p>
         </w:tc>
@@ -4124,7 +5321,7 @@
                 <w:color w:val="334155"/>
                 <w:sz w:val="24"/>
               </w:rPr>
-              <w:t>VARCHAR(50)</w:t>
+              <w:t>UUID (FK)</w:t>
             </w:r>
           </w:p>
         </w:tc>
@@ -4146,7 +5343,7 @@
                 <w:color w:val="334155"/>
                 <w:sz w:val="24"/>
               </w:rPr>
-              <w:t>ประเภทรถที่ใช้ในเรทนี้</w:t>
+              <w:t>รหัสสถานที่ปลายทาง</w:t>
             </w:r>
           </w:p>
         </w:tc>
@@ -4168,6 +5365,7 @@
                 <w:color w:val="334155"/>
                 <w:sz w:val="24"/>
               </w:rPr>
+              <w:t>เชื่อม locations.id</w:t>
             </w:r>
           </w:p>
         </w:tc>
@@ -4191,7 +5389,7 @@
                 <w:color w:val="334155"/>
                 <w:sz w:val="24"/>
               </w:rPr>
-              <w:t>base_price</w:t>
+              <w:t>vehicle_type</w:t>
             </w:r>
           </w:p>
         </w:tc>
@@ -4213,7 +5411,7 @@
                 <w:color w:val="334155"/>
                 <w:sz w:val="24"/>
               </w:rPr>
-              <w:t>NUMERIC(12,2)</w:t>
+              <w:t>VARCHAR(50)</w:t>
             </w:r>
           </w:p>
         </w:tc>
@@ -4235,7 +5433,7 @@
                 <w:color w:val="334155"/>
                 <w:sz w:val="24"/>
               </w:rPr>
-              <w:t>ราคาค่าบริการเรียกเก็บลูกค้า (บาท)</w:t>
+              <w:t>ประเภทรถที่ใช้ในเรทนี้</w:t>
             </w:r>
           </w:p>
         </w:tc>
@@ -4280,7 +5478,7 @@
                 <w:color w:val="334155"/>
                 <w:sz w:val="24"/>
               </w:rPr>
-              <w:t>fuel_cost_est</w:t>
+              <w:t>container_size</w:t>
             </w:r>
           </w:p>
         </w:tc>
@@ -4302,7 +5500,7 @@
                 <w:color w:val="334155"/>
                 <w:sz w:val="24"/>
               </w:rPr>
-              <w:t>NUMERIC(12,2)</w:t>
+              <w:t>VARCHAR(20)</w:t>
             </w:r>
           </w:p>
         </w:tc>
@@ -4324,7 +5522,7 @@
                 <w:color w:val="334155"/>
                 <w:sz w:val="24"/>
               </w:rPr>
-              <w:t>ต้นทุนค่าน้ำมันประมาณการต่อเที่ยว</w:t>
+              <w:t>ขนาดตู้: 20, 40, 45 ฟุต</w:t>
             </w:r>
           </w:p>
         </w:tc>
@@ -4346,6 +5544,7 @@
                 <w:color w:val="334155"/>
                 <w:sz w:val="24"/>
               </w:rPr>
+              <w:t>เพิ่มตามเอกสารจริง</w:t>
             </w:r>
           </w:p>
         </w:tc>
@@ -4369,7 +5568,7 @@
                 <w:color w:val="334155"/>
                 <w:sz w:val="24"/>
               </w:rPr>
-              <w:t>toll_fee_est</w:t>
+              <w:t>container_type</w:t>
             </w:r>
           </w:p>
         </w:tc>
@@ -4391,7 +5590,7 @@
                 <w:color w:val="334155"/>
                 <w:sz w:val="24"/>
               </w:rPr>
-              <w:t>NUMERIC(12,2)</w:t>
+              <w:t>VARCHAR(20)</w:t>
             </w:r>
           </w:p>
         </w:tc>
@@ -4413,7 +5612,7 @@
                 <w:color w:val="334155"/>
                 <w:sz w:val="24"/>
               </w:rPr>
-              <w:t>ค่าทางด่วนประมาณการ</w:t>
+              <w:t>ชนิดตู้: DC (แห้ง), HC (สูง), OT (เปิดหลังคา), RH (เย็น)</w:t>
             </w:r>
           </w:p>
         </w:tc>
@@ -4435,6 +5634,7 @@
                 <w:color w:val="334155"/>
                 <w:sz w:val="24"/>
               </w:rPr>
+              <w:t>เพิ่มตามเอกสารจริง</w:t>
             </w:r>
           </w:p>
         </w:tc>
@@ -4458,7 +5658,7 @@
                 <w:color w:val="334155"/>
                 <w:sz w:val="24"/>
               </w:rPr>
-              <w:t>driver_fee_est</w:t>
+              <w:t>base_price</w:t>
             </w:r>
           </w:p>
         </w:tc>
@@ -4502,7 +5702,7 @@
                 <w:color w:val="334155"/>
                 <w:sz w:val="24"/>
               </w:rPr>
-              <w:t>ค่าแรง / เบี้ยเลี้ยง พขร. ประมาณการ</w:t>
+              <w:t>ราคาค่าบริการเรียกเก็บลูกค้า (บาท)</w:t>
             </w:r>
           </w:p>
         </w:tc>
@@ -4547,7 +5747,7 @@
                 <w:color w:val="334155"/>
                 <w:sz w:val="24"/>
               </w:rPr>
-              <w:t>*(คอลัมน์ที่ต้องการเพิ่ม)*</w:t>
+              <w:t>fuel_cost_est</w:t>
             </w:r>
           </w:p>
         </w:tc>
@@ -4569,6 +5769,7 @@
                 <w:color w:val="334155"/>
                 <w:sz w:val="24"/>
               </w:rPr>
+              <w:t>NUMERIC(12,2)</w:t>
             </w:r>
           </w:p>
         </w:tc>
@@ -4590,7 +5791,185 @@
                 <w:color w:val="334155"/>
                 <w:sz w:val="24"/>
               </w:rPr>
-              <w:t>*(เช่น ขนาดตู้ 20'/40', แยกเรทตู้หนัก/ตู้เปล่า, ค่าค้างคืน)*</w:t>
+              <w:t>ต้นทุนค่าน้ำมันประมาณการต่อเที่ยว</w:t>
+            </w:r>
+          </w:p>
+        </w:tc>
+        <w:tc>
+          <w:tcPr>
+            <w:tcW w:type="dxa" w:w="2484"/>
+            <w:shd w:fill="FFFFFF"/>
+            <w:tcMar>
+              <w:top w:w="80" w:type="dxa"/>
+              <w:bottom w:w="80" w:type="dxa"/>
+              <w:left w:w="120" w:type="dxa"/>
+              <w:right w:w="120" w:type="dxa"/>
+            </w:tcMar>
+          </w:tcPr>
+          <w:p>
+            <w:r>
+              <w:rPr>
+                <w:rFonts w:ascii="Cordia New" w:hAnsi="Cordia New"/>
+                <w:color w:val="334155"/>
+                <w:sz w:val="24"/>
+              </w:rPr>
+            </w:r>
+          </w:p>
+        </w:tc>
+      </w:tr>
+      <w:tr>
+        <w:tc>
+          <w:tcPr>
+            <w:tcW w:type="dxa" w:w="2484"/>
+            <w:shd w:fill="F8FAFC"/>
+            <w:tcMar>
+              <w:top w:w="80" w:type="dxa"/>
+              <w:bottom w:w="80" w:type="dxa"/>
+              <w:left w:w="120" w:type="dxa"/>
+              <w:right w:w="120" w:type="dxa"/>
+            </w:tcMar>
+          </w:tcPr>
+          <w:p>
+            <w:r>
+              <w:rPr>
+                <w:rFonts w:ascii="Cordia New" w:hAnsi="Cordia New"/>
+                <w:color w:val="334155"/>
+                <w:sz w:val="24"/>
+              </w:rPr>
+              <w:t>toll_fee_est</w:t>
+            </w:r>
+          </w:p>
+        </w:tc>
+        <w:tc>
+          <w:tcPr>
+            <w:tcW w:type="dxa" w:w="2484"/>
+            <w:shd w:fill="F8FAFC"/>
+            <w:tcMar>
+              <w:top w:w="80" w:type="dxa"/>
+              <w:bottom w:w="80" w:type="dxa"/>
+              <w:left w:w="120" w:type="dxa"/>
+              <w:right w:w="120" w:type="dxa"/>
+            </w:tcMar>
+          </w:tcPr>
+          <w:p>
+            <w:r>
+              <w:rPr>
+                <w:rFonts w:ascii="Cordia New" w:hAnsi="Cordia New"/>
+                <w:color w:val="334155"/>
+                <w:sz w:val="24"/>
+              </w:rPr>
+              <w:t>NUMERIC(12,2)</w:t>
+            </w:r>
+          </w:p>
+        </w:tc>
+        <w:tc>
+          <w:tcPr>
+            <w:tcW w:type="dxa" w:w="2484"/>
+            <w:shd w:fill="F8FAFC"/>
+            <w:tcMar>
+              <w:top w:w="80" w:type="dxa"/>
+              <w:bottom w:w="80" w:type="dxa"/>
+              <w:left w:w="120" w:type="dxa"/>
+              <w:right w:w="120" w:type="dxa"/>
+            </w:tcMar>
+          </w:tcPr>
+          <w:p>
+            <w:r>
+              <w:rPr>
+                <w:rFonts w:ascii="Cordia New" w:hAnsi="Cordia New"/>
+                <w:color w:val="334155"/>
+                <w:sz w:val="24"/>
+              </w:rPr>
+              <w:t>ค่าทางด่วนประมาณการ</w:t>
+            </w:r>
+          </w:p>
+        </w:tc>
+        <w:tc>
+          <w:tcPr>
+            <w:tcW w:type="dxa" w:w="2484"/>
+            <w:shd w:fill="F8FAFC"/>
+            <w:tcMar>
+              <w:top w:w="80" w:type="dxa"/>
+              <w:bottom w:w="80" w:type="dxa"/>
+              <w:left w:w="120" w:type="dxa"/>
+              <w:right w:w="120" w:type="dxa"/>
+            </w:tcMar>
+          </w:tcPr>
+          <w:p>
+            <w:r>
+              <w:rPr>
+                <w:rFonts w:ascii="Cordia New" w:hAnsi="Cordia New"/>
+                <w:color w:val="334155"/>
+                <w:sz w:val="24"/>
+              </w:rPr>
+            </w:r>
+          </w:p>
+        </w:tc>
+      </w:tr>
+      <w:tr>
+        <w:tc>
+          <w:tcPr>
+            <w:tcW w:type="dxa" w:w="2484"/>
+            <w:shd w:fill="FFFFFF"/>
+            <w:tcMar>
+              <w:top w:w="80" w:type="dxa"/>
+              <w:bottom w:w="80" w:type="dxa"/>
+              <w:left w:w="120" w:type="dxa"/>
+              <w:right w:w="120" w:type="dxa"/>
+            </w:tcMar>
+          </w:tcPr>
+          <w:p>
+            <w:r>
+              <w:rPr>
+                <w:rFonts w:ascii="Cordia New" w:hAnsi="Cordia New"/>
+                <w:color w:val="334155"/>
+                <w:sz w:val="24"/>
+              </w:rPr>
+              <w:t>driver_fee_est</w:t>
+            </w:r>
+          </w:p>
+        </w:tc>
+        <w:tc>
+          <w:tcPr>
+            <w:tcW w:type="dxa" w:w="2484"/>
+            <w:shd w:fill="FFFFFF"/>
+            <w:tcMar>
+              <w:top w:w="80" w:type="dxa"/>
+              <w:bottom w:w="80" w:type="dxa"/>
+              <w:left w:w="120" w:type="dxa"/>
+              <w:right w:w="120" w:type="dxa"/>
+            </w:tcMar>
+          </w:tcPr>
+          <w:p>
+            <w:r>
+              <w:rPr>
+                <w:rFonts w:ascii="Cordia New" w:hAnsi="Cordia New"/>
+                <w:color w:val="334155"/>
+                <w:sz w:val="24"/>
+              </w:rPr>
+              <w:t>NUMERIC(12,2)</w:t>
+            </w:r>
+          </w:p>
+        </w:tc>
+        <w:tc>
+          <w:tcPr>
+            <w:tcW w:type="dxa" w:w="2484"/>
+            <w:shd w:fill="FFFFFF"/>
+            <w:tcMar>
+              <w:top w:w="80" w:type="dxa"/>
+              <w:bottom w:w="80" w:type="dxa"/>
+              <w:left w:w="120" w:type="dxa"/>
+              <w:right w:w="120" w:type="dxa"/>
+            </w:tcMar>
+          </w:tcPr>
+          <w:p>
+            <w:r>
+              <w:rPr>
+                <w:rFonts w:ascii="Cordia New" w:hAnsi="Cordia New"/>
+                <w:color w:val="334155"/>
+                <w:sz w:val="24"/>
+              </w:rPr>
+              <w:t>ค่าแรง / เบี้ยเลี้ยง พขร. ประมาณการ</w:t>
             </w:r>
           </w:p>
         </w:tc>
@@ -4618,6 +5997,30 @@
       </w:tr>
     </w:tbl>
     <w:p/>
+    <w:p>
+      <w:r>
+        <w:rPr>
+          <w:rFonts w:ascii="Cordia New" w:hAnsi="Cordia New"/>
+          <w:sz w:val="28"/>
+        </w:rPr>
+        <w:t xml:space="preserve">&gt; </w:t>
+      </w:r>
+      <w:r>
+        <w:rPr>
+          <w:rFonts w:ascii="Cordia New" w:hAnsi="Cordia New"/>
+          <w:b/>
+          <w:sz w:val="28"/>
+        </w:rPr>
+        <w:t>💡 Remark 2.5:</w:t>
+      </w:r>
+      <w:r>
+        <w:rPr>
+          <w:rFonts w:ascii="Cordia New" w:hAnsi="Cordia New"/>
+          <w:sz w:val="28"/>
+        </w:rPr>
+        <w:t xml:space="preserve"> ตาราง Rate Cards ใช้เพื่อลูกค้าประจำเพื่อให้สร้าง Job ได้ง่ายและรวดเร็ว ในหน้าสร้าง Job สามารถกดปุ่มหรือเลือก Dropdown เพื่อดึง Rate Card มาใช้ หรือป้อนราคาและเส้นทางเองใหม่ทั้งหมดก็ได้</w:t>
+      </w:r>
+    </w:p>
     <w:p>
       <w:pPr>
         <w:pBdr>
@@ -4636,7 +6039,7 @@
           <w:color w:val="0F172A"/>
           <w:sz w:val="32"/>
         </w:rPr>
-        <w:t>2.6 ตาราง `jobs` (คำสั่งงานขนส่ง / Order &amp; Dispatch Core)</w:t>
+        <w:t>2.6 ตารางหลักคำสั่งงาน `jobs` (Order Header Core)</w:t>
       </w:r>
     </w:p>
     <w:tbl>
@@ -4748,7 +6151,7 @@
                 <w:color w:val="FFFFFF"/>
                 <w:sz w:val="26"/>
               </w:rPr>
-              <w:t>ช่องสำหรับทีมงานระบุการแก้ไข (To-Be)</w:t>
+              <w:t>หมายเหตุและการปรับปรุง (To-Be)</w:t>
             </w:r>
           </w:p>
         </w:tc>
@@ -5194,6 +6597,7 @@
                 <w:color w:val="334155"/>
                 <w:sz w:val="24"/>
               </w:rPr>
+              <w:t>เชื่อม customers.id</w:t>
             </w:r>
           </w:p>
         </w:tc>
@@ -5217,7 +6621,7 @@
                 <w:color w:val="334155"/>
                 <w:sz w:val="24"/>
               </w:rPr>
-              <w:t>origin_id</w:t>
+              <w:t>shipper_name</w:t>
             </w:r>
           </w:p>
         </w:tc>
@@ -5239,7 +6643,7 @@
                 <w:color w:val="334155"/>
                 <w:sz w:val="24"/>
               </w:rPr>
-              <w:t>UUID (FK)</w:t>
+              <w:t>VARCHAR(200)</w:t>
             </w:r>
           </w:p>
         </w:tc>
@@ -5261,7 +6665,7 @@
                 <w:color w:val="334155"/>
                 <w:sz w:val="24"/>
               </w:rPr>
-              <w:t>สถานที่รับตู้/รับสินค้า</w:t>
+              <w:t>ชื่อ Shipper บนเอกสาร B/L</w:t>
             </w:r>
           </w:p>
         </w:tc>
@@ -5283,6 +6687,7 @@
                 <w:color w:val="334155"/>
                 <w:sz w:val="24"/>
               </w:rPr>
+              <w:t>เพิ่มตามเอกสารจริง</w:t>
             </w:r>
           </w:p>
         </w:tc>
@@ -5306,7 +6711,7 @@
                 <w:color w:val="334155"/>
                 <w:sz w:val="24"/>
               </w:rPr>
-              <w:t>destination_id</w:t>
+              <w:t>ship_line</w:t>
             </w:r>
           </w:p>
         </w:tc>
@@ -5328,7 +6733,7 @@
                 <w:color w:val="334155"/>
                 <w:sz w:val="24"/>
               </w:rPr>
-              <w:t>UUID (FK)</w:t>
+              <w:t>VARCHAR(100)</w:t>
             </w:r>
           </w:p>
         </w:tc>
@@ -5350,7 +6755,7 @@
                 <w:color w:val="334155"/>
                 <w:sz w:val="24"/>
               </w:rPr>
-              <w:t>สถานที่ส่งตู้/ส่งสินค้า</w:t>
+              <w:t>สายเรือ เช่น YML, OOCL, CMA CGM, Evergreen</w:t>
             </w:r>
           </w:p>
         </w:tc>
@@ -5372,6 +6777,7 @@
                 <w:color w:val="334155"/>
                 <w:sz w:val="24"/>
               </w:rPr>
+              <w:t>เพิ่มตามเอกสารจริง</w:t>
             </w:r>
           </w:p>
         </w:tc>
@@ -5395,7 +6801,7 @@
                 <w:color w:val="334155"/>
                 <w:sz w:val="24"/>
               </w:rPr>
-              <w:t>vehicle_id</w:t>
+              <w:t>bl_no</w:t>
             </w:r>
           </w:p>
         </w:tc>
@@ -5417,7 +6823,7 @@
                 <w:color w:val="334155"/>
                 <w:sz w:val="24"/>
               </w:rPr>
-              <w:t>UUID (FK)</w:t>
+              <w:t>VARCHAR(100)</w:t>
             </w:r>
           </w:p>
         </w:tc>
@@ -5439,7 +6845,7 @@
                 <w:color w:val="334155"/>
                 <w:sz w:val="24"/>
               </w:rPr>
-              <w:t>รถที่จ่ายให้วิ่งงาน (Nullable)</w:t>
+              <w:t>เลขที่ B/L ของสายเรือ</w:t>
             </w:r>
           </w:p>
         </w:tc>
@@ -5461,6 +6867,7 @@
                 <w:color w:val="334155"/>
                 <w:sz w:val="24"/>
               </w:rPr>
+              <w:t>เพิ่มตามเอกสารจริง</w:t>
             </w:r>
           </w:p>
         </w:tc>
@@ -5484,7 +6891,7 @@
                 <w:color w:val="334155"/>
                 <w:sz w:val="24"/>
               </w:rPr>
-              <w:t>driver_id</w:t>
+              <w:t>book_no</w:t>
             </w:r>
           </w:p>
         </w:tc>
@@ -5506,7 +6913,7 @@
                 <w:color w:val="334155"/>
                 <w:sz w:val="24"/>
               </w:rPr>
-              <w:t>UUID (FK)</w:t>
+              <w:t>VARCHAR(100)</w:t>
             </w:r>
           </w:p>
         </w:tc>
@@ -5528,7 +6935,7 @@
                 <w:color w:val="334155"/>
                 <w:sz w:val="24"/>
               </w:rPr>
-              <w:t>พขร. ที่มอบหมาย (Nullable)</w:t>
+              <w:t>เลขที่ Booking ของสายเรือ</w:t>
             </w:r>
           </w:p>
         </w:tc>
@@ -5550,6 +6957,7 @@
                 <w:color w:val="334155"/>
                 <w:sz w:val="24"/>
               </w:rPr>
+              <w:t>เพิ่มตามเอกสารจริง</w:t>
             </w:r>
           </w:p>
         </w:tc>
@@ -5573,7 +6981,7 @@
                 <w:color w:val="334155"/>
                 <w:sz w:val="24"/>
               </w:rPr>
-              <w:t>vehicle_type</w:t>
+              <w:t>commodity_name</w:t>
             </w:r>
           </w:p>
         </w:tc>
@@ -5595,7 +7003,7 @@
                 <w:color w:val="334155"/>
                 <w:sz w:val="24"/>
               </w:rPr>
-              <w:t>VARCHAR(50)</w:t>
+              <w:t>VARCHAR(200)</w:t>
             </w:r>
           </w:p>
         </w:tc>
@@ -5617,7 +7025,7 @@
                 <w:color w:val="334155"/>
                 <w:sz w:val="24"/>
               </w:rPr>
-              <w:t>ประเภทรถที่ต้องการ</w:t>
+              <w:t>ชื่อสินค้า</w:t>
             </w:r>
           </w:p>
         </w:tc>
@@ -5639,6 +7047,7 @@
                 <w:color w:val="334155"/>
                 <w:sz w:val="24"/>
               </w:rPr>
+              <w:t>เพิ่มตามเอกสารจริง</w:t>
             </w:r>
           </w:p>
         </w:tc>
@@ -5662,7 +7071,7 @@
                 <w:color w:val="334155"/>
                 <w:sz w:val="24"/>
               </w:rPr>
-              <w:t>container_size</w:t>
+              <w:t>pickup_place</w:t>
             </w:r>
           </w:p>
         </w:tc>
@@ -5684,7 +7093,7 @@
                 <w:color w:val="334155"/>
                 <w:sz w:val="24"/>
               </w:rPr>
-              <w:t>VARCHAR(20)</w:t>
+              <w:t>VARCHAR(200)</w:t>
             </w:r>
           </w:p>
         </w:tc>
@@ -5706,7 +7115,7 @@
                 <w:color w:val="334155"/>
                 <w:sz w:val="24"/>
               </w:rPr>
-              <w:t>ขนาดตู้: 20, 40, 45 ฟุต</w:t>
+              <w:t>สถานที่รับตู้ Container</w:t>
             </w:r>
           </w:p>
         </w:tc>
@@ -5728,6 +7137,7 @@
                 <w:color w:val="334155"/>
                 <w:sz w:val="24"/>
               </w:rPr>
+              <w:t>เพิ่มตามเอกสารจริง</w:t>
             </w:r>
           </w:p>
         </w:tc>
@@ -5751,7 +7161,7 @@
                 <w:color w:val="334155"/>
                 <w:sz w:val="24"/>
               </w:rPr>
-              <w:t>container_type</w:t>
+              <w:t>pickup_date</w:t>
             </w:r>
           </w:p>
         </w:tc>
@@ -5773,7 +7183,7 @@
                 <w:color w:val="334155"/>
                 <w:sz w:val="24"/>
               </w:rPr>
-              <w:t>VARCHAR(20)</w:t>
+              <w:t>DATE</w:t>
             </w:r>
           </w:p>
         </w:tc>
@@ -5795,7 +7205,7 @@
                 <w:color w:val="334155"/>
                 <w:sz w:val="24"/>
               </w:rPr>
-              <w:t>ชนิดตู้: DC (แห้ง), HC (สูง), OT (เปิดหลังคา), RH (เย็น)</w:t>
+              <w:t>วันที่รับตู้ Container</w:t>
             </w:r>
           </w:p>
         </w:tc>
@@ -5817,6 +7227,7 @@
                 <w:color w:val="334155"/>
                 <w:sz w:val="24"/>
               </w:rPr>
+              <w:t>เพิ่มตามเอกสารจริง</w:t>
             </w:r>
           </w:p>
         </w:tc>
@@ -5840,7 +7251,7 @@
                 <w:color w:val="334155"/>
                 <w:sz w:val="24"/>
               </w:rPr>
-              <w:t>cargo_type</w:t>
+              <w:t>packing_place</w:t>
             </w:r>
           </w:p>
         </w:tc>
@@ -5862,7 +7273,7 @@
                 <w:color w:val="334155"/>
                 <w:sz w:val="24"/>
               </w:rPr>
-              <w:t>VARCHAR(20)</w:t>
+              <w:t>VARCHAR(200)</w:t>
             </w:r>
           </w:p>
         </w:tc>
@@ -5884,7 +7295,7 @@
                 <w:color w:val="334155"/>
                 <w:sz w:val="24"/>
               </w:rPr>
-              <w:t>ชนิดสินค้า: NON_DG (ทั่วไป), DG (อันตราย)</w:t>
+              <w:t>สถานที่บรรจุสินค้า</w:t>
             </w:r>
           </w:p>
         </w:tc>
@@ -5906,6 +7317,7 @@
                 <w:color w:val="334155"/>
                 <w:sz w:val="24"/>
               </w:rPr>
+              <w:t>เพิ่มตามเอกสารจริง</w:t>
             </w:r>
           </w:p>
         </w:tc>
@@ -5929,7 +7341,7 @@
                 <w:color w:val="334155"/>
                 <w:sz w:val="24"/>
               </w:rPr>
-              <w:t>status</w:t>
+              <w:t>packing_date</w:t>
             </w:r>
           </w:p>
         </w:tc>
@@ -5951,7 +7363,7 @@
                 <w:color w:val="334155"/>
                 <w:sz w:val="24"/>
               </w:rPr>
-              <w:t>VARCHAR(30)</w:t>
+              <w:t>DATE</w:t>
             </w:r>
           </w:p>
         </w:tc>
@@ -5973,7 +7385,7 @@
                 <w:color w:val="334155"/>
                 <w:sz w:val="24"/>
               </w:rPr>
-              <w:t>draft, assigned, in_progress, completed, cancelled</w:t>
+              <w:t>วันที่บรรจุสินค้า</w:t>
             </w:r>
           </w:p>
         </w:tc>
@@ -5995,6 +7407,7 @@
                 <w:color w:val="334155"/>
                 <w:sz w:val="24"/>
               </w:rPr>
+              <w:t>เพิ่มตามเอกสารจริง</w:t>
             </w:r>
           </w:p>
         </w:tc>
@@ -6018,7 +7431,7 @@
                 <w:color w:val="334155"/>
                 <w:sz w:val="24"/>
               </w:rPr>
-              <w:t>container_no</w:t>
+              <w:t>return_place</w:t>
             </w:r>
           </w:p>
         </w:tc>
@@ -6040,7 +7453,7 @@
                 <w:color w:val="334155"/>
                 <w:sz w:val="24"/>
               </w:rPr>
-              <w:t>VARCHAR(50)</w:t>
+              <w:t>VARCHAR(200)</w:t>
             </w:r>
           </w:p>
         </w:tc>
@@ -6062,7 +7475,7 @@
                 <w:color w:val="334155"/>
                 <w:sz w:val="24"/>
               </w:rPr>
-              <w:t>หมายเลขตู้คอนเทนเนอร์ (พขร. กรอกหรือรับมา)</w:t>
+              <w:t>สถานที่คืนตู้ Container</w:t>
             </w:r>
           </w:p>
         </w:tc>
@@ -6084,6 +7497,7 @@
                 <w:color w:val="334155"/>
                 <w:sz w:val="24"/>
               </w:rPr>
+              <w:t>เพิ่มตามเอกสารจริง</w:t>
             </w:r>
           </w:p>
         </w:tc>
@@ -6107,7 +7521,7 @@
                 <w:color w:val="334155"/>
                 <w:sz w:val="24"/>
               </w:rPr>
-              <w:t>seal_no</w:t>
+              <w:t>return_date</w:t>
             </w:r>
           </w:p>
         </w:tc>
@@ -6129,7 +7543,7 @@
                 <w:color w:val="334155"/>
                 <w:sz w:val="24"/>
               </w:rPr>
-              <w:t>VARCHAR(50)</w:t>
+              <w:t>DATE</w:t>
             </w:r>
           </w:p>
         </w:tc>
@@ -6151,7 +7565,7 @@
                 <w:color w:val="334155"/>
                 <w:sz w:val="24"/>
               </w:rPr>
-              <w:t>หมายเลขซีลล็อคตู้ (พขร. กรอก)</w:t>
+              <w:t>วันที่คืนตู้ Container</w:t>
             </w:r>
           </w:p>
         </w:tc>
@@ -6173,6 +7587,7 @@
                 <w:color w:val="334155"/>
                 <w:sz w:val="24"/>
               </w:rPr>
+              <w:t>เพิ่มตามเอกสารจริง</w:t>
             </w:r>
           </w:p>
         </w:tc>
@@ -6196,7 +7611,7 @@
                 <w:color w:val="334155"/>
                 <w:sz w:val="24"/>
               </w:rPr>
-              <w:t>temperature</w:t>
+              <w:t>container_size</w:t>
             </w:r>
           </w:p>
         </w:tc>
@@ -6218,7 +7633,7 @@
                 <w:color w:val="334155"/>
                 <w:sz w:val="24"/>
               </w:rPr>
-              <w:t>NUMERIC(5,2)</w:t>
+              <w:t>VARCHAR(20)</w:t>
             </w:r>
           </w:p>
         </w:tc>
@@ -6240,7 +7655,7 @@
                 <w:color w:val="334155"/>
                 <w:sz w:val="24"/>
               </w:rPr>
-              <w:t>อุณหภูมิตู้แช่เย็น Reefer (°C)</w:t>
+              <w:t>ขนาดตู้: 20', 40', 45'</w:t>
             </w:r>
           </w:p>
         </w:tc>
@@ -6262,6 +7677,7 @@
                 <w:color w:val="334155"/>
                 <w:sz w:val="24"/>
               </w:rPr>
+              <w:t>สเปกตู้</w:t>
             </w:r>
           </w:p>
         </w:tc>
@@ -6285,7 +7701,7 @@
                 <w:color w:val="334155"/>
                 <w:sz w:val="24"/>
               </w:rPr>
-              <w:t>checkin_location</w:t>
+              <w:t>container_type</w:t>
             </w:r>
           </w:p>
         </w:tc>
@@ -6307,7 +7723,7 @@
                 <w:color w:val="334155"/>
                 <w:sz w:val="24"/>
               </w:rPr>
-              <w:t>TEXT</w:t>
+              <w:t>VARCHAR(20)</w:t>
             </w:r>
           </w:p>
         </w:tc>
@@ -6329,7 +7745,7 @@
                 <w:color w:val="334155"/>
                 <w:sz w:val="24"/>
               </w:rPr>
-              <w:t>พิกัดหรือข้อความเช็คอินของ พขร.</w:t>
+              <w:t>ชนิดตู้: DC, HC, OT, RH</w:t>
             </w:r>
           </w:p>
         </w:tc>
@@ -6351,6 +7767,7 @@
                 <w:color w:val="334155"/>
                 <w:sz w:val="24"/>
               </w:rPr>
+              <w:t>สเปกตู้</w:t>
             </w:r>
           </w:p>
         </w:tc>
@@ -6374,7 +7791,7 @@
                 <w:color w:val="334155"/>
                 <w:sz w:val="24"/>
               </w:rPr>
-              <w:t>driver_notes</w:t>
+              <w:t>container_amount</w:t>
             </w:r>
           </w:p>
         </w:tc>
@@ -6396,7 +7813,7 @@
                 <w:color w:val="334155"/>
                 <w:sz w:val="24"/>
               </w:rPr>
-              <w:t>TEXT</w:t>
+              <w:t>INTEGER</w:t>
             </w:r>
           </w:p>
         </w:tc>
@@ -6418,7 +7835,7 @@
                 <w:color w:val="334155"/>
                 <w:sz w:val="24"/>
               </w:rPr>
-              <w:t>หมายเหตุหน้างานของ พขร.</w:t>
+              <w:t>จำนวนตู้รวมใน Job นี้ (เช่น 1, 2 ตู้)</w:t>
             </w:r>
           </w:p>
         </w:tc>
@@ -6440,6 +7857,7 @@
                 <w:color w:val="334155"/>
                 <w:sz w:val="24"/>
               </w:rPr>
+              <w:t>สรุป Volume เช่น 2x20' DC</w:t>
             </w:r>
           </w:p>
         </w:tc>
@@ -6463,7 +7881,7 @@
                 <w:color w:val="334155"/>
                 <w:sz w:val="24"/>
               </w:rPr>
-              <w:t>revenue</w:t>
+              <w:t>cargo_type</w:t>
             </w:r>
           </w:p>
         </w:tc>
@@ -6485,7 +7903,7 @@
                 <w:color w:val="334155"/>
                 <w:sz w:val="24"/>
               </w:rPr>
-              <w:t>NUMERIC(12,2)</w:t>
+              <w:t>VARCHAR(20)</w:t>
             </w:r>
           </w:p>
         </w:tc>
@@ -6507,7 +7925,7 @@
                 <w:color w:val="334155"/>
                 <w:sz w:val="24"/>
               </w:rPr>
-              <w:t>ยอดราคาขายเรียกเก็บลูกค้า (บาท)</w:t>
+              <w:t>ชนิดสินค้า: NON_DG (ทั่วไป) / DG (อันตราย)</w:t>
             </w:r>
           </w:p>
         </w:tc>
@@ -6529,6 +7947,7 @@
                 <w:color w:val="334155"/>
                 <w:sz w:val="24"/>
               </w:rPr>
+              <w:t>ค่าเริ่มต้น = NON_DG</w:t>
             </w:r>
           </w:p>
         </w:tc>
@@ -6552,7 +7971,7 @@
                 <w:color w:val="334155"/>
                 <w:sz w:val="24"/>
               </w:rPr>
-              <w:t>fuel_cost</w:t>
+              <w:t>status</w:t>
             </w:r>
           </w:p>
         </w:tc>
@@ -6574,7 +7993,7 @@
                 <w:color w:val="334155"/>
                 <w:sz w:val="24"/>
               </w:rPr>
-              <w:t>NUMERIC(12,2)</w:t>
+              <w:t>VARCHAR(30)</w:t>
             </w:r>
           </w:p>
         </w:tc>
@@ -6596,7 +8015,7 @@
                 <w:color w:val="334155"/>
                 <w:sz w:val="24"/>
               </w:rPr>
-              <w:t>ค่าน้ำมันจริง</w:t>
+              <w:t>draft, assigned, in_progress, completed, cancelled</w:t>
             </w:r>
           </w:p>
         </w:tc>
@@ -6641,7 +8060,7 @@
                 <w:color w:val="334155"/>
                 <w:sz w:val="24"/>
               </w:rPr>
-              <w:t>driver_allowance</w:t>
+              <w:t>price</w:t>
             </w:r>
           </w:p>
         </w:tc>
@@ -6685,7 +8104,7 @@
                 <w:color w:val="334155"/>
                 <w:sz w:val="24"/>
               </w:rPr>
-              <w:t>เบี้ยเลี้ยง พขร. จริง</w:t>
+              <w:t>ราคาค่าบริการขนส่งมาตรฐาน</w:t>
             </w:r>
           </w:p>
         </w:tc>
@@ -6730,7 +8149,7 @@
                 <w:color w:val="334155"/>
                 <w:sz w:val="24"/>
               </w:rPr>
-              <w:t>toll_fee</w:t>
+              <w:t>addon_price</w:t>
             </w:r>
           </w:p>
         </w:tc>
@@ -6774,7 +8193,7 @@
                 <w:color w:val="334155"/>
                 <w:sz w:val="24"/>
               </w:rPr>
-              <w:t>ค่าทางด่วนจริง</w:t>
+              <w:t>อัตราเพิ่ม (เช่น ช่วงราคาน้ำมันขึ้น หรือค่าบริการเสริม)</w:t>
             </w:r>
           </w:p>
         </w:tc>
@@ -6796,6 +8215,7 @@
                 <w:color w:val="334155"/>
                 <w:sz w:val="24"/>
               </w:rPr>
+              <w:t>เพิ่มตามเอกสารจริง</w:t>
             </w:r>
           </w:p>
         </w:tc>
@@ -6819,7 +8239,7 @@
                 <w:color w:val="334155"/>
                 <w:sz w:val="24"/>
               </w:rPr>
-              <w:t>waiting_fee</w:t>
+              <w:t>revenue</w:t>
             </w:r>
           </w:p>
         </w:tc>
@@ -6863,7 +8283,7 @@
                 <w:color w:val="334155"/>
                 <w:sz w:val="24"/>
               </w:rPr>
-              <w:t>ค่าเสียเวลาจอดรอ (Waiting Penalties)</w:t>
+              <w:t>ยอดรายได้เรียกเก็บ = price + addon_price</w:t>
             </w:r>
           </w:p>
         </w:tc>
@@ -6908,7 +8328,7 @@
                 <w:color w:val="334155"/>
                 <w:sz w:val="24"/>
               </w:rPr>
-              <w:t>ot_fee</w:t>
+              <w:t>pat_letter_required</w:t>
             </w:r>
           </w:p>
         </w:tc>
@@ -6930,7 +8350,7 @@
                 <w:color w:val="334155"/>
                 <w:sz w:val="24"/>
               </w:rPr>
-              <w:t>NUMERIC(12,2)</w:t>
+              <w:t>BOOLEAN</w:t>
             </w:r>
           </w:p>
         </w:tc>
@@ -6952,7 +8372,7 @@
                 <w:color w:val="334155"/>
                 <w:sz w:val="24"/>
               </w:rPr>
-              <w:t>ค่าล่วงเวลา (OT)</w:t>
+              <w:t>ติ๊กเลือกว่าต้องทำจดหมายการท่าเรือหรือไม่</w:t>
             </w:r>
           </w:p>
         </w:tc>
@@ -6974,6 +8394,7 @@
                 <w:color w:val="334155"/>
                 <w:sz w:val="24"/>
               </w:rPr>
+              <w:t>**Auto-Tick ถ้าคืนตู้ที่คลองเตย (PAT)**</w:t>
             </w:r>
           </w:p>
         </w:tc>
@@ -6997,7 +8418,7 @@
                 <w:color w:val="334155"/>
                 <w:sz w:val="24"/>
               </w:rPr>
-              <w:t>other_cost</w:t>
+              <w:t>pat_letter_status</w:t>
             </w:r>
           </w:p>
         </w:tc>
@@ -7019,7 +8440,7 @@
                 <w:color w:val="334155"/>
                 <w:sz w:val="24"/>
               </w:rPr>
-              <w:t>NUMERIC(12,2)</w:t>
+              <w:t>VARCHAR(30)</w:t>
             </w:r>
           </w:p>
         </w:tc>
@@ -7041,7 +8462,7 @@
                 <w:color w:val="334155"/>
                 <w:sz w:val="24"/>
               </w:rPr>
-              <w:t>ค่าใช้จ่ายอื่นๆ</w:t>
+              <w:t>none, pending, issued, completed</w:t>
             </w:r>
           </w:p>
         </w:tc>
@@ -7086,7 +8507,7 @@
                 <w:color w:val="334155"/>
                 <w:sz w:val="24"/>
               </w:rPr>
-              <w:t>total_cost</w:t>
+              <w:t>invoice_no</w:t>
             </w:r>
           </w:p>
         </w:tc>
@@ -7108,7 +8529,7 @@
                 <w:color w:val="334155"/>
                 <w:sz w:val="24"/>
               </w:rPr>
-              <w:t>NUMERIC(12,2)</w:t>
+              <w:t>VARCHAR(50)</w:t>
             </w:r>
           </w:p>
         </w:tc>
@@ -7130,7 +8551,7 @@
                 <w:color w:val="334155"/>
                 <w:sz w:val="24"/>
               </w:rPr>
-              <w:t>ต้นทุนรวมจริง = น้ำมัน+เบี้ยเลี้ยง+ทางด่วน+รอ+OT+อื่นๆ</w:t>
+              <w:t>เลขที่ Invoice ที่ถูกนำไปออกบิล (เช่น 6807-217)</w:t>
             </w:r>
           </w:p>
         </w:tc>
@@ -7152,367 +8573,69 @@
                 <w:color w:val="334155"/>
                 <w:sz w:val="24"/>
               </w:rPr>
-            </w:r>
-          </w:p>
-        </w:tc>
-      </w:tr>
-      <w:tr>
-        <w:tc>
-          <w:tcPr>
-            <w:tcW w:type="dxa" w:w="2484"/>
-            <w:shd w:fill="F8FAFC"/>
-            <w:tcMar>
-              <w:top w:w="80" w:type="dxa"/>
-              <w:bottom w:w="80" w:type="dxa"/>
-              <w:left w:w="120" w:type="dxa"/>
-              <w:right w:w="120" w:type="dxa"/>
-            </w:tcMar>
-          </w:tcPr>
-          <w:p>
-            <w:r>
-              <w:rPr>
-                <w:rFonts w:ascii="Cordia New" w:hAnsi="Cordia New"/>
-                <w:color w:val="334155"/>
-                <w:sz w:val="24"/>
-              </w:rPr>
-              <w:t>net_profit</w:t>
-            </w:r>
-          </w:p>
-        </w:tc>
-        <w:tc>
-          <w:tcPr>
-            <w:tcW w:type="dxa" w:w="2484"/>
-            <w:shd w:fill="F8FAFC"/>
-            <w:tcMar>
-              <w:top w:w="80" w:type="dxa"/>
-              <w:bottom w:w="80" w:type="dxa"/>
-              <w:left w:w="120" w:type="dxa"/>
-              <w:right w:w="120" w:type="dxa"/>
-            </w:tcMar>
-          </w:tcPr>
-          <w:p>
-            <w:r>
-              <w:rPr>
-                <w:rFonts w:ascii="Cordia New" w:hAnsi="Cordia New"/>
-                <w:color w:val="334155"/>
-                <w:sz w:val="24"/>
-              </w:rPr>
-              <w:t>NUMERIC(12,2)</w:t>
-            </w:r>
-          </w:p>
-        </w:tc>
-        <w:tc>
-          <w:tcPr>
-            <w:tcW w:type="dxa" w:w="2484"/>
-            <w:shd w:fill="F8FAFC"/>
-            <w:tcMar>
-              <w:top w:w="80" w:type="dxa"/>
-              <w:bottom w:w="80" w:type="dxa"/>
-              <w:left w:w="120" w:type="dxa"/>
-              <w:right w:w="120" w:type="dxa"/>
-            </w:tcMar>
-          </w:tcPr>
-          <w:p>
-            <w:r>
-              <w:rPr>
-                <w:rFonts w:ascii="Cordia New" w:hAnsi="Cordia New"/>
-                <w:color w:val="334155"/>
-                <w:sz w:val="24"/>
-              </w:rPr>
-              <w:t>กำไรสุทธิ = revenue - total_cost</w:t>
-            </w:r>
-          </w:p>
-        </w:tc>
-        <w:tc>
-          <w:tcPr>
-            <w:tcW w:type="dxa" w:w="2484"/>
-            <w:shd w:fill="F8FAFC"/>
-            <w:tcMar>
-              <w:top w:w="80" w:type="dxa"/>
-              <w:bottom w:w="80" w:type="dxa"/>
-              <w:left w:w="120" w:type="dxa"/>
-              <w:right w:w="120" w:type="dxa"/>
-            </w:tcMar>
-          </w:tcPr>
-          <w:p>
-            <w:r>
-              <w:rPr>
-                <w:rFonts w:ascii="Cordia New" w:hAnsi="Cordia New"/>
-                <w:color w:val="334155"/>
-                <w:sz w:val="24"/>
-              </w:rPr>
-            </w:r>
-          </w:p>
-        </w:tc>
-      </w:tr>
-      <w:tr>
-        <w:tc>
-          <w:tcPr>
-            <w:tcW w:type="dxa" w:w="2484"/>
-            <w:shd w:fill="FFFFFF"/>
-            <w:tcMar>
-              <w:top w:w="80" w:type="dxa"/>
-              <w:bottom w:w="80" w:type="dxa"/>
-              <w:left w:w="120" w:type="dxa"/>
-              <w:right w:w="120" w:type="dxa"/>
-            </w:tcMar>
-          </w:tcPr>
-          <w:p>
-            <w:r>
-              <w:rPr>
-                <w:rFonts w:ascii="Cordia New" w:hAnsi="Cordia New"/>
-                <w:color w:val="334155"/>
-                <w:sz w:val="24"/>
-              </w:rPr>
-              <w:t>pat_letter_required</w:t>
-            </w:r>
-          </w:p>
-        </w:tc>
-        <w:tc>
-          <w:tcPr>
-            <w:tcW w:type="dxa" w:w="2484"/>
-            <w:shd w:fill="FFFFFF"/>
-            <w:tcMar>
-              <w:top w:w="80" w:type="dxa"/>
-              <w:bottom w:w="80" w:type="dxa"/>
-              <w:left w:w="120" w:type="dxa"/>
-              <w:right w:w="120" w:type="dxa"/>
-            </w:tcMar>
-          </w:tcPr>
-          <w:p>
-            <w:r>
-              <w:rPr>
-                <w:rFonts w:ascii="Cordia New" w:hAnsi="Cordia New"/>
-                <w:color w:val="334155"/>
-                <w:sz w:val="24"/>
-              </w:rPr>
-              <w:t>BOOLEAN</w:t>
-            </w:r>
-          </w:p>
-        </w:tc>
-        <w:tc>
-          <w:tcPr>
-            <w:tcW w:type="dxa" w:w="2484"/>
-            <w:shd w:fill="FFFFFF"/>
-            <w:tcMar>
-              <w:top w:w="80" w:type="dxa"/>
-              <w:bottom w:w="80" w:type="dxa"/>
-              <w:left w:w="120" w:type="dxa"/>
-              <w:right w:w="120" w:type="dxa"/>
-            </w:tcMar>
-          </w:tcPr>
-          <w:p>
-            <w:r>
-              <w:rPr>
-                <w:rFonts w:ascii="Cordia New" w:hAnsi="Cordia New"/>
-                <w:color w:val="334155"/>
-                <w:sz w:val="24"/>
-              </w:rPr>
-              <w:t>ติ๊กเลือกว่าต้องทำจดหมายเปลี่ยนใบเสร็จท่าเรือหรือไม่</w:t>
-            </w:r>
-          </w:p>
-        </w:tc>
-        <w:tc>
-          <w:tcPr>
-            <w:tcW w:type="dxa" w:w="2484"/>
-            <w:shd w:fill="FFFFFF"/>
-            <w:tcMar>
-              <w:top w:w="80" w:type="dxa"/>
-              <w:bottom w:w="80" w:type="dxa"/>
-              <w:left w:w="120" w:type="dxa"/>
-              <w:right w:w="120" w:type="dxa"/>
-            </w:tcMar>
-          </w:tcPr>
-          <w:p>
-            <w:r>
-              <w:rPr>
-                <w:rFonts w:ascii="Cordia New" w:hAnsi="Cordia New"/>
-                <w:color w:val="334155"/>
-                <w:sz w:val="24"/>
-              </w:rPr>
-            </w:r>
-          </w:p>
-        </w:tc>
-      </w:tr>
-      <w:tr>
-        <w:tc>
-          <w:tcPr>
-            <w:tcW w:type="dxa" w:w="2484"/>
-            <w:shd w:fill="F8FAFC"/>
-            <w:tcMar>
-              <w:top w:w="80" w:type="dxa"/>
-              <w:bottom w:w="80" w:type="dxa"/>
-              <w:left w:w="120" w:type="dxa"/>
-              <w:right w:w="120" w:type="dxa"/>
-            </w:tcMar>
-          </w:tcPr>
-          <w:p>
-            <w:r>
-              <w:rPr>
-                <w:rFonts w:ascii="Cordia New" w:hAnsi="Cordia New"/>
-                <w:color w:val="334155"/>
-                <w:sz w:val="24"/>
-              </w:rPr>
-              <w:t>pat_letter_status</w:t>
-            </w:r>
-          </w:p>
-        </w:tc>
-        <w:tc>
-          <w:tcPr>
-            <w:tcW w:type="dxa" w:w="2484"/>
-            <w:shd w:fill="F8FAFC"/>
-            <w:tcMar>
-              <w:top w:w="80" w:type="dxa"/>
-              <w:bottom w:w="80" w:type="dxa"/>
-              <w:left w:w="120" w:type="dxa"/>
-              <w:right w:w="120" w:type="dxa"/>
-            </w:tcMar>
-          </w:tcPr>
-          <w:p>
-            <w:r>
-              <w:rPr>
-                <w:rFonts w:ascii="Cordia New" w:hAnsi="Cordia New"/>
-                <w:color w:val="334155"/>
-                <w:sz w:val="24"/>
-              </w:rPr>
-              <w:t>VARCHAR(30)</w:t>
-            </w:r>
-          </w:p>
-        </w:tc>
-        <w:tc>
-          <w:tcPr>
-            <w:tcW w:type="dxa" w:w="2484"/>
-            <w:shd w:fill="F8FAFC"/>
-            <w:tcMar>
-              <w:top w:w="80" w:type="dxa"/>
-              <w:bottom w:w="80" w:type="dxa"/>
-              <w:left w:w="120" w:type="dxa"/>
-              <w:right w:w="120" w:type="dxa"/>
-            </w:tcMar>
-          </w:tcPr>
-          <w:p>
-            <w:r>
-              <w:rPr>
-                <w:rFonts w:ascii="Cordia New" w:hAnsi="Cordia New"/>
-                <w:color w:val="334155"/>
-                <w:sz w:val="24"/>
-              </w:rPr>
-              <w:t>สถานะ PAT: none, pending, issued, completed</w:t>
-            </w:r>
-          </w:p>
-        </w:tc>
-        <w:tc>
-          <w:tcPr>
-            <w:tcW w:type="dxa" w:w="2484"/>
-            <w:shd w:fill="F8FAFC"/>
-            <w:tcMar>
-              <w:top w:w="80" w:type="dxa"/>
-              <w:bottom w:w="80" w:type="dxa"/>
-              <w:left w:w="120" w:type="dxa"/>
-              <w:right w:w="120" w:type="dxa"/>
-            </w:tcMar>
-          </w:tcPr>
-          <w:p>
-            <w:r>
-              <w:rPr>
-                <w:rFonts w:ascii="Cordia New" w:hAnsi="Cordia New"/>
-                <w:color w:val="334155"/>
-                <w:sz w:val="24"/>
-              </w:rPr>
-            </w:r>
-          </w:p>
-        </w:tc>
-      </w:tr>
-      <w:tr>
-        <w:tc>
-          <w:tcPr>
-            <w:tcW w:type="dxa" w:w="2484"/>
-            <w:shd w:fill="FFFFFF"/>
-            <w:tcMar>
-              <w:top w:w="80" w:type="dxa"/>
-              <w:bottom w:w="80" w:type="dxa"/>
-              <w:left w:w="120" w:type="dxa"/>
-              <w:right w:w="120" w:type="dxa"/>
-            </w:tcMar>
-          </w:tcPr>
-          <w:p>
-            <w:r>
-              <w:rPr>
-                <w:rFonts w:ascii="Cordia New" w:hAnsi="Cordia New"/>
-                <w:color w:val="334155"/>
-                <w:sz w:val="24"/>
-              </w:rPr>
-              <w:t>*(คอลัมน์ที่ต้องการเพิ่ม)*</w:t>
-            </w:r>
-          </w:p>
-        </w:tc>
-        <w:tc>
-          <w:tcPr>
-            <w:tcW w:type="dxa" w:w="2484"/>
-            <w:shd w:fill="FFFFFF"/>
-            <w:tcMar>
-              <w:top w:w="80" w:type="dxa"/>
-              <w:bottom w:w="80" w:type="dxa"/>
-              <w:left w:w="120" w:type="dxa"/>
-              <w:right w:w="120" w:type="dxa"/>
-            </w:tcMar>
-          </w:tcPr>
-          <w:p>
-            <w:r>
-              <w:rPr>
-                <w:rFonts w:ascii="Cordia New" w:hAnsi="Cordia New"/>
-                <w:color w:val="334155"/>
-                <w:sz w:val="24"/>
-              </w:rPr>
-            </w:r>
-          </w:p>
-        </w:tc>
-        <w:tc>
-          <w:tcPr>
-            <w:tcW w:type="dxa" w:w="2484"/>
-            <w:shd w:fill="FFFFFF"/>
-            <w:tcMar>
-              <w:top w:w="80" w:type="dxa"/>
-              <w:bottom w:w="80" w:type="dxa"/>
-              <w:left w:w="120" w:type="dxa"/>
-              <w:right w:w="120" w:type="dxa"/>
-            </w:tcMar>
-          </w:tcPr>
-          <w:p>
-            <w:r>
-              <w:rPr>
-                <w:rFonts w:ascii="Cordia New" w:hAnsi="Cordia New"/>
-                <w:color w:val="334155"/>
-                <w:sz w:val="24"/>
-              </w:rPr>
-              <w:t>*(เช่น สายเรือ Shipping Line, เลข Booking, เลข B/L, ท่าเรือ Gate-in)*</w:t>
-            </w:r>
-          </w:p>
-        </w:tc>
-        <w:tc>
-          <w:tcPr>
-            <w:tcW w:type="dxa" w:w="2484"/>
-            <w:shd w:fill="FFFFFF"/>
-            <w:tcMar>
-              <w:top w:w="80" w:type="dxa"/>
-              <w:bottom w:w="80" w:type="dxa"/>
-              <w:left w:w="120" w:type="dxa"/>
-              <w:right w:w="120" w:type="dxa"/>
-            </w:tcMar>
-          </w:tcPr>
-          <w:p>
-            <w:r>
-              <w:rPr>
-                <w:rFonts w:ascii="Cordia New" w:hAnsi="Cordia New"/>
-                <w:color w:val="334155"/>
-                <w:sz w:val="24"/>
-              </w:rPr>
+              <w:t>เพื่อตรวจสอบสถานะการวางบิล</w:t>
             </w:r>
           </w:p>
         </w:tc>
       </w:tr>
     </w:tbl>
     <w:p/>
+    <w:p>
+      <w:r>
+        <w:rPr>
+          <w:rFonts w:ascii="Cordia New" w:hAnsi="Cordia New"/>
+          <w:sz w:val="28"/>
+        </w:rPr>
+        <w:t xml:space="preserve">&gt; </w:t>
+      </w:r>
+      <w:r>
+        <w:rPr>
+          <w:rFonts w:ascii="Cordia New" w:hAnsi="Cordia New"/>
+          <w:b/>
+          <w:sz w:val="28"/>
+        </w:rPr>
+        <w:t>🌟 Remark 2.6 สำคัญมาก (1 Job : Many Trucks Architecture):</w:t>
+      </w:r>
+    </w:p>
+    <w:p>
+      <w:r>
+        <w:rPr>
+          <w:rFonts w:ascii="Cordia New" w:hAnsi="Cordia New"/>
+          <w:sz w:val="28"/>
+        </w:rPr>
+        <w:t xml:space="preserve">&gt; ในระบบการทำงานจริง </w:t>
+      </w:r>
+      <w:r>
+        <w:rPr>
+          <w:rFonts w:ascii="Cordia New" w:hAnsi="Cordia New"/>
+          <w:b/>
+          <w:sz w:val="28"/>
+        </w:rPr>
+        <w:t>1 Job สามารถใช้รถหลายคันได้</w:t>
+      </w:r>
+      <w:r>
+        <w:rPr>
+          <w:rFonts w:ascii="Cordia New" w:hAnsi="Cordia New"/>
+          <w:sz w:val="28"/>
+        </w:rPr>
+        <w:t xml:space="preserve"> ตามจำนวนตู้ที่ระบุใน Job เช่น Job นี้สั่งตู้ 2 ตู้ จะสร้างรายการมอบหมายงานแยกย่อย (</w:t>
+      </w:r>
+      <w:r>
+        <w:rPr>
+          <w:rFonts w:ascii="Consolas" w:hAnsi="Consolas"/>
+          <w:color w:val="0F172A"/>
+          <w:sz w:val="24"/>
+        </w:rPr>
+        <w:t>job_assignments</w:t>
+      </w:r>
+      <w:r>
+        <w:rPr>
+          <w:rFonts w:ascii="Cordia New" w:hAnsi="Cordia New"/>
+          <w:sz w:val="28"/>
+        </w:rPr>
+        <w:t>) จำนวน 2 รายการ เพื่อจ่ายรถและติดตามการตรวจตู้แยกตามคัน</w:t>
+      </w:r>
+    </w:p>
     <w:p>
       <w:pPr>
         <w:pBdr>
@@ -7531,7 +8654,7 @@
           <w:color w:val="0F172A"/>
           <w:sz w:val="32"/>
         </w:rPr>
-        <w:t>2.7 ตาราง `driver_expenses` (บันทึกค่าใช้จ่ายและเงินเบิก พขร.)</w:t>
+        <w:t>2.7 ตารางมอบหมายงานและการตรวจตู้ `job_assignments` (1:N Sub-Items)</w:t>
       </w:r>
     </w:p>
     <w:tbl>
@@ -7643,7 +8766,7 @@
                 <w:color w:val="FFFFFF"/>
                 <w:sz w:val="26"/>
               </w:rPr>
-              <w:t>ช่องสำหรับทีมงานระบุการแก้ไข (To-Be)</w:t>
+              <w:t>หมายเหตุและการปรับปรุง (To-Be)</w:t>
             </w:r>
           </w:p>
         </w:tc>
@@ -7711,7 +8834,7 @@
                 <w:color w:val="334155"/>
                 <w:sz w:val="24"/>
               </w:rPr>
-              <w:t>รหัสรายการ</w:t>
+              <w:t>รหัสรายการจ่ายรถ</w:t>
             </w:r>
           </w:p>
         </w:tc>
@@ -7800,7 +8923,7 @@
                 <w:color w:val="334155"/>
                 <w:sz w:val="24"/>
               </w:rPr>
-              <w:t>ผูกกับงาน Job ID</w:t>
+              <w:t>ผูกกับ jobs.id</w:t>
             </w:r>
           </w:p>
         </w:tc>
@@ -7845,7 +8968,7 @@
                 <w:color w:val="334155"/>
                 <w:sz w:val="24"/>
               </w:rPr>
-              <w:t>driver_id</w:t>
+              <w:t>leg_index</w:t>
             </w:r>
           </w:p>
         </w:tc>
@@ -7867,7 +8990,7 @@
                 <w:color w:val="334155"/>
                 <w:sz w:val="24"/>
               </w:rPr>
-              <w:t>UUID (FK)</w:t>
+              <w:t>INTEGER</w:t>
             </w:r>
           </w:p>
         </w:tc>
@@ -7889,7 +9012,7 @@
                 <w:color w:val="334155"/>
                 <w:sz w:val="24"/>
               </w:rPr>
-              <w:t>ผูกกับ พขร.</w:t>
+              <w:t>ลำดับตู้ เช่น ตู้ที่ 1, ตู้ที่ 2</w:t>
             </w:r>
           </w:p>
         </w:tc>
@@ -7934,7 +9057,7 @@
                 <w:color w:val="334155"/>
                 <w:sz w:val="24"/>
               </w:rPr>
-              <w:t>expense_type</w:t>
+              <w:t>truck_name_id</w:t>
             </w:r>
           </w:p>
         </w:tc>
@@ -7978,7 +9101,7 @@
                 <w:color w:val="334155"/>
                 <w:sz w:val="24"/>
               </w:rPr>
-              <w:t>ประเภท: per_diem, fuel, toll, waiting, overtime, advance</w:t>
+              <w:t>รหัสรถแบบย่อ เช่น รถคัน-1, รถคัน-2</w:t>
             </w:r>
           </w:p>
         </w:tc>
@@ -8000,6 +9123,7 @@
                 <w:color w:val="334155"/>
                 <w:sz w:val="24"/>
               </w:rPr>
+              <w:t>เลือกรหัสนี้จะผูกรถและคนขับทันที</w:t>
             </w:r>
           </w:p>
         </w:tc>
@@ -8023,7 +9147,7 @@
                 <w:color w:val="334155"/>
                 <w:sz w:val="24"/>
               </w:rPr>
-              <w:t>amount</w:t>
+              <w:t>vehicle_id</w:t>
             </w:r>
           </w:p>
         </w:tc>
@@ -8045,7 +9169,7 @@
                 <w:color w:val="334155"/>
                 <w:sz w:val="24"/>
               </w:rPr>
-              <w:t>NUMERIC(10,2)</w:t>
+              <w:t>UUID (FK)</w:t>
             </w:r>
           </w:p>
         </w:tc>
@@ -8067,7 +9191,7 @@
                 <w:color w:val="334155"/>
                 <w:sz w:val="24"/>
               </w:rPr>
-              <w:t>จำนวนเงิน (บาท)</w:t>
+              <w:t>เชื่อมกับ vehicles.id</w:t>
             </w:r>
           </w:p>
         </w:tc>
@@ -8112,7 +9236,7 @@
                 <w:color w:val="334155"/>
                 <w:sz w:val="24"/>
               </w:rPr>
-              <w:t>description</w:t>
+              <w:t>driver_id</w:t>
             </w:r>
           </w:p>
         </w:tc>
@@ -8134,7 +9258,7 @@
                 <w:color w:val="334155"/>
                 <w:sz w:val="24"/>
               </w:rPr>
-              <w:t>TEXT</w:t>
+              <w:t>UUID (FK)</w:t>
             </w:r>
           </w:p>
         </w:tc>
@@ -8156,7 +9280,7 @@
                 <w:color w:val="334155"/>
                 <w:sz w:val="24"/>
               </w:rPr>
-              <w:t>รายละเอียด เช่น เลขที่ใบเสร็จปั๊มน้ำมัน, ด่านทางด่วน</w:t>
+              <w:t>เชื่อมกับ drivers.id</w:t>
             </w:r>
           </w:p>
         </w:tc>
@@ -8178,6 +9302,7 @@
                 <w:color w:val="334155"/>
                 <w:sz w:val="24"/>
               </w:rPr>
+              <w:t>ดึงอัตโนมัติจากคนขับประจำรถ</w:t>
             </w:r>
           </w:p>
         </w:tc>
@@ -8201,7 +9326,7 @@
                 <w:color w:val="334155"/>
                 <w:sz w:val="24"/>
               </w:rPr>
-              <w:t>status</w:t>
+              <w:t>container_no</w:t>
             </w:r>
           </w:p>
         </w:tc>
@@ -8223,7 +9348,7 @@
                 <w:color w:val="334155"/>
                 <w:sz w:val="24"/>
               </w:rPr>
-              <w:t>VARCHAR(30)</w:t>
+              <w:t>VARCHAR(50)</w:t>
             </w:r>
           </w:p>
         </w:tc>
@@ -8245,7 +9370,7 @@
                 <w:color w:val="334155"/>
                 <w:sz w:val="24"/>
               </w:rPr>
-              <w:t>approved, pending, reimbursed</w:t>
+              <w:t>หมายเลขตู้คอนเทนเนอร์ (พขร. กรอกหรืออัปเดต)</w:t>
             </w:r>
           </w:p>
         </w:tc>
@@ -8290,7 +9415,7 @@
                 <w:color w:val="334155"/>
                 <w:sz w:val="24"/>
               </w:rPr>
-              <w:t>*(คอลัมน์ที่ต้องการเพิ่ม)*</w:t>
+              <w:t>seal_no</w:t>
             </w:r>
           </w:p>
         </w:tc>
@@ -8312,6 +9437,7 @@
                 <w:color w:val="334155"/>
                 <w:sz w:val="24"/>
               </w:rPr>
+              <w:t>VARCHAR(50)</w:t>
             </w:r>
           </w:p>
         </w:tc>
@@ -8333,7 +9459,1619 @@
                 <w:color w:val="334155"/>
                 <w:sz w:val="24"/>
               </w:rPr>
-              <w:t>*(เช่น แนบรูปสลิป/ใบเสร็จ, เลขไมล์ต้น-ปลาย, ลิตรน้ำมัน)*</w:t>
+              <w:t>หมายเลขซีลล็อคตู้ (พขร. กรอกหรืออัปเดต)</w:t>
+            </w:r>
+          </w:p>
+        </w:tc>
+        <w:tc>
+          <w:tcPr>
+            <w:tcW w:type="dxa" w:w="2484"/>
+            <w:shd w:fill="F8FAFC"/>
+            <w:tcMar>
+              <w:top w:w="80" w:type="dxa"/>
+              <w:bottom w:w="80" w:type="dxa"/>
+              <w:left w:w="120" w:type="dxa"/>
+              <w:right w:w="120" w:type="dxa"/>
+            </w:tcMar>
+          </w:tcPr>
+          <w:p>
+            <w:r>
+              <w:rPr>
+                <w:rFonts w:ascii="Cordia New" w:hAnsi="Cordia New"/>
+                <w:color w:val="334155"/>
+                <w:sz w:val="24"/>
+              </w:rPr>
+            </w:r>
+          </w:p>
+        </w:tc>
+      </w:tr>
+      <w:tr>
+        <w:tc>
+          <w:tcPr>
+            <w:tcW w:type="dxa" w:w="2484"/>
+            <w:shd w:fill="FFFFFF"/>
+            <w:tcMar>
+              <w:top w:w="80" w:type="dxa"/>
+              <w:bottom w:w="80" w:type="dxa"/>
+              <w:left w:w="120" w:type="dxa"/>
+              <w:right w:w="120" w:type="dxa"/>
+            </w:tcMar>
+          </w:tcPr>
+          <w:p>
+            <w:r>
+              <w:rPr>
+                <w:rFonts w:ascii="Cordia New" w:hAnsi="Cordia New"/>
+                <w:color w:val="334155"/>
+                <w:sz w:val="24"/>
+              </w:rPr>
+              <w:t>temperature</w:t>
+            </w:r>
+          </w:p>
+        </w:tc>
+        <w:tc>
+          <w:tcPr>
+            <w:tcW w:type="dxa" w:w="2484"/>
+            <w:shd w:fill="FFFFFF"/>
+            <w:tcMar>
+              <w:top w:w="80" w:type="dxa"/>
+              <w:bottom w:w="80" w:type="dxa"/>
+              <w:left w:w="120" w:type="dxa"/>
+              <w:right w:w="120" w:type="dxa"/>
+            </w:tcMar>
+          </w:tcPr>
+          <w:p>
+            <w:r>
+              <w:rPr>
+                <w:rFonts w:ascii="Cordia New" w:hAnsi="Cordia New"/>
+                <w:color w:val="334155"/>
+                <w:sz w:val="24"/>
+              </w:rPr>
+              <w:t>NUMERIC(5,2)</w:t>
+            </w:r>
+          </w:p>
+        </w:tc>
+        <w:tc>
+          <w:tcPr>
+            <w:tcW w:type="dxa" w:w="2484"/>
+            <w:shd w:fill="FFFFFF"/>
+            <w:tcMar>
+              <w:top w:w="80" w:type="dxa"/>
+              <w:bottom w:w="80" w:type="dxa"/>
+              <w:left w:w="120" w:type="dxa"/>
+              <w:right w:w="120" w:type="dxa"/>
+            </w:tcMar>
+          </w:tcPr>
+          <w:p>
+            <w:r>
+              <w:rPr>
+                <w:rFonts w:ascii="Cordia New" w:hAnsi="Cordia New"/>
+                <w:color w:val="334155"/>
+                <w:sz w:val="24"/>
+              </w:rPr>
+              <w:t>อุณหภูมิตู้แช่เย็น Reefer (°C)</w:t>
+            </w:r>
+          </w:p>
+        </w:tc>
+        <w:tc>
+          <w:tcPr>
+            <w:tcW w:type="dxa" w:w="2484"/>
+            <w:shd w:fill="FFFFFF"/>
+            <w:tcMar>
+              <w:top w:w="80" w:type="dxa"/>
+              <w:bottom w:w="80" w:type="dxa"/>
+              <w:left w:w="120" w:type="dxa"/>
+              <w:right w:w="120" w:type="dxa"/>
+            </w:tcMar>
+          </w:tcPr>
+          <w:p>
+            <w:r>
+              <w:rPr>
+                <w:rFonts w:ascii="Cordia New" w:hAnsi="Cordia New"/>
+                <w:color w:val="334155"/>
+                <w:sz w:val="24"/>
+              </w:rPr>
+              <w:t>สำหรับตู้เย็น</w:t>
+            </w:r>
+          </w:p>
+        </w:tc>
+      </w:tr>
+      <w:tr>
+        <w:tc>
+          <w:tcPr>
+            <w:tcW w:type="dxa" w:w="2484"/>
+            <w:shd w:fill="F8FAFC"/>
+            <w:tcMar>
+              <w:top w:w="80" w:type="dxa"/>
+              <w:bottom w:w="80" w:type="dxa"/>
+              <w:left w:w="120" w:type="dxa"/>
+              <w:right w:w="120" w:type="dxa"/>
+            </w:tcMar>
+          </w:tcPr>
+          <w:p>
+            <w:r>
+              <w:rPr>
+                <w:rFonts w:ascii="Cordia New" w:hAnsi="Cordia New"/>
+                <w:color w:val="334155"/>
+                <w:sz w:val="24"/>
+              </w:rPr>
+              <w:t>current_step</w:t>
+            </w:r>
+          </w:p>
+        </w:tc>
+        <w:tc>
+          <w:tcPr>
+            <w:tcW w:type="dxa" w:w="2484"/>
+            <w:shd w:fill="F8FAFC"/>
+            <w:tcMar>
+              <w:top w:w="80" w:type="dxa"/>
+              <w:bottom w:w="80" w:type="dxa"/>
+              <w:left w:w="120" w:type="dxa"/>
+              <w:right w:w="120" w:type="dxa"/>
+            </w:tcMar>
+          </w:tcPr>
+          <w:p>
+            <w:r>
+              <w:rPr>
+                <w:rFonts w:ascii="Cordia New" w:hAnsi="Cordia New"/>
+                <w:color w:val="334155"/>
+                <w:sz w:val="24"/>
+              </w:rPr>
+              <w:t>VARCHAR(30)</w:t>
+            </w:r>
+          </w:p>
+        </w:tc>
+        <w:tc>
+          <w:tcPr>
+            <w:tcW w:type="dxa" w:w="2484"/>
+            <w:shd w:fill="F8FAFC"/>
+            <w:tcMar>
+              <w:top w:w="80" w:type="dxa"/>
+              <w:bottom w:w="80" w:type="dxa"/>
+              <w:left w:w="120" w:type="dxa"/>
+              <w:right w:w="120" w:type="dxa"/>
+            </w:tcMar>
+          </w:tcPr>
+          <w:p>
+            <w:r>
+              <w:rPr>
+                <w:rFonts w:ascii="Cordia New" w:hAnsi="Cordia New"/>
+                <w:color w:val="334155"/>
+                <w:sz w:val="24"/>
+              </w:rPr>
+              <w:t>assigned, at_pickup, at_packing, at_return, completed</w:t>
+            </w:r>
+          </w:p>
+        </w:tc>
+        <w:tc>
+          <w:tcPr>
+            <w:tcW w:type="dxa" w:w="2484"/>
+            <w:shd w:fill="F8FAFC"/>
+            <w:tcMar>
+              <w:top w:w="80" w:type="dxa"/>
+              <w:bottom w:w="80" w:type="dxa"/>
+              <w:left w:w="120" w:type="dxa"/>
+              <w:right w:w="120" w:type="dxa"/>
+            </w:tcMar>
+          </w:tcPr>
+          <w:p>
+            <w:r>
+              <w:rPr>
+                <w:rFonts w:ascii="Cordia New" w:hAnsi="Cordia New"/>
+                <w:color w:val="334155"/>
+                <w:sz w:val="24"/>
+              </w:rPr>
+              <w:t>สถานะ Timeline สด</w:t>
+            </w:r>
+          </w:p>
+        </w:tc>
+      </w:tr>
+      <w:tr>
+        <w:tc>
+          <w:tcPr>
+            <w:tcW w:type="dxa" w:w="2484"/>
+            <w:shd w:fill="FFFFFF"/>
+            <w:tcMar>
+              <w:top w:w="80" w:type="dxa"/>
+              <w:bottom w:w="80" w:type="dxa"/>
+              <w:left w:w="120" w:type="dxa"/>
+              <w:right w:w="120" w:type="dxa"/>
+            </w:tcMar>
+          </w:tcPr>
+          <w:p>
+            <w:r>
+              <w:rPr>
+                <w:rFonts w:ascii="Cordia New" w:hAnsi="Cordia New"/>
+                <w:color w:val="334155"/>
+                <w:sz w:val="24"/>
+              </w:rPr>
+              <w:t>pickup_checkin_time</w:t>
+            </w:r>
+          </w:p>
+        </w:tc>
+        <w:tc>
+          <w:tcPr>
+            <w:tcW w:type="dxa" w:w="2484"/>
+            <w:shd w:fill="FFFFFF"/>
+            <w:tcMar>
+              <w:top w:w="80" w:type="dxa"/>
+              <w:bottom w:w="80" w:type="dxa"/>
+              <w:left w:w="120" w:type="dxa"/>
+              <w:right w:w="120" w:type="dxa"/>
+            </w:tcMar>
+          </w:tcPr>
+          <w:p>
+            <w:r>
+              <w:rPr>
+                <w:rFonts w:ascii="Cordia New" w:hAnsi="Cordia New"/>
+                <w:color w:val="334155"/>
+                <w:sz w:val="24"/>
+              </w:rPr>
+              <w:t>TIMESTAMPTZ</w:t>
+            </w:r>
+          </w:p>
+        </w:tc>
+        <w:tc>
+          <w:tcPr>
+            <w:tcW w:type="dxa" w:w="2484"/>
+            <w:shd w:fill="FFFFFF"/>
+            <w:tcMar>
+              <w:top w:w="80" w:type="dxa"/>
+              <w:bottom w:w="80" w:type="dxa"/>
+              <w:left w:w="120" w:type="dxa"/>
+              <w:right w:w="120" w:type="dxa"/>
+            </w:tcMar>
+          </w:tcPr>
+          <w:p>
+            <w:r>
+              <w:rPr>
+                <w:rFonts w:ascii="Cordia New" w:hAnsi="Cordia New"/>
+                <w:color w:val="334155"/>
+                <w:sz w:val="24"/>
+              </w:rPr>
+              <w:t>เวลาเช็คอินจุดรับตู้</w:t>
+            </w:r>
+          </w:p>
+        </w:tc>
+        <w:tc>
+          <w:tcPr>
+            <w:tcW w:type="dxa" w:w="2484"/>
+            <w:shd w:fill="FFFFFF"/>
+            <w:tcMar>
+              <w:top w:w="80" w:type="dxa"/>
+              <w:bottom w:w="80" w:type="dxa"/>
+              <w:left w:w="120" w:type="dxa"/>
+              <w:right w:w="120" w:type="dxa"/>
+            </w:tcMar>
+          </w:tcPr>
+          <w:p>
+            <w:r>
+              <w:rPr>
+                <w:rFonts w:ascii="Cordia New" w:hAnsi="Cordia New"/>
+                <w:color w:val="334155"/>
+                <w:sz w:val="24"/>
+              </w:rPr>
+              <w:t>บันทึกอัตโนมัติ</w:t>
+            </w:r>
+          </w:p>
+        </w:tc>
+      </w:tr>
+      <w:tr>
+        <w:tc>
+          <w:tcPr>
+            <w:tcW w:type="dxa" w:w="2484"/>
+            <w:shd w:fill="F8FAFC"/>
+            <w:tcMar>
+              <w:top w:w="80" w:type="dxa"/>
+              <w:bottom w:w="80" w:type="dxa"/>
+              <w:left w:w="120" w:type="dxa"/>
+              <w:right w:w="120" w:type="dxa"/>
+            </w:tcMar>
+          </w:tcPr>
+          <w:p>
+            <w:r>
+              <w:rPr>
+                <w:rFonts w:ascii="Cordia New" w:hAnsi="Cordia New"/>
+                <w:color w:val="334155"/>
+                <w:sz w:val="24"/>
+              </w:rPr>
+              <w:t>pickup_gps</w:t>
+            </w:r>
+          </w:p>
+        </w:tc>
+        <w:tc>
+          <w:tcPr>
+            <w:tcW w:type="dxa" w:w="2484"/>
+            <w:shd w:fill="F8FAFC"/>
+            <w:tcMar>
+              <w:top w:w="80" w:type="dxa"/>
+              <w:bottom w:w="80" w:type="dxa"/>
+              <w:left w:w="120" w:type="dxa"/>
+              <w:right w:w="120" w:type="dxa"/>
+            </w:tcMar>
+          </w:tcPr>
+          <w:p>
+            <w:r>
+              <w:rPr>
+                <w:rFonts w:ascii="Cordia New" w:hAnsi="Cordia New"/>
+                <w:color w:val="334155"/>
+                <w:sz w:val="24"/>
+              </w:rPr>
+              <w:t>TEXT</w:t>
+            </w:r>
+          </w:p>
+        </w:tc>
+        <w:tc>
+          <w:tcPr>
+            <w:tcW w:type="dxa" w:w="2484"/>
+            <w:shd w:fill="F8FAFC"/>
+            <w:tcMar>
+              <w:top w:w="80" w:type="dxa"/>
+              <w:bottom w:w="80" w:type="dxa"/>
+              <w:left w:w="120" w:type="dxa"/>
+              <w:right w:w="120" w:type="dxa"/>
+            </w:tcMar>
+          </w:tcPr>
+          <w:p>
+            <w:r>
+              <w:rPr>
+                <w:rFonts w:ascii="Cordia New" w:hAnsi="Cordia New"/>
+                <w:color w:val="334155"/>
+                <w:sz w:val="24"/>
+              </w:rPr>
+              <w:t>พิกัด GPS จุดรับตู้</w:t>
+            </w:r>
+          </w:p>
+        </w:tc>
+        <w:tc>
+          <w:tcPr>
+            <w:tcW w:type="dxa" w:w="2484"/>
+            <w:shd w:fill="F8FAFC"/>
+            <w:tcMar>
+              <w:top w:w="80" w:type="dxa"/>
+              <w:bottom w:w="80" w:type="dxa"/>
+              <w:left w:w="120" w:type="dxa"/>
+              <w:right w:w="120" w:type="dxa"/>
+            </w:tcMar>
+          </w:tcPr>
+          <w:p>
+            <w:r>
+              <w:rPr>
+                <w:rFonts w:ascii="Cordia New" w:hAnsi="Cordia New"/>
+                <w:color w:val="334155"/>
+                <w:sz w:val="24"/>
+              </w:rPr>
+              <w:t>บันทึกอัตโนมัติ</w:t>
+            </w:r>
+          </w:p>
+        </w:tc>
+      </w:tr>
+      <w:tr>
+        <w:tc>
+          <w:tcPr>
+            <w:tcW w:type="dxa" w:w="2484"/>
+            <w:shd w:fill="FFFFFF"/>
+            <w:tcMar>
+              <w:top w:w="80" w:type="dxa"/>
+              <w:bottom w:w="80" w:type="dxa"/>
+              <w:left w:w="120" w:type="dxa"/>
+              <w:right w:w="120" w:type="dxa"/>
+            </w:tcMar>
+          </w:tcPr>
+          <w:p>
+            <w:r>
+              <w:rPr>
+                <w:rFonts w:ascii="Cordia New" w:hAnsi="Cordia New"/>
+                <w:color w:val="334155"/>
+                <w:sz w:val="24"/>
+              </w:rPr>
+              <w:t>pickup_photos</w:t>
+            </w:r>
+          </w:p>
+        </w:tc>
+        <w:tc>
+          <w:tcPr>
+            <w:tcW w:type="dxa" w:w="2484"/>
+            <w:shd w:fill="FFFFFF"/>
+            <w:tcMar>
+              <w:top w:w="80" w:type="dxa"/>
+              <w:bottom w:w="80" w:type="dxa"/>
+              <w:left w:w="120" w:type="dxa"/>
+              <w:right w:w="120" w:type="dxa"/>
+            </w:tcMar>
+          </w:tcPr>
+          <w:p>
+            <w:r>
+              <w:rPr>
+                <w:rFonts w:ascii="Cordia New" w:hAnsi="Cordia New"/>
+                <w:color w:val="334155"/>
+                <w:sz w:val="24"/>
+              </w:rPr>
+              <w:t>JSONB</w:t>
+            </w:r>
+          </w:p>
+        </w:tc>
+        <w:tc>
+          <w:tcPr>
+            <w:tcW w:type="dxa" w:w="2484"/>
+            <w:shd w:fill="FFFFFF"/>
+            <w:tcMar>
+              <w:top w:w="80" w:type="dxa"/>
+              <w:bottom w:w="80" w:type="dxa"/>
+              <w:left w:w="120" w:type="dxa"/>
+              <w:right w:w="120" w:type="dxa"/>
+            </w:tcMar>
+          </w:tcPr>
+          <w:p>
+            <w:r>
+              <w:rPr>
+                <w:rFonts w:ascii="Cordia New" w:hAnsi="Cordia New"/>
+                <w:color w:val="334155"/>
+                <w:sz w:val="24"/>
+              </w:rPr>
+              <w:t>**รูปถ่ายตู้ 5 รูปบังคับ:** หน้า, พื้น, ซ้าย, ขวา, หลัง</w:t>
+            </w:r>
+          </w:p>
+        </w:tc>
+        <w:tc>
+          <w:tcPr>
+            <w:tcW w:type="dxa" w:w="2484"/>
+            <w:shd w:fill="FFFFFF"/>
+            <w:tcMar>
+              <w:top w:w="80" w:type="dxa"/>
+              <w:bottom w:w="80" w:type="dxa"/>
+              <w:left w:w="120" w:type="dxa"/>
+              <w:right w:w="120" w:type="dxa"/>
+            </w:tcMar>
+          </w:tcPr>
+          <w:p>
+            <w:r>
+              <w:rPr>
+                <w:rFonts w:ascii="Cordia New" w:hAnsi="Cordia New"/>
+                <w:color w:val="334155"/>
+                <w:sz w:val="24"/>
+              </w:rPr>
+            </w:r>
+          </w:p>
+        </w:tc>
+      </w:tr>
+      <w:tr>
+        <w:tc>
+          <w:tcPr>
+            <w:tcW w:type="dxa" w:w="2484"/>
+            <w:shd w:fill="F8FAFC"/>
+            <w:tcMar>
+              <w:top w:w="80" w:type="dxa"/>
+              <w:bottom w:w="80" w:type="dxa"/>
+              <w:left w:w="120" w:type="dxa"/>
+              <w:right w:w="120" w:type="dxa"/>
+            </w:tcMar>
+          </w:tcPr>
+          <w:p>
+            <w:r>
+              <w:rPr>
+                <w:rFonts w:ascii="Cordia New" w:hAnsi="Cordia New"/>
+                <w:color w:val="334155"/>
+                <w:sz w:val="24"/>
+              </w:rPr>
+              <w:t>pickup_reefer_photos</w:t>
+            </w:r>
+          </w:p>
+        </w:tc>
+        <w:tc>
+          <w:tcPr>
+            <w:tcW w:type="dxa" w:w="2484"/>
+            <w:shd w:fill="F8FAFC"/>
+            <w:tcMar>
+              <w:top w:w="80" w:type="dxa"/>
+              <w:bottom w:w="80" w:type="dxa"/>
+              <w:left w:w="120" w:type="dxa"/>
+              <w:right w:w="120" w:type="dxa"/>
+            </w:tcMar>
+          </w:tcPr>
+          <w:p>
+            <w:r>
+              <w:rPr>
+                <w:rFonts w:ascii="Cordia New" w:hAnsi="Cordia New"/>
+                <w:color w:val="334155"/>
+                <w:sz w:val="24"/>
+              </w:rPr>
+              <w:t>JSONB</w:t>
+            </w:r>
+          </w:p>
+        </w:tc>
+        <w:tc>
+          <w:tcPr>
+            <w:tcW w:type="dxa" w:w="2484"/>
+            <w:shd w:fill="F8FAFC"/>
+            <w:tcMar>
+              <w:top w:w="80" w:type="dxa"/>
+              <w:bottom w:w="80" w:type="dxa"/>
+              <w:left w:w="120" w:type="dxa"/>
+              <w:right w:w="120" w:type="dxa"/>
+            </w:tcMar>
+          </w:tcPr>
+          <w:p>
+            <w:r>
+              <w:rPr>
+                <w:rFonts w:ascii="Cordia New" w:hAnsi="Cordia New"/>
+                <w:color w:val="334155"/>
+                <w:sz w:val="24"/>
+              </w:rPr>
+              <w:t>**รูปถ่ายตู้เย็น 3 รูปบังคับ:** รูน้ำทิ้ง, สายไฟ, จออุณหภูมิ</w:t>
+            </w:r>
+          </w:p>
+        </w:tc>
+        <w:tc>
+          <w:tcPr>
+            <w:tcW w:type="dxa" w:w="2484"/>
+            <w:shd w:fill="F8FAFC"/>
+            <w:tcMar>
+              <w:top w:w="80" w:type="dxa"/>
+              <w:bottom w:w="80" w:type="dxa"/>
+              <w:left w:w="120" w:type="dxa"/>
+              <w:right w:w="120" w:type="dxa"/>
+            </w:tcMar>
+          </w:tcPr>
+          <w:p>
+            <w:r>
+              <w:rPr>
+                <w:rFonts w:ascii="Cordia New" w:hAnsi="Cordia New"/>
+                <w:color w:val="334155"/>
+                <w:sz w:val="24"/>
+              </w:rPr>
+              <w:t>สำหรับตู้เย็น</w:t>
+            </w:r>
+          </w:p>
+        </w:tc>
+      </w:tr>
+      <w:tr>
+        <w:tc>
+          <w:tcPr>
+            <w:tcW w:type="dxa" w:w="2484"/>
+            <w:shd w:fill="FFFFFF"/>
+            <w:tcMar>
+              <w:top w:w="80" w:type="dxa"/>
+              <w:bottom w:w="80" w:type="dxa"/>
+              <w:left w:w="120" w:type="dxa"/>
+              <w:right w:w="120" w:type="dxa"/>
+            </w:tcMar>
+          </w:tcPr>
+          <w:p>
+            <w:r>
+              <w:rPr>
+                <w:rFonts w:ascii="Cordia New" w:hAnsi="Cordia New"/>
+                <w:color w:val="334155"/>
+                <w:sz w:val="24"/>
+              </w:rPr>
+              <w:t>pickup_receipt_photos</w:t>
+            </w:r>
+          </w:p>
+        </w:tc>
+        <w:tc>
+          <w:tcPr>
+            <w:tcW w:type="dxa" w:w="2484"/>
+            <w:shd w:fill="FFFFFF"/>
+            <w:tcMar>
+              <w:top w:w="80" w:type="dxa"/>
+              <w:bottom w:w="80" w:type="dxa"/>
+              <w:left w:w="120" w:type="dxa"/>
+              <w:right w:w="120" w:type="dxa"/>
+            </w:tcMar>
+          </w:tcPr>
+          <w:p>
+            <w:r>
+              <w:rPr>
+                <w:rFonts w:ascii="Cordia New" w:hAnsi="Cordia New"/>
+                <w:color w:val="334155"/>
+                <w:sz w:val="24"/>
+              </w:rPr>
+              <w:t>JSONB</w:t>
+            </w:r>
+          </w:p>
+        </w:tc>
+        <w:tc>
+          <w:tcPr>
+            <w:tcW w:type="dxa" w:w="2484"/>
+            <w:shd w:fill="FFFFFF"/>
+            <w:tcMar>
+              <w:top w:w="80" w:type="dxa"/>
+              <w:bottom w:w="80" w:type="dxa"/>
+              <w:left w:w="120" w:type="dxa"/>
+              <w:right w:w="120" w:type="dxa"/>
+            </w:tcMar>
+          </w:tcPr>
+          <w:p>
+            <w:r>
+              <w:rPr>
+                <w:rFonts w:ascii="Cordia New" w:hAnsi="Cordia New"/>
+                <w:color w:val="334155"/>
+                <w:sz w:val="24"/>
+              </w:rPr>
+              <w:t>รูปใบเสร็จ Lift On, Gate In</w:t>
+            </w:r>
+          </w:p>
+        </w:tc>
+        <w:tc>
+          <w:tcPr>
+            <w:tcW w:type="dxa" w:w="2484"/>
+            <w:shd w:fill="FFFFFF"/>
+            <w:tcMar>
+              <w:top w:w="80" w:type="dxa"/>
+              <w:bottom w:w="80" w:type="dxa"/>
+              <w:left w:w="120" w:type="dxa"/>
+              <w:right w:w="120" w:type="dxa"/>
+            </w:tcMar>
+          </w:tcPr>
+          <w:p>
+            <w:r>
+              <w:rPr>
+                <w:rFonts w:ascii="Cordia New" w:hAnsi="Cordia New"/>
+                <w:color w:val="334155"/>
+                <w:sz w:val="24"/>
+              </w:rPr>
+            </w:r>
+          </w:p>
+        </w:tc>
+      </w:tr>
+      <w:tr>
+        <w:tc>
+          <w:tcPr>
+            <w:tcW w:type="dxa" w:w="2484"/>
+            <w:shd w:fill="F8FAFC"/>
+            <w:tcMar>
+              <w:top w:w="80" w:type="dxa"/>
+              <w:bottom w:w="80" w:type="dxa"/>
+              <w:left w:w="120" w:type="dxa"/>
+              <w:right w:w="120" w:type="dxa"/>
+            </w:tcMar>
+          </w:tcPr>
+          <w:p>
+            <w:r>
+              <w:rPr>
+                <w:rFonts w:ascii="Cordia New" w:hAnsi="Cordia New"/>
+                <w:color w:val="334155"/>
+                <w:sz w:val="24"/>
+              </w:rPr>
+              <w:t>pickup_eir_photo</w:t>
+            </w:r>
+          </w:p>
+        </w:tc>
+        <w:tc>
+          <w:tcPr>
+            <w:tcW w:type="dxa" w:w="2484"/>
+            <w:shd w:fill="F8FAFC"/>
+            <w:tcMar>
+              <w:top w:w="80" w:type="dxa"/>
+              <w:bottom w:w="80" w:type="dxa"/>
+              <w:left w:w="120" w:type="dxa"/>
+              <w:right w:w="120" w:type="dxa"/>
+            </w:tcMar>
+          </w:tcPr>
+          <w:p>
+            <w:r>
+              <w:rPr>
+                <w:rFonts w:ascii="Cordia New" w:hAnsi="Cordia New"/>
+                <w:color w:val="334155"/>
+                <w:sz w:val="24"/>
+              </w:rPr>
+              <w:t>TEXT</w:t>
+            </w:r>
+          </w:p>
+        </w:tc>
+        <w:tc>
+          <w:tcPr>
+            <w:tcW w:type="dxa" w:w="2484"/>
+            <w:shd w:fill="F8FAFC"/>
+            <w:tcMar>
+              <w:top w:w="80" w:type="dxa"/>
+              <w:bottom w:w="80" w:type="dxa"/>
+              <w:left w:w="120" w:type="dxa"/>
+              <w:right w:w="120" w:type="dxa"/>
+            </w:tcMar>
+          </w:tcPr>
+          <w:p>
+            <w:r>
+              <w:rPr>
+                <w:rFonts w:ascii="Cordia New" w:hAnsi="Cordia New"/>
+                <w:color w:val="334155"/>
+                <w:sz w:val="24"/>
+              </w:rPr>
+              <w:t>รูปใบรับตู้ EIR</w:t>
+            </w:r>
+          </w:p>
+        </w:tc>
+        <w:tc>
+          <w:tcPr>
+            <w:tcW w:type="dxa" w:w="2484"/>
+            <w:shd w:fill="F8FAFC"/>
+            <w:tcMar>
+              <w:top w:w="80" w:type="dxa"/>
+              <w:bottom w:w="80" w:type="dxa"/>
+              <w:left w:w="120" w:type="dxa"/>
+              <w:right w:w="120" w:type="dxa"/>
+            </w:tcMar>
+          </w:tcPr>
+          <w:p>
+            <w:r>
+              <w:rPr>
+                <w:rFonts w:ascii="Cordia New" w:hAnsi="Cordia New"/>
+                <w:color w:val="334155"/>
+                <w:sz w:val="24"/>
+              </w:rPr>
+            </w:r>
+          </w:p>
+        </w:tc>
+      </w:tr>
+      <w:tr>
+        <w:tc>
+          <w:tcPr>
+            <w:tcW w:type="dxa" w:w="2484"/>
+            <w:shd w:fill="FFFFFF"/>
+            <w:tcMar>
+              <w:top w:w="80" w:type="dxa"/>
+              <w:bottom w:w="80" w:type="dxa"/>
+              <w:left w:w="120" w:type="dxa"/>
+              <w:right w:w="120" w:type="dxa"/>
+            </w:tcMar>
+          </w:tcPr>
+          <w:p>
+            <w:r>
+              <w:rPr>
+                <w:rFonts w:ascii="Cordia New" w:hAnsi="Cordia New"/>
+                <w:color w:val="334155"/>
+                <w:sz w:val="24"/>
+              </w:rPr>
+              <w:t>packing_checkin_time</w:t>
+            </w:r>
+          </w:p>
+        </w:tc>
+        <w:tc>
+          <w:tcPr>
+            <w:tcW w:type="dxa" w:w="2484"/>
+            <w:shd w:fill="FFFFFF"/>
+            <w:tcMar>
+              <w:top w:w="80" w:type="dxa"/>
+              <w:bottom w:w="80" w:type="dxa"/>
+              <w:left w:w="120" w:type="dxa"/>
+              <w:right w:w="120" w:type="dxa"/>
+            </w:tcMar>
+          </w:tcPr>
+          <w:p>
+            <w:r>
+              <w:rPr>
+                <w:rFonts w:ascii="Cordia New" w:hAnsi="Cordia New"/>
+                <w:color w:val="334155"/>
+                <w:sz w:val="24"/>
+              </w:rPr>
+              <w:t>TIMESTAMPTZ</w:t>
+            </w:r>
+          </w:p>
+        </w:tc>
+        <w:tc>
+          <w:tcPr>
+            <w:tcW w:type="dxa" w:w="2484"/>
+            <w:shd w:fill="FFFFFF"/>
+            <w:tcMar>
+              <w:top w:w="80" w:type="dxa"/>
+              <w:bottom w:w="80" w:type="dxa"/>
+              <w:left w:w="120" w:type="dxa"/>
+              <w:right w:w="120" w:type="dxa"/>
+            </w:tcMar>
+          </w:tcPr>
+          <w:p>
+            <w:r>
+              <w:rPr>
+                <w:rFonts w:ascii="Cordia New" w:hAnsi="Cordia New"/>
+                <w:color w:val="334155"/>
+                <w:sz w:val="24"/>
+              </w:rPr>
+              <w:t>เวลาเช็คอินจุดบรรจุ</w:t>
+            </w:r>
+          </w:p>
+        </w:tc>
+        <w:tc>
+          <w:tcPr>
+            <w:tcW w:type="dxa" w:w="2484"/>
+            <w:shd w:fill="FFFFFF"/>
+            <w:tcMar>
+              <w:top w:w="80" w:type="dxa"/>
+              <w:bottom w:w="80" w:type="dxa"/>
+              <w:left w:w="120" w:type="dxa"/>
+              <w:right w:w="120" w:type="dxa"/>
+            </w:tcMar>
+          </w:tcPr>
+          <w:p>
+            <w:r>
+              <w:rPr>
+                <w:rFonts w:ascii="Cordia New" w:hAnsi="Cordia New"/>
+                <w:color w:val="334155"/>
+                <w:sz w:val="24"/>
+              </w:rPr>
+              <w:t>บันทึกอัตโนมัติ</w:t>
+            </w:r>
+          </w:p>
+        </w:tc>
+      </w:tr>
+      <w:tr>
+        <w:tc>
+          <w:tcPr>
+            <w:tcW w:type="dxa" w:w="2484"/>
+            <w:shd w:fill="F8FAFC"/>
+            <w:tcMar>
+              <w:top w:w="80" w:type="dxa"/>
+              <w:bottom w:w="80" w:type="dxa"/>
+              <w:left w:w="120" w:type="dxa"/>
+              <w:right w:w="120" w:type="dxa"/>
+            </w:tcMar>
+          </w:tcPr>
+          <w:p>
+            <w:r>
+              <w:rPr>
+                <w:rFonts w:ascii="Cordia New" w:hAnsi="Cordia New"/>
+                <w:color w:val="334155"/>
+                <w:sz w:val="24"/>
+              </w:rPr>
+              <w:t>packing_gps</w:t>
+            </w:r>
+          </w:p>
+        </w:tc>
+        <w:tc>
+          <w:tcPr>
+            <w:tcW w:type="dxa" w:w="2484"/>
+            <w:shd w:fill="F8FAFC"/>
+            <w:tcMar>
+              <w:top w:w="80" w:type="dxa"/>
+              <w:bottom w:w="80" w:type="dxa"/>
+              <w:left w:w="120" w:type="dxa"/>
+              <w:right w:w="120" w:type="dxa"/>
+            </w:tcMar>
+          </w:tcPr>
+          <w:p>
+            <w:r>
+              <w:rPr>
+                <w:rFonts w:ascii="Cordia New" w:hAnsi="Cordia New"/>
+                <w:color w:val="334155"/>
+                <w:sz w:val="24"/>
+              </w:rPr>
+              <w:t>TEXT</w:t>
+            </w:r>
+          </w:p>
+        </w:tc>
+        <w:tc>
+          <w:tcPr>
+            <w:tcW w:type="dxa" w:w="2484"/>
+            <w:shd w:fill="F8FAFC"/>
+            <w:tcMar>
+              <w:top w:w="80" w:type="dxa"/>
+              <w:bottom w:w="80" w:type="dxa"/>
+              <w:left w:w="120" w:type="dxa"/>
+              <w:right w:w="120" w:type="dxa"/>
+            </w:tcMar>
+          </w:tcPr>
+          <w:p>
+            <w:r>
+              <w:rPr>
+                <w:rFonts w:ascii="Cordia New" w:hAnsi="Cordia New"/>
+                <w:color w:val="334155"/>
+                <w:sz w:val="24"/>
+              </w:rPr>
+              <w:t>พิกัด GPS จุดบรรจุ</w:t>
+            </w:r>
+          </w:p>
+        </w:tc>
+        <w:tc>
+          <w:tcPr>
+            <w:tcW w:type="dxa" w:w="2484"/>
+            <w:shd w:fill="F8FAFC"/>
+            <w:tcMar>
+              <w:top w:w="80" w:type="dxa"/>
+              <w:bottom w:w="80" w:type="dxa"/>
+              <w:left w:w="120" w:type="dxa"/>
+              <w:right w:w="120" w:type="dxa"/>
+            </w:tcMar>
+          </w:tcPr>
+          <w:p>
+            <w:r>
+              <w:rPr>
+                <w:rFonts w:ascii="Cordia New" w:hAnsi="Cordia New"/>
+                <w:color w:val="334155"/>
+                <w:sz w:val="24"/>
+              </w:rPr>
+              <w:t>บันทึกอัตโนมัติ</w:t>
+            </w:r>
+          </w:p>
+        </w:tc>
+      </w:tr>
+      <w:tr>
+        <w:tc>
+          <w:tcPr>
+            <w:tcW w:type="dxa" w:w="2484"/>
+            <w:shd w:fill="FFFFFF"/>
+            <w:tcMar>
+              <w:top w:w="80" w:type="dxa"/>
+              <w:bottom w:w="80" w:type="dxa"/>
+              <w:left w:w="120" w:type="dxa"/>
+              <w:right w:w="120" w:type="dxa"/>
+            </w:tcMar>
+          </w:tcPr>
+          <w:p>
+            <w:r>
+              <w:rPr>
+                <w:rFonts w:ascii="Cordia New" w:hAnsi="Cordia New"/>
+                <w:color w:val="334155"/>
+                <w:sz w:val="24"/>
+              </w:rPr>
+              <w:t>packing_photo_sealed</w:t>
+            </w:r>
+          </w:p>
+        </w:tc>
+        <w:tc>
+          <w:tcPr>
+            <w:tcW w:type="dxa" w:w="2484"/>
+            <w:shd w:fill="FFFFFF"/>
+            <w:tcMar>
+              <w:top w:w="80" w:type="dxa"/>
+              <w:bottom w:w="80" w:type="dxa"/>
+              <w:left w:w="120" w:type="dxa"/>
+              <w:right w:w="120" w:type="dxa"/>
+            </w:tcMar>
+          </w:tcPr>
+          <w:p>
+            <w:r>
+              <w:rPr>
+                <w:rFonts w:ascii="Cordia New" w:hAnsi="Cordia New"/>
+                <w:color w:val="334155"/>
+                <w:sz w:val="24"/>
+              </w:rPr>
+              <w:t>TEXT</w:t>
+            </w:r>
+          </w:p>
+        </w:tc>
+        <w:tc>
+          <w:tcPr>
+            <w:tcW w:type="dxa" w:w="2484"/>
+            <w:shd w:fill="FFFFFF"/>
+            <w:tcMar>
+              <w:top w:w="80" w:type="dxa"/>
+              <w:bottom w:w="80" w:type="dxa"/>
+              <w:left w:w="120" w:type="dxa"/>
+              <w:right w:w="120" w:type="dxa"/>
+            </w:tcMar>
+          </w:tcPr>
+          <w:p>
+            <w:r>
+              <w:rPr>
+                <w:rFonts w:ascii="Cordia New" w:hAnsi="Cordia New"/>
+                <w:color w:val="334155"/>
+                <w:sz w:val="24"/>
+              </w:rPr>
+              <w:t>**รูปถ่ายหน้าตู้ที่ล็อค Seal เรียบร้อย (บังคับ)**</w:t>
+            </w:r>
+          </w:p>
+        </w:tc>
+        <w:tc>
+          <w:tcPr>
+            <w:tcW w:type="dxa" w:w="2484"/>
+            <w:shd w:fill="FFFFFF"/>
+            <w:tcMar>
+              <w:top w:w="80" w:type="dxa"/>
+              <w:bottom w:w="80" w:type="dxa"/>
+              <w:left w:w="120" w:type="dxa"/>
+              <w:right w:w="120" w:type="dxa"/>
+            </w:tcMar>
+          </w:tcPr>
+          <w:p>
+            <w:r>
+              <w:rPr>
+                <w:rFonts w:ascii="Cordia New" w:hAnsi="Cordia New"/>
+                <w:color w:val="334155"/>
+                <w:sz w:val="24"/>
+              </w:rPr>
+            </w:r>
+          </w:p>
+        </w:tc>
+      </w:tr>
+      <w:tr>
+        <w:tc>
+          <w:tcPr>
+            <w:tcW w:type="dxa" w:w="2484"/>
+            <w:shd w:fill="F8FAFC"/>
+            <w:tcMar>
+              <w:top w:w="80" w:type="dxa"/>
+              <w:bottom w:w="80" w:type="dxa"/>
+              <w:left w:w="120" w:type="dxa"/>
+              <w:right w:w="120" w:type="dxa"/>
+            </w:tcMar>
+          </w:tcPr>
+          <w:p>
+            <w:r>
+              <w:rPr>
+                <w:rFonts w:ascii="Cordia New" w:hAnsi="Cordia New"/>
+                <w:color w:val="334155"/>
+                <w:sz w:val="24"/>
+              </w:rPr>
+              <w:t>packing_reefer_photo</w:t>
+            </w:r>
+          </w:p>
+        </w:tc>
+        <w:tc>
+          <w:tcPr>
+            <w:tcW w:type="dxa" w:w="2484"/>
+            <w:shd w:fill="F8FAFC"/>
+            <w:tcMar>
+              <w:top w:w="80" w:type="dxa"/>
+              <w:bottom w:w="80" w:type="dxa"/>
+              <w:left w:w="120" w:type="dxa"/>
+              <w:right w:w="120" w:type="dxa"/>
+            </w:tcMar>
+          </w:tcPr>
+          <w:p>
+            <w:r>
+              <w:rPr>
+                <w:rFonts w:ascii="Cordia New" w:hAnsi="Cordia New"/>
+                <w:color w:val="334155"/>
+                <w:sz w:val="24"/>
+              </w:rPr>
+              <w:t>TEXT</w:t>
+            </w:r>
+          </w:p>
+        </w:tc>
+        <w:tc>
+          <w:tcPr>
+            <w:tcW w:type="dxa" w:w="2484"/>
+            <w:shd w:fill="F8FAFC"/>
+            <w:tcMar>
+              <w:top w:w="80" w:type="dxa"/>
+              <w:bottom w:w="80" w:type="dxa"/>
+              <w:left w:w="120" w:type="dxa"/>
+              <w:right w:w="120" w:type="dxa"/>
+            </w:tcMar>
+          </w:tcPr>
+          <w:p>
+            <w:r>
+              <w:rPr>
+                <w:rFonts w:ascii="Cordia New" w:hAnsi="Cordia New"/>
+                <w:color w:val="334155"/>
+                <w:sz w:val="24"/>
+              </w:rPr>
+              <w:t>รูปจออุณหภูมิตอนบรรจุ</w:t>
+            </w:r>
+          </w:p>
+        </w:tc>
+        <w:tc>
+          <w:tcPr>
+            <w:tcW w:type="dxa" w:w="2484"/>
+            <w:shd w:fill="F8FAFC"/>
+            <w:tcMar>
+              <w:top w:w="80" w:type="dxa"/>
+              <w:bottom w:w="80" w:type="dxa"/>
+              <w:left w:w="120" w:type="dxa"/>
+              <w:right w:w="120" w:type="dxa"/>
+            </w:tcMar>
+          </w:tcPr>
+          <w:p>
+            <w:r>
+              <w:rPr>
+                <w:rFonts w:ascii="Cordia New" w:hAnsi="Cordia New"/>
+                <w:color w:val="334155"/>
+                <w:sz w:val="24"/>
+              </w:rPr>
+              <w:t>สำหรับตู้เย็น</w:t>
+            </w:r>
+          </w:p>
+        </w:tc>
+      </w:tr>
+      <w:tr>
+        <w:tc>
+          <w:tcPr>
+            <w:tcW w:type="dxa" w:w="2484"/>
+            <w:shd w:fill="FFFFFF"/>
+            <w:tcMar>
+              <w:top w:w="80" w:type="dxa"/>
+              <w:bottom w:w="80" w:type="dxa"/>
+              <w:left w:w="120" w:type="dxa"/>
+              <w:right w:w="120" w:type="dxa"/>
+            </w:tcMar>
+          </w:tcPr>
+          <w:p>
+            <w:r>
+              <w:rPr>
+                <w:rFonts w:ascii="Cordia New" w:hAnsi="Cordia New"/>
+                <w:color w:val="334155"/>
+                <w:sz w:val="24"/>
+              </w:rPr>
+              <w:t>return_checkin_time</w:t>
+            </w:r>
+          </w:p>
+        </w:tc>
+        <w:tc>
+          <w:tcPr>
+            <w:tcW w:type="dxa" w:w="2484"/>
+            <w:shd w:fill="FFFFFF"/>
+            <w:tcMar>
+              <w:top w:w="80" w:type="dxa"/>
+              <w:bottom w:w="80" w:type="dxa"/>
+              <w:left w:w="120" w:type="dxa"/>
+              <w:right w:w="120" w:type="dxa"/>
+            </w:tcMar>
+          </w:tcPr>
+          <w:p>
+            <w:r>
+              <w:rPr>
+                <w:rFonts w:ascii="Cordia New" w:hAnsi="Cordia New"/>
+                <w:color w:val="334155"/>
+                <w:sz w:val="24"/>
+              </w:rPr>
+              <w:t>TIMESTAMPTZ</w:t>
+            </w:r>
+          </w:p>
+        </w:tc>
+        <w:tc>
+          <w:tcPr>
+            <w:tcW w:type="dxa" w:w="2484"/>
+            <w:shd w:fill="FFFFFF"/>
+            <w:tcMar>
+              <w:top w:w="80" w:type="dxa"/>
+              <w:bottom w:w="80" w:type="dxa"/>
+              <w:left w:w="120" w:type="dxa"/>
+              <w:right w:w="120" w:type="dxa"/>
+            </w:tcMar>
+          </w:tcPr>
+          <w:p>
+            <w:r>
+              <w:rPr>
+                <w:rFonts w:ascii="Cordia New" w:hAnsi="Cordia New"/>
+                <w:color w:val="334155"/>
+                <w:sz w:val="24"/>
+              </w:rPr>
+              <w:t>เวลาเช็คอินจุดคืนตู้</w:t>
+            </w:r>
+          </w:p>
+        </w:tc>
+        <w:tc>
+          <w:tcPr>
+            <w:tcW w:type="dxa" w:w="2484"/>
+            <w:shd w:fill="FFFFFF"/>
+            <w:tcMar>
+              <w:top w:w="80" w:type="dxa"/>
+              <w:bottom w:w="80" w:type="dxa"/>
+              <w:left w:w="120" w:type="dxa"/>
+              <w:right w:w="120" w:type="dxa"/>
+            </w:tcMar>
+          </w:tcPr>
+          <w:p>
+            <w:r>
+              <w:rPr>
+                <w:rFonts w:ascii="Cordia New" w:hAnsi="Cordia New"/>
+                <w:color w:val="334155"/>
+                <w:sz w:val="24"/>
+              </w:rPr>
+              <w:t>บันทึกอัตโนมัติ</w:t>
+            </w:r>
+          </w:p>
+        </w:tc>
+      </w:tr>
+      <w:tr>
+        <w:tc>
+          <w:tcPr>
+            <w:tcW w:type="dxa" w:w="2484"/>
+            <w:shd w:fill="F8FAFC"/>
+            <w:tcMar>
+              <w:top w:w="80" w:type="dxa"/>
+              <w:bottom w:w="80" w:type="dxa"/>
+              <w:left w:w="120" w:type="dxa"/>
+              <w:right w:w="120" w:type="dxa"/>
+            </w:tcMar>
+          </w:tcPr>
+          <w:p>
+            <w:r>
+              <w:rPr>
+                <w:rFonts w:ascii="Cordia New" w:hAnsi="Cordia New"/>
+                <w:color w:val="334155"/>
+                <w:sz w:val="24"/>
+              </w:rPr>
+              <w:t>return_gps</w:t>
+            </w:r>
+          </w:p>
+        </w:tc>
+        <w:tc>
+          <w:tcPr>
+            <w:tcW w:type="dxa" w:w="2484"/>
+            <w:shd w:fill="F8FAFC"/>
+            <w:tcMar>
+              <w:top w:w="80" w:type="dxa"/>
+              <w:bottom w:w="80" w:type="dxa"/>
+              <w:left w:w="120" w:type="dxa"/>
+              <w:right w:w="120" w:type="dxa"/>
+            </w:tcMar>
+          </w:tcPr>
+          <w:p>
+            <w:r>
+              <w:rPr>
+                <w:rFonts w:ascii="Cordia New" w:hAnsi="Cordia New"/>
+                <w:color w:val="334155"/>
+                <w:sz w:val="24"/>
+              </w:rPr>
+              <w:t>TEXT</w:t>
+            </w:r>
+          </w:p>
+        </w:tc>
+        <w:tc>
+          <w:tcPr>
+            <w:tcW w:type="dxa" w:w="2484"/>
+            <w:shd w:fill="F8FAFC"/>
+            <w:tcMar>
+              <w:top w:w="80" w:type="dxa"/>
+              <w:bottom w:w="80" w:type="dxa"/>
+              <w:left w:w="120" w:type="dxa"/>
+              <w:right w:w="120" w:type="dxa"/>
+            </w:tcMar>
+          </w:tcPr>
+          <w:p>
+            <w:r>
+              <w:rPr>
+                <w:rFonts w:ascii="Cordia New" w:hAnsi="Cordia New"/>
+                <w:color w:val="334155"/>
+                <w:sz w:val="24"/>
+              </w:rPr>
+              <w:t>พิกัด GPS จุดคืนตู้</w:t>
+            </w:r>
+          </w:p>
+        </w:tc>
+        <w:tc>
+          <w:tcPr>
+            <w:tcW w:type="dxa" w:w="2484"/>
+            <w:shd w:fill="F8FAFC"/>
+            <w:tcMar>
+              <w:top w:w="80" w:type="dxa"/>
+              <w:bottom w:w="80" w:type="dxa"/>
+              <w:left w:w="120" w:type="dxa"/>
+              <w:right w:w="120" w:type="dxa"/>
+            </w:tcMar>
+          </w:tcPr>
+          <w:p>
+            <w:r>
+              <w:rPr>
+                <w:rFonts w:ascii="Cordia New" w:hAnsi="Cordia New"/>
+                <w:color w:val="334155"/>
+                <w:sz w:val="24"/>
+              </w:rPr>
+              <w:t>บันทึกอัตโนมัติ</w:t>
+            </w:r>
+          </w:p>
+        </w:tc>
+      </w:tr>
+      <w:tr>
+        <w:tc>
+          <w:tcPr>
+            <w:tcW w:type="dxa" w:w="2484"/>
+            <w:shd w:fill="FFFFFF"/>
+            <w:tcMar>
+              <w:top w:w="80" w:type="dxa"/>
+              <w:bottom w:w="80" w:type="dxa"/>
+              <w:left w:w="120" w:type="dxa"/>
+              <w:right w:w="120" w:type="dxa"/>
+            </w:tcMar>
+          </w:tcPr>
+          <w:p>
+            <w:r>
+              <w:rPr>
+                <w:rFonts w:ascii="Cordia New" w:hAnsi="Cordia New"/>
+                <w:color w:val="334155"/>
+                <w:sz w:val="24"/>
+              </w:rPr>
+              <w:t>return_photo_front</w:t>
+            </w:r>
+          </w:p>
+        </w:tc>
+        <w:tc>
+          <w:tcPr>
+            <w:tcW w:type="dxa" w:w="2484"/>
+            <w:shd w:fill="FFFFFF"/>
+            <w:tcMar>
+              <w:top w:w="80" w:type="dxa"/>
+              <w:bottom w:w="80" w:type="dxa"/>
+              <w:left w:w="120" w:type="dxa"/>
+              <w:right w:w="120" w:type="dxa"/>
+            </w:tcMar>
+          </w:tcPr>
+          <w:p>
+            <w:r>
+              <w:rPr>
+                <w:rFonts w:ascii="Cordia New" w:hAnsi="Cordia New"/>
+                <w:color w:val="334155"/>
+                <w:sz w:val="24"/>
+              </w:rPr>
+              <w:t>TEXT</w:t>
+            </w:r>
+          </w:p>
+        </w:tc>
+        <w:tc>
+          <w:tcPr>
+            <w:tcW w:type="dxa" w:w="2484"/>
+            <w:shd w:fill="FFFFFF"/>
+            <w:tcMar>
+              <w:top w:w="80" w:type="dxa"/>
+              <w:bottom w:w="80" w:type="dxa"/>
+              <w:left w:w="120" w:type="dxa"/>
+              <w:right w:w="120" w:type="dxa"/>
+            </w:tcMar>
+          </w:tcPr>
+          <w:p>
+            <w:r>
+              <w:rPr>
+                <w:rFonts w:ascii="Cordia New" w:hAnsi="Cordia New"/>
+                <w:color w:val="334155"/>
+                <w:sz w:val="24"/>
+              </w:rPr>
+              <w:t>**รูปถ่ายหน้าตู้ที่คืน (บังคับ)**</w:t>
+            </w:r>
+          </w:p>
+        </w:tc>
+        <w:tc>
+          <w:tcPr>
+            <w:tcW w:type="dxa" w:w="2484"/>
+            <w:shd w:fill="FFFFFF"/>
+            <w:tcMar>
+              <w:top w:w="80" w:type="dxa"/>
+              <w:bottom w:w="80" w:type="dxa"/>
+              <w:left w:w="120" w:type="dxa"/>
+              <w:right w:w="120" w:type="dxa"/>
+            </w:tcMar>
+          </w:tcPr>
+          <w:p>
+            <w:r>
+              <w:rPr>
+                <w:rFonts w:ascii="Cordia New" w:hAnsi="Cordia New"/>
+                <w:color w:val="334155"/>
+                <w:sz w:val="24"/>
+              </w:rPr>
+            </w:r>
+          </w:p>
+        </w:tc>
+      </w:tr>
+      <w:tr>
+        <w:tc>
+          <w:tcPr>
+            <w:tcW w:type="dxa" w:w="2484"/>
+            <w:shd w:fill="F8FAFC"/>
+            <w:tcMar>
+              <w:top w:w="80" w:type="dxa"/>
+              <w:bottom w:w="80" w:type="dxa"/>
+              <w:left w:w="120" w:type="dxa"/>
+              <w:right w:w="120" w:type="dxa"/>
+            </w:tcMar>
+          </w:tcPr>
+          <w:p>
+            <w:r>
+              <w:rPr>
+                <w:rFonts w:ascii="Cordia New" w:hAnsi="Cordia New"/>
+                <w:color w:val="334155"/>
+                <w:sz w:val="24"/>
+              </w:rPr>
+              <w:t>return_receipt_photos</w:t>
+            </w:r>
+          </w:p>
+        </w:tc>
+        <w:tc>
+          <w:tcPr>
+            <w:tcW w:type="dxa" w:w="2484"/>
+            <w:shd w:fill="F8FAFC"/>
+            <w:tcMar>
+              <w:top w:w="80" w:type="dxa"/>
+              <w:bottom w:w="80" w:type="dxa"/>
+              <w:left w:w="120" w:type="dxa"/>
+              <w:right w:w="120" w:type="dxa"/>
+            </w:tcMar>
+          </w:tcPr>
+          <w:p>
+            <w:r>
+              <w:rPr>
+                <w:rFonts w:ascii="Cordia New" w:hAnsi="Cordia New"/>
+                <w:color w:val="334155"/>
+                <w:sz w:val="24"/>
+              </w:rPr>
+              <w:t>JSONB</w:t>
+            </w:r>
+          </w:p>
+        </w:tc>
+        <w:tc>
+          <w:tcPr>
+            <w:tcW w:type="dxa" w:w="2484"/>
+            <w:shd w:fill="F8FAFC"/>
+            <w:tcMar>
+              <w:top w:w="80" w:type="dxa"/>
+              <w:bottom w:w="80" w:type="dxa"/>
+              <w:left w:w="120" w:type="dxa"/>
+              <w:right w:w="120" w:type="dxa"/>
+            </w:tcMar>
+          </w:tcPr>
+          <w:p>
+            <w:r>
+              <w:rPr>
+                <w:rFonts w:ascii="Cordia New" w:hAnsi="Cordia New"/>
+                <w:color w:val="334155"/>
+                <w:sz w:val="24"/>
+              </w:rPr>
+              <w:t>รูปใบเสร็จ Lift Off, Gate Charge</w:t>
+            </w:r>
+          </w:p>
+        </w:tc>
+        <w:tc>
+          <w:tcPr>
+            <w:tcW w:type="dxa" w:w="2484"/>
+            <w:shd w:fill="F8FAFC"/>
+            <w:tcMar>
+              <w:top w:w="80" w:type="dxa"/>
+              <w:bottom w:w="80" w:type="dxa"/>
+              <w:left w:w="120" w:type="dxa"/>
+              <w:right w:w="120" w:type="dxa"/>
+            </w:tcMar>
+          </w:tcPr>
+          <w:p>
+            <w:r>
+              <w:rPr>
+                <w:rFonts w:ascii="Cordia New" w:hAnsi="Cordia New"/>
+                <w:color w:val="334155"/>
+                <w:sz w:val="24"/>
+              </w:rPr>
+            </w:r>
+          </w:p>
+        </w:tc>
+      </w:tr>
+      <w:tr>
+        <w:tc>
+          <w:tcPr>
+            <w:tcW w:type="dxa" w:w="2484"/>
+            <w:shd w:fill="FFFFFF"/>
+            <w:tcMar>
+              <w:top w:w="80" w:type="dxa"/>
+              <w:bottom w:w="80" w:type="dxa"/>
+              <w:left w:w="120" w:type="dxa"/>
+              <w:right w:w="120" w:type="dxa"/>
+            </w:tcMar>
+          </w:tcPr>
+          <w:p>
+            <w:r>
+              <w:rPr>
+                <w:rFonts w:ascii="Cordia New" w:hAnsi="Cordia New"/>
+                <w:color w:val="334155"/>
+                <w:sz w:val="24"/>
+              </w:rPr>
+              <w:t>return_eir_photo</w:t>
+            </w:r>
+          </w:p>
+        </w:tc>
+        <w:tc>
+          <w:tcPr>
+            <w:tcW w:type="dxa" w:w="2484"/>
+            <w:shd w:fill="FFFFFF"/>
+            <w:tcMar>
+              <w:top w:w="80" w:type="dxa"/>
+              <w:bottom w:w="80" w:type="dxa"/>
+              <w:left w:w="120" w:type="dxa"/>
+              <w:right w:w="120" w:type="dxa"/>
+            </w:tcMar>
+          </w:tcPr>
+          <w:p>
+            <w:r>
+              <w:rPr>
+                <w:rFonts w:ascii="Cordia New" w:hAnsi="Cordia New"/>
+                <w:color w:val="334155"/>
+                <w:sz w:val="24"/>
+              </w:rPr>
+              <w:t>TEXT</w:t>
+            </w:r>
+          </w:p>
+        </w:tc>
+        <w:tc>
+          <w:tcPr>
+            <w:tcW w:type="dxa" w:w="2484"/>
+            <w:shd w:fill="FFFFFF"/>
+            <w:tcMar>
+              <w:top w:w="80" w:type="dxa"/>
+              <w:bottom w:w="80" w:type="dxa"/>
+              <w:left w:w="120" w:type="dxa"/>
+              <w:right w:w="120" w:type="dxa"/>
+            </w:tcMar>
+          </w:tcPr>
+          <w:p>
+            <w:r>
+              <w:rPr>
+                <w:rFonts w:ascii="Cordia New" w:hAnsi="Cordia New"/>
+                <w:color w:val="334155"/>
+                <w:sz w:val="24"/>
+              </w:rPr>
+              <w:t>รูปใบรับตู้ EIR คืนตู้</w:t>
+            </w:r>
+          </w:p>
+        </w:tc>
+        <w:tc>
+          <w:tcPr>
+            <w:tcW w:type="dxa" w:w="2484"/>
+            <w:shd w:fill="FFFFFF"/>
+            <w:tcMar>
+              <w:top w:w="80" w:type="dxa"/>
+              <w:bottom w:w="80" w:type="dxa"/>
+              <w:left w:w="120" w:type="dxa"/>
+              <w:right w:w="120" w:type="dxa"/>
+            </w:tcMar>
+          </w:tcPr>
+          <w:p>
+            <w:r>
+              <w:rPr>
+                <w:rFonts w:ascii="Cordia New" w:hAnsi="Cordia New"/>
+                <w:color w:val="334155"/>
+                <w:sz w:val="24"/>
+              </w:rPr>
+            </w:r>
+          </w:p>
+        </w:tc>
+      </w:tr>
+      <w:tr>
+        <w:tc>
+          <w:tcPr>
+            <w:tcW w:type="dxa" w:w="2484"/>
+            <w:shd w:fill="F8FAFC"/>
+            <w:tcMar>
+              <w:top w:w="80" w:type="dxa"/>
+              <w:bottom w:w="80" w:type="dxa"/>
+              <w:left w:w="120" w:type="dxa"/>
+              <w:right w:w="120" w:type="dxa"/>
+            </w:tcMar>
+          </w:tcPr>
+          <w:p>
+            <w:r>
+              <w:rPr>
+                <w:rFonts w:ascii="Cordia New" w:hAnsi="Cordia New"/>
+                <w:color w:val="334155"/>
+                <w:sz w:val="24"/>
+              </w:rPr>
+              <w:t>driver_notes</w:t>
+            </w:r>
+          </w:p>
+        </w:tc>
+        <w:tc>
+          <w:tcPr>
+            <w:tcW w:type="dxa" w:w="2484"/>
+            <w:shd w:fill="F8FAFC"/>
+            <w:tcMar>
+              <w:top w:w="80" w:type="dxa"/>
+              <w:bottom w:w="80" w:type="dxa"/>
+              <w:left w:w="120" w:type="dxa"/>
+              <w:right w:w="120" w:type="dxa"/>
+            </w:tcMar>
+          </w:tcPr>
+          <w:p>
+            <w:r>
+              <w:rPr>
+                <w:rFonts w:ascii="Cordia New" w:hAnsi="Cordia New"/>
+                <w:color w:val="334155"/>
+                <w:sz w:val="24"/>
+              </w:rPr>
+              <w:t>TEXT</w:t>
+            </w:r>
+          </w:p>
+        </w:tc>
+        <w:tc>
+          <w:tcPr>
+            <w:tcW w:type="dxa" w:w="2484"/>
+            <w:shd w:fill="F8FAFC"/>
+            <w:tcMar>
+              <w:top w:w="80" w:type="dxa"/>
+              <w:bottom w:w="80" w:type="dxa"/>
+              <w:left w:w="120" w:type="dxa"/>
+              <w:right w:w="120" w:type="dxa"/>
+            </w:tcMar>
+          </w:tcPr>
+          <w:p>
+            <w:r>
+              <w:rPr>
+                <w:rFonts w:ascii="Cordia New" w:hAnsi="Cordia New"/>
+                <w:color w:val="334155"/>
+                <w:sz w:val="24"/>
+              </w:rPr>
+              <w:t>หมายเหตุหน้างานของ พขร.</w:t>
             </w:r>
           </w:p>
         </w:tc>
@@ -8379,7 +11117,7 @@
           <w:color w:val="0F172A"/>
           <w:sz w:val="32"/>
         </w:rPr>
-        <w:t>2.8 ตาราง `audit_logs` (บันทึกประวัติการทำงาน Audit Trail)</w:t>
+        <w:t>2.8 ตาราง `driver_expenses` (บันทึกค่าใช้จ่ายและเงินเบิก พขร.)</w:t>
       </w:r>
     </w:p>
     <w:tbl>
@@ -8491,7 +11229,7 @@
                 <w:color w:val="FFFFFF"/>
                 <w:sz w:val="26"/>
               </w:rPr>
-              <w:t>ช่องสำหรับทีมงานระบุการแก้ไข (To-Be)</w:t>
+              <w:t>หมายเหตุและการปรับปรุง (To-Be)</w:t>
             </w:r>
           </w:p>
         </w:tc>
@@ -8537,7 +11275,7 @@
                 <w:color w:val="334155"/>
                 <w:sz w:val="24"/>
               </w:rPr>
-              <w:t>VARCHAR(100)</w:t>
+              <w:t>UUID (PK)</w:t>
             </w:r>
           </w:p>
         </w:tc>
@@ -8559,7 +11297,7 @@
                 <w:color w:val="334155"/>
                 <w:sz w:val="24"/>
               </w:rPr>
-              <w:t>รหัส Log</w:t>
+              <w:t>รหัสรายการ</w:t>
             </w:r>
           </w:p>
         </w:tc>
@@ -8604,7 +11342,7 @@
                 <w:color w:val="334155"/>
                 <w:sz w:val="24"/>
               </w:rPr>
-              <w:t>user_id</w:t>
+              <w:t>job_id</w:t>
             </w:r>
           </w:p>
         </w:tc>
@@ -8626,7 +11364,7 @@
                 <w:color w:val="334155"/>
                 <w:sz w:val="24"/>
               </w:rPr>
-              <w:t>VARCHAR(100)</w:t>
+              <w:t>UUID (FK)</w:t>
             </w:r>
           </w:p>
         </w:tc>
@@ -8648,7 +11386,7 @@
                 <w:color w:val="334155"/>
                 <w:sz w:val="24"/>
               </w:rPr>
-              <w:t>รหัสผู้ใช้งานที่กระทำ</w:t>
+              <w:t>ผูกกับงาน Job ID</w:t>
             </w:r>
           </w:p>
         </w:tc>
@@ -8693,7 +11431,7 @@
                 <w:color w:val="334155"/>
                 <w:sz w:val="24"/>
               </w:rPr>
-              <w:t>user_name</w:t>
+              <w:t>truck_name_id</w:t>
             </w:r>
           </w:p>
         </w:tc>
@@ -8715,7 +11453,7 @@
                 <w:color w:val="334155"/>
                 <w:sz w:val="24"/>
               </w:rPr>
-              <w:t>VARCHAR(150)</w:t>
+              <w:t>VARCHAR(50)</w:t>
             </w:r>
           </w:p>
         </w:tc>
@@ -8737,7 +11475,7 @@
                 <w:color w:val="334155"/>
                 <w:sz w:val="24"/>
               </w:rPr>
-              <w:t>ชื่อผู้กระทำ</w:t>
+              <w:t>รหัสอ้างอิงรถแบบย่อ เช่น รถคัน-1, รถคัน-2</w:t>
             </w:r>
           </w:p>
         </w:tc>
@@ -8759,6 +11497,7 @@
                 <w:color w:val="334155"/>
                 <w:sz w:val="24"/>
               </w:rPr>
+              <w:t>เพิ่มตามเอกสารจริง</w:t>
             </w:r>
           </w:p>
         </w:tc>
@@ -8782,7 +11521,7 @@
                 <w:color w:val="334155"/>
                 <w:sz w:val="24"/>
               </w:rPr>
-              <w:t>user_role</w:t>
+              <w:t>driver_id</w:t>
             </w:r>
           </w:p>
         </w:tc>
@@ -8804,7 +11543,7 @@
                 <w:color w:val="334155"/>
                 <w:sz w:val="24"/>
               </w:rPr>
-              <w:t>VARCHAR(50)</w:t>
+              <w:t>UUID (FK)</w:t>
             </w:r>
           </w:p>
         </w:tc>
@@ -8826,7 +11565,7 @@
                 <w:color w:val="334155"/>
                 <w:sz w:val="24"/>
               </w:rPr>
-              <w:t>สิทธิ์ขณะกระทำ (admin, md, cs, dispatcher, accountant)</w:t>
+              <w:t>ผูกกับ พขร.</w:t>
             </w:r>
           </w:p>
         </w:tc>
@@ -8871,7 +11610,7 @@
                 <w:color w:val="334155"/>
                 <w:sz w:val="24"/>
               </w:rPr>
-              <w:t>action</w:t>
+              <w:t>expense_type</w:t>
             </w:r>
           </w:p>
         </w:tc>
@@ -8915,7 +11654,7 @@
                 <w:color w:val="334155"/>
                 <w:sz w:val="24"/>
               </w:rPr>
-              <w:t>LOGIN, LOGOUT, CREATE, UPDATE, DELETE, PRINT, CLOSE_JOB</w:t>
+              <w:t>per_diem, fuel, toll, waiting, overtime, advance</w:t>
             </w:r>
           </w:p>
         </w:tc>
@@ -8937,6 +11676,7 @@
                 <w:color w:val="334155"/>
                 <w:sz w:val="24"/>
               </w:rPr>
+              <w:t>6 หมวดมาตรฐาน</w:t>
             </w:r>
           </w:p>
         </w:tc>
@@ -8960,7 +11700,7 @@
                 <w:color w:val="334155"/>
                 <w:sz w:val="24"/>
               </w:rPr>
-              <w:t>module</w:t>
+              <w:t>amount</w:t>
             </w:r>
           </w:p>
         </w:tc>
@@ -8982,7 +11722,7 @@
                 <w:color w:val="334155"/>
                 <w:sz w:val="24"/>
               </w:rPr>
-              <w:t>VARCHAR(50)</w:t>
+              <w:t>NUMERIC(10,2)</w:t>
             </w:r>
           </w:p>
         </w:tc>
@@ -9004,7 +11744,7 @@
                 <w:color w:val="334155"/>
                 <w:sz w:val="24"/>
               </w:rPr>
-              <w:t>โมดูลที่เกิดเหตุการณ์</w:t>
+              <w:t>จำนวนเงิน (บาท)</w:t>
             </w:r>
           </w:p>
         </w:tc>
@@ -9093,7 +11833,7 @@
                 <w:color w:val="334155"/>
                 <w:sz w:val="24"/>
               </w:rPr>
-              <w:t>รายละเอียดเหตุการณ์โดยละเอียด</w:t>
+              <w:t>รายละเอียด</w:t>
             </w:r>
           </w:p>
         </w:tc>
@@ -9115,6 +11855,7 @@
                 <w:color w:val="334155"/>
                 <w:sz w:val="24"/>
               </w:rPr>
+              <w:t>**ทำเป็น Dropdown List ให้เลือกสะดวก**</w:t>
             </w:r>
           </w:p>
         </w:tc>
@@ -9138,7 +11879,7 @@
                 <w:color w:val="334155"/>
                 <w:sz w:val="24"/>
               </w:rPr>
-              <w:t>created_at</w:t>
+              <w:t>expense_picture</w:t>
             </w:r>
           </w:p>
         </w:tc>
@@ -9160,7 +11901,7 @@
                 <w:color w:val="334155"/>
                 <w:sz w:val="24"/>
               </w:rPr>
-              <w:t>TIMESTAMPTZ</w:t>
+              <w:t>TEXT</w:t>
             </w:r>
           </w:p>
         </w:tc>
@@ -9182,7 +11923,7 @@
                 <w:color w:val="334155"/>
                 <w:sz w:val="24"/>
               </w:rPr>
-              <w:t>วันและเวลาที่เกิดเหตุการณ์</w:t>
+              <w:t>แนบรูปสลิป / ใบเสร็จ</w:t>
             </w:r>
           </w:p>
         </w:tc>
@@ -9190,6 +11931,96 @@
           <w:tcPr>
             <w:tcW w:type="dxa" w:w="2484"/>
             <w:shd w:fill="F8FAFC"/>
+            <w:tcMar>
+              <w:top w:w="80" w:type="dxa"/>
+              <w:bottom w:w="80" w:type="dxa"/>
+              <w:left w:w="120" w:type="dxa"/>
+              <w:right w:w="120" w:type="dxa"/>
+            </w:tcMar>
+          </w:tcPr>
+          <w:p>
+            <w:r>
+              <w:rPr>
+                <w:rFonts w:ascii="Cordia New" w:hAnsi="Cordia New"/>
+                <w:color w:val="334155"/>
+                <w:sz w:val="24"/>
+              </w:rPr>
+              <w:t>เพิ่มตามเอกสารจริง</w:t>
+            </w:r>
+          </w:p>
+        </w:tc>
+      </w:tr>
+      <w:tr>
+        <w:tc>
+          <w:tcPr>
+            <w:tcW w:type="dxa" w:w="2484"/>
+            <w:shd w:fill="FFFFFF"/>
+            <w:tcMar>
+              <w:top w:w="80" w:type="dxa"/>
+              <w:bottom w:w="80" w:type="dxa"/>
+              <w:left w:w="120" w:type="dxa"/>
+              <w:right w:w="120" w:type="dxa"/>
+            </w:tcMar>
+          </w:tcPr>
+          <w:p>
+            <w:r>
+              <w:rPr>
+                <w:rFonts w:ascii="Cordia New" w:hAnsi="Cordia New"/>
+                <w:color w:val="334155"/>
+                <w:sz w:val="24"/>
+              </w:rPr>
+              <w:t>status</w:t>
+            </w:r>
+          </w:p>
+        </w:tc>
+        <w:tc>
+          <w:tcPr>
+            <w:tcW w:type="dxa" w:w="2484"/>
+            <w:shd w:fill="FFFFFF"/>
+            <w:tcMar>
+              <w:top w:w="80" w:type="dxa"/>
+              <w:bottom w:w="80" w:type="dxa"/>
+              <w:left w:w="120" w:type="dxa"/>
+              <w:right w:w="120" w:type="dxa"/>
+            </w:tcMar>
+          </w:tcPr>
+          <w:p>
+            <w:r>
+              <w:rPr>
+                <w:rFonts w:ascii="Cordia New" w:hAnsi="Cordia New"/>
+                <w:color w:val="334155"/>
+                <w:sz w:val="24"/>
+              </w:rPr>
+              <w:t>VARCHAR(30)</w:t>
+            </w:r>
+          </w:p>
+        </w:tc>
+        <w:tc>
+          <w:tcPr>
+            <w:tcW w:type="dxa" w:w="2484"/>
+            <w:shd w:fill="FFFFFF"/>
+            <w:tcMar>
+              <w:top w:w="80" w:type="dxa"/>
+              <w:bottom w:w="80" w:type="dxa"/>
+              <w:left w:w="120" w:type="dxa"/>
+              <w:right w:w="120" w:type="dxa"/>
+            </w:tcMar>
+          </w:tcPr>
+          <w:p>
+            <w:r>
+              <w:rPr>
+                <w:rFonts w:ascii="Cordia New" w:hAnsi="Cordia New"/>
+                <w:color w:val="334155"/>
+                <w:sz w:val="24"/>
+              </w:rPr>
+              <w:t>approved, pending, reimbursed</w:t>
+            </w:r>
+          </w:p>
+        </w:tc>
+        <w:tc>
+          <w:tcPr>
+            <w:tcW w:type="dxa" w:w="2484"/>
+            <w:shd w:fill="FFFFFF"/>
             <w:tcMar>
               <w:top w:w="80" w:type="dxa"/>
               <w:bottom w:w="80" w:type="dxa"/>
@@ -9228,7 +12059,7 @@
           <w:color w:val="2563EB"/>
           <w:sz w:val="36"/>
         </w:rPr>
-        <w:t>3. รายละเอียดกระบวนการทำงานแต่ละโมดูล (As-Is Module Workflows)</w:t>
+        <w:t>3. รายละเอียดกระบวนการทำงานและหน้าจอแต่ละโมดูล (To-Be Workflows)</w:t>
       </w:r>
     </w:p>
     <w:p>
@@ -9283,14 +12114,7 @@
           <w:b/>
           <w:sz w:val="28"/>
         </w:rPr>
-        <w:t>หน้าที่:</w:t>
-      </w:r>
-      <w:r>
-        <w:rPr>
-          <w:rFonts w:ascii="Cordia New" w:hAnsi="Cordia New"/>
-          <w:sz w:val="28"/>
-        </w:rPr>
-        <w:t xml:space="preserve"> ระบบ CRUD จัดการข้อมูลพื้นฐาน 6 แท็บ:</w:t>
+        <w:t>ฟังก์ชันหลัก:</w:t>
       </w:r>
     </w:p>
     <w:p>
@@ -9300,17 +12124,9 @@
       <w:r>
         <w:rPr>
           <w:rFonts w:ascii="Cordia New" w:hAnsi="Cordia New"/>
-          <w:b/>
           <w:sz w:val="28"/>
         </w:rPr>
-        <w:t>รถบรรทุก (Vehicles):</w:t>
-      </w:r>
-      <w:r>
-        <w:rPr>
-          <w:rFonts w:ascii="Cordia New" w:hAnsi="Cordia New"/>
-          <w:sz w:val="28"/>
-        </w:rPr>
-        <w:t xml:space="preserve"> ทะเบียน, ประเภทรถ, ความจุตัน, ติดตามวันหมดอายุ ISO 39001, ประกันภัย, พรบ.</w:t>
+        <w:t>เพิ่ม/แก้ไข/ลบ (CRUD) ได้ครบทั้ง 5 ตารางหลัก: รถบรรทุก, พนักงานขับรถ, ลูกค้า, สถานที่, และเรทราคา</w:t>
       </w:r>
     </w:p>
     <w:p>
@@ -9320,17 +12136,17 @@
       <w:r>
         <w:rPr>
           <w:rFonts w:ascii="Cordia New" w:hAnsi="Cordia New"/>
-          <w:b/>
           <w:sz w:val="28"/>
         </w:rPr>
-        <w:t>พนักงานขับรถ (Drivers):</w:t>
+        <w:t xml:space="preserve">การผูกรถกับคนขับประจำรถในแท็บ </w:t>
       </w:r>
       <w:r>
         <w:rPr>
-          <w:rFonts w:ascii="Cordia New" w:hAnsi="Cordia New"/>
-          <w:sz w:val="28"/>
+          <w:rFonts w:ascii="Consolas" w:hAnsi="Consolas"/>
+          <w:color w:val="0F172A"/>
+          <w:sz w:val="24"/>
         </w:rPr>
-        <w:t xml:space="preserve"> ชื่อ, เบอร์โทร, เลขที่ใบขับขี่, วันหมดอายุใบขับขี่, เบี้ยเลี้ยง/วัน</w:t>
+        <w:t>รถบรรทุก</w:t>
       </w:r>
     </w:p>
     <w:p>
@@ -9340,77 +12156,24 @@
       <w:r>
         <w:rPr>
           <w:rFonts w:ascii="Cordia New" w:hAnsi="Cordia New"/>
+          <w:sz w:val="28"/>
+        </w:rPr>
+        <w:t xml:space="preserve">ปุ่ม Export เป็นไฟล์ </w:t>
+      </w:r>
+      <w:r>
+        <w:rPr>
+          <w:rFonts w:ascii="Cordia New" w:hAnsi="Cordia New"/>
           <w:b/>
           <w:sz w:val="28"/>
         </w:rPr>
-        <w:t>ลูกค้า (Customers):</w:t>
+        <w:t>CSV และ PDF</w:t>
       </w:r>
       <w:r>
         <w:rPr>
           <w:rFonts w:ascii="Cordia New" w:hAnsi="Cordia New"/>
           <w:sz w:val="28"/>
         </w:rPr>
-        <w:t xml:space="preserve"> ชื่อบริษัท, เลขประจำตัวผู้เสียภาษี 13 หลัก, ผู้ติดต่อ, เบอร์โทร, ที่อยู่</w:t>
-      </w:r>
-    </w:p>
-    <w:p>
-      <w:pPr>
-        <w:pStyle w:val="ListNumber"/>
-      </w:pPr>
-      <w:r>
-        <w:rPr>
-          <w:rFonts w:ascii="Cordia New" w:hAnsi="Cordia New"/>
-          <w:b/>
-          <w:sz w:val="28"/>
-        </w:rPr>
-        <w:t>สถานที่ (Locations):</w:t>
-      </w:r>
-      <w:r>
-        <w:rPr>
-          <w:rFonts w:ascii="Cordia New" w:hAnsi="Cordia New"/>
-          <w:sz w:val="28"/>
-        </w:rPr>
-        <w:t xml:space="preserve"> ลานฝากตู้ (Depot), ท่าเรือ (Port), โรงงาน (Factory), ลานซ่อม</w:t>
-      </w:r>
-    </w:p>
-    <w:p>
-      <w:pPr>
-        <w:pStyle w:val="ListNumber"/>
-      </w:pPr>
-      <w:r>
-        <w:rPr>
-          <w:rFonts w:ascii="Cordia New" w:hAnsi="Cordia New"/>
-          <w:b/>
-          <w:sz w:val="28"/>
-        </w:rPr>
-        <w:t>เรทราคามาตรฐาน (Rate Cards):</w:t>
-      </w:r>
-      <w:r>
-        <w:rPr>
-          <w:rFonts w:ascii="Cordia New" w:hAnsi="Cordia New"/>
-          <w:sz w:val="28"/>
-        </w:rPr>
-        <w:t xml:space="preserve"> ราคาขายเรียกเก็บ และต้นทุนประมาณการ (น้ำมัน, ทางด่วน, พขร.) แยกตามคู่เส้นทาง</w:t>
-      </w:r>
-    </w:p>
-    <w:p>
-      <w:pPr>
-        <w:pStyle w:val="ListNumber"/>
-      </w:pPr>
-      <w:r>
-        <w:rPr>
-          <w:rFonts w:ascii="Cordia New" w:hAnsi="Cordia New"/>
-          <w:b/>
-          <w:sz w:val="28"/>
-        </w:rPr>
-        <w:t>ประเภทงาน (Job Types Reference):</w:t>
-      </w:r>
-      <w:r>
-        <w:rPr>
-          <w:rFonts w:ascii="Cordia New" w:hAnsi="Cordia New"/>
-          <w:sz w:val="28"/>
-        </w:rPr>
-        <w:t xml:space="preserve"> คู่มือ 4 ประเภทงานมาตรฐานของบริษัท</w:t>
+        <w:t xml:space="preserve"> สำหรับนำข้อมูลไปใช้งานต่อภายนอก</w:t>
       </w:r>
     </w:p>
     <w:p>
@@ -9424,7 +12187,7 @@
           <w:color w:val="0F172A"/>
           <w:sz w:val="32"/>
         </w:rPr>
-        <w:t>Module 1: Dashboard (ภาพรวมและการวิเคราะห์ข้อมูล)</w:t>
+        <w:t>Module 1: Dashboard (ภาพรวมและการติดตามงาน)</w:t>
       </w:r>
     </w:p>
     <w:p>
@@ -9465,14 +12228,7 @@
           <w:b/>
           <w:sz w:val="28"/>
         </w:rPr>
-        <w:t>หน้าที่:</w:t>
-      </w:r>
-      <w:r>
-        <w:rPr>
-          <w:rFonts w:ascii="Cordia New" w:hAnsi="Cordia New"/>
-          <w:sz w:val="28"/>
-        </w:rPr>
-        <w:t xml:space="preserve"> หน้าจอศูนย์ควบคุมสำหรับผู้บริหารและหัวหน้างาน แสดงผล Real-time:</w:t>
+        <w:t>ฟังก์ชันหลัก:</w:t>
       </w:r>
     </w:p>
     <w:p>
@@ -9485,14 +12241,78 @@
           <w:b/>
           <w:sz w:val="28"/>
         </w:rPr>
-        <w:t>Status Cards (สถานะงาน):</w:t>
+        <w:t>แถบ Filter ด้านบน:</w:t>
+      </w:r>
+    </w:p>
+    <w:p>
+      <w:pPr>
+        <w:pStyle w:val="ListBullet"/>
+      </w:pPr>
+      <w:r>
+        <w:rPr>
+          <w:rFonts w:ascii="Cordia New" w:hAnsi="Cordia New"/>
+          <w:sz w:val="28"/>
+        </w:rPr>
+        <w:t xml:space="preserve">ช่วงวันที่วิ่งงาน (Job Date Range) โดยค่าเริ่มต้น (Default) = </w:t>
+      </w:r>
+      <w:r>
+        <w:rPr>
+          <w:rFonts w:ascii="Cordia New" w:hAnsi="Cordia New"/>
+          <w:b/>
+          <w:sz w:val="28"/>
+        </w:rPr>
+        <w:t>วันนี้</w:t>
+      </w:r>
+    </w:p>
+    <w:p>
+      <w:pPr>
+        <w:pStyle w:val="ListBullet"/>
+      </w:pPr>
+      <w:r>
+        <w:rPr>
+          <w:rFonts w:ascii="Cordia New" w:hAnsi="Cordia New"/>
+          <w:sz w:val="28"/>
+        </w:rPr>
+        <w:t xml:space="preserve">เลือกรถตามรหัสย่อ </w:t>
+      </w:r>
+      <w:r>
+        <w:rPr>
+          <w:rFonts w:ascii="Consolas" w:hAnsi="Consolas"/>
+          <w:color w:val="0F172A"/>
+          <w:sz w:val="24"/>
+        </w:rPr>
+        <w:t>truck_name_id</w:t>
       </w:r>
       <w:r>
         <w:rPr>
           <w:rFonts w:ascii="Cordia New" w:hAnsi="Cordia New"/>
           <w:sz w:val="28"/>
         </w:rPr>
-        <w:t xml:space="preserve"> งานทั้งหมด, งานเสร็จสิ้น, กำลังวิ่งงาน, รอดำเนินการ</w:t>
+        <w:t xml:space="preserve"> (รถคัน-1, รถคัน-2)</w:t>
+      </w:r>
+    </w:p>
+    <w:p>
+      <w:pPr>
+        <w:pStyle w:val="ListBullet"/>
+      </w:pPr>
+      <w:r>
+        <w:rPr>
+          <w:rFonts w:ascii="Cordia New" w:hAnsi="Cordia New"/>
+          <w:sz w:val="28"/>
+        </w:rPr>
+        <w:t>เลือกคนขับ (ชื่อ - นามสกุล พขร.)</w:t>
+      </w:r>
+    </w:p>
+    <w:p>
+      <w:pPr>
+        <w:pStyle w:val="ListBullet"/>
+      </w:pPr>
+      <w:r>
+        <w:rPr>
+          <w:rFonts w:ascii="Cordia New" w:hAnsi="Cordia New"/>
+          <w:sz w:val="28"/>
+        </w:rPr>
+        <w:t>เลือกลูกค้า และสถานะงาน</w:t>
       </w:r>
     </w:p>
     <w:p>
@@ -9505,14 +12325,14 @@
           <w:b/>
           <w:sz w:val="28"/>
         </w:rPr>
-        <w:t>Financial Summary Cards (การเงิน):</w:t>
+        <w:t>Status Cards &amp; Financial Cards:</w:t>
       </w:r>
       <w:r>
         <w:rPr>
           <w:rFonts w:ascii="Cordia New" w:hAnsi="Cordia New"/>
           <w:sz w:val="28"/>
         </w:rPr>
-        <w:t xml:space="preserve"> รายได้รวม, ต้นทุนรวม, กำไรสุทธิ, อัตรากำไรสุทธิ (Margin %)</w:t>
+        <w:t xml:space="preserve"> ยอดงาน, งานเสร็จ, วิ่งงาน, รายได้รวม, ต้นทุน, กำไร</w:t>
       </w:r>
     </w:p>
     <w:p>
@@ -9525,14 +12345,39 @@
           <w:b/>
           <w:sz w:val="28"/>
         </w:rPr>
-        <w:t>Route Performance Summary Table:</w:t>
+        <w:t>Job Order List (รายการสั่งงาน พขร. ตัวหนังสือใหญ่):</w:t>
+      </w:r>
+    </w:p>
+    <w:p>
+      <w:pPr>
+        <w:pStyle w:val="ListBullet"/>
+      </w:pPr>
+      <w:r>
+        <w:rPr>
+          <w:rFonts w:ascii="Cordia New" w:hAnsi="Cordia New"/>
+          <w:sz w:val="28"/>
+        </w:rPr>
+        <w:t>ตารางสรุปย่อ: รถ, พขร., สถานที่รับตู้, วันที่รับตู้, สถานที่บรรจุ, วันที่บรรจุ, สถานที่คืนตู้, วันที่คืนตู้</w:t>
+      </w:r>
+    </w:p>
+    <w:p>
+      <w:pPr>
+        <w:pStyle w:val="ListBullet"/>
+      </w:pPr>
+      <w:r>
+        <w:rPr>
+          <w:rFonts w:ascii="Cordia New" w:hAnsi="Cordia New"/>
+          <w:b/>
+          <w:sz w:val="28"/>
+        </w:rPr>
+        <w:t>ปุ่ม "คัดลอกส่ง LINE":</w:t>
       </w:r>
       <w:r>
         <w:rPr>
           <w:rFonts w:ascii="Cordia New" w:hAnsi="Cordia New"/>
           <w:sz w:val="28"/>
         </w:rPr>
-        <w:t xml:space="preserve"> รวมผลกำไร/ขาดทุนแยกตามเส้นทาง (ต้นทาง ➔ ปลายทาง)</w:t>
+        <w:t xml:space="preserve"> สรุปข้อความภาษาไทยพร้อมส่งให้ พขร. ทันที</w:t>
       </w:r>
     </w:p>
     <w:p>
@@ -9542,17 +12387,17 @@
       <w:r>
         <w:rPr>
           <w:rFonts w:ascii="Cordia New" w:hAnsi="Cordia New"/>
-          <w:b/>
           <w:sz w:val="28"/>
         </w:rPr>
-        <w:t>Latest 5 Jobs Table:</w:t>
+        <w:t xml:space="preserve">ปุ่ม Export Dashboard รายงานเป็น </w:t>
       </w:r>
       <w:r>
         <w:rPr>
           <w:rFonts w:ascii="Cordia New" w:hAnsi="Cordia New"/>
+          <w:b/>
           <w:sz w:val="28"/>
         </w:rPr>
-        <w:t xml:space="preserve"> แสดงงานล่าสุด 5 รายการ พร้อมสเปกตู้และสถานะ</w:t>
+        <w:t>CSV / PDF</w:t>
       </w:r>
     </w:p>
     <w:p>
@@ -9607,14 +12452,7 @@
           <w:b/>
           <w:sz w:val="28"/>
         </w:rPr>
-        <w:t>หน้าที่:</w:t>
-      </w:r>
-      <w:r>
-        <w:rPr>
-          <w:rFonts w:ascii="Cordia New" w:hAnsi="Cordia New"/>
-          <w:sz w:val="28"/>
-        </w:rPr>
-        <w:t xml:space="preserve"> เปิดใบรับงานขนส่งใหม่:</w:t>
+        <w:t>ฟังก์ชันหลัก:</w:t>
       </w:r>
     </w:p>
     <w:p>
@@ -9624,17 +12462,9 @@
       <w:r>
         <w:rPr>
           <w:rFonts w:ascii="Cordia New" w:hAnsi="Cordia New"/>
-          <w:b/>
           <w:sz w:val="28"/>
         </w:rPr>
-        <w:t>Job ID อัตโนมัติ:</w:t>
-      </w:r>
-      <w:r>
-        <w:rPr>
-          <w:rFonts w:ascii="Cordia New" w:hAnsi="Cordia New"/>
-          <w:sz w:val="28"/>
-        </w:rPr>
-        <w:t xml:space="preserve"> รูปแบบ </w:t>
+        <w:t>สร้าง Job อัตโนมัติ (</w:t>
       </w:r>
       <w:r>
         <w:rPr>
@@ -9643,21 +12473,6 @@
           <w:sz w:val="24"/>
         </w:rPr>
         <w:t>TMS-YYYY-XXX</w:t>
-      </w:r>
-      <w:r>
-        <w:rPr>
-          <w:rFonts w:ascii="Cordia New" w:hAnsi="Cordia New"/>
-          <w:sz w:val="28"/>
-        </w:rPr>
-        <w:t xml:space="preserve"> (เช่น </w:t>
-      </w:r>
-      <w:r>
-        <w:rPr>
-          <w:rFonts w:ascii="Consolas" w:hAnsi="Consolas"/>
-          <w:color w:val="0F172A"/>
-          <w:sz w:val="24"/>
-        </w:rPr>
-        <w:t>TMS-2026-001</w:t>
       </w:r>
       <w:r>
         <w:rPr>
@@ -9674,17 +12489,33 @@
       <w:r>
         <w:rPr>
           <w:rFonts w:ascii="Cordia New" w:hAnsi="Cordia New"/>
-          <w:b/>
           <w:sz w:val="28"/>
         </w:rPr>
-        <w:t>ประเภทงาน:</w:t>
+        <w:t>กรอกข้อมูลสายเรือ (Ship Line), B/L No., Booking No., Shipper Name, Commodity</w:t>
       </w:r>
+    </w:p>
+    <w:p>
+      <w:pPr>
+        <w:pStyle w:val="ListNumber"/>
+      </w:pPr>
       <w:r>
         <w:rPr>
           <w:rFonts w:ascii="Cordia New" w:hAnsi="Cordia New"/>
           <w:sz w:val="28"/>
         </w:rPr>
-        <w:t xml:space="preserve"> ลากตู้หนักไปเปิด, ลากตู้เปล่าไปบรรจุ, ลากตู้เปล่าคืน, ย้ายลาน</w:t>
+        <w:t>เลือกลูกค้าและเส้นทาง (รับตู้ ➔ บรรจุ ➔ คืนตู้)</w:t>
+      </w:r>
+    </w:p>
+    <w:p>
+      <w:pPr>
+        <w:pStyle w:val="ListNumber"/>
+      </w:pPr>
+      <w:r>
+        <w:rPr>
+          <w:rFonts w:ascii="Cordia New" w:hAnsi="Cordia New"/>
+          <w:sz w:val="28"/>
+        </w:rPr>
+        <w:t>กำหนด Volume เช่น ขนาดตู้ (20'/40'/45'), ชนิดตู้ (DC/HC/OT/RH), จำนวนตู้ (เช่น 2 ตู้)</w:t>
       </w:r>
     </w:p>
     <w:p>
@@ -9697,14 +12528,14 @@
           <w:b/>
           <w:sz w:val="28"/>
         </w:rPr>
-        <w:t>เลือกลูกค้าและเส้นทาง:</w:t>
+        <w:t>ช่องเลือก Rate Card:</w:t>
       </w:r>
       <w:r>
         <w:rPr>
           <w:rFonts w:ascii="Cordia New" w:hAnsi="Cordia New"/>
           <w:sz w:val="28"/>
         </w:rPr>
-        <w:t xml:space="preserve"> เลือกต้นทาง ➔ ปลายทาง</w:t>
+        <w:t xml:space="preserve"> ดึงราคาและต้นทุนมาใช้อัตโนมัติ หรือจะกรอกราคาเอง</w:t>
       </w:r>
     </w:p>
     <w:p>
@@ -9717,43 +12548,14 @@
           <w:b/>
           <w:sz w:val="28"/>
         </w:rPr>
-        <w:t>กำหนดสเปกตู้:</w:t>
+        <w:t>Auto PAT Checkbox:</w:t>
       </w:r>
-    </w:p>
-    <w:p>
-      <w:pPr>
-        <w:pStyle w:val="ListBullet"/>
-      </w:pPr>
       <w:r>
         <w:rPr>
           <w:rFonts w:ascii="Cordia New" w:hAnsi="Cordia New"/>
           <w:sz w:val="28"/>
         </w:rPr>
-        <w:t>ขนาด: 20', 40', 45'</w:t>
-      </w:r>
-    </w:p>
-    <w:p>
-      <w:pPr>
-        <w:pStyle w:val="ListBullet"/>
-      </w:pPr>
-      <w:r>
-        <w:rPr>
-          <w:rFonts w:ascii="Cordia New" w:hAnsi="Cordia New"/>
-          <w:sz w:val="28"/>
-        </w:rPr>
-        <w:t>ชนิดตู้: DC (แห้ง), HC (สูง), OT (เปิดหลังคา), RH (เย็น)</w:t>
-      </w:r>
-    </w:p>
-    <w:p>
-      <w:pPr>
-        <w:pStyle w:val="ListBullet"/>
-      </w:pPr>
-      <w:r>
-        <w:rPr>
-          <w:rFonts w:ascii="Cordia New" w:hAnsi="Cordia New"/>
-          <w:sz w:val="28"/>
-        </w:rPr>
-        <w:t>สินค้า: Non-DG (ทั่วไป) / DG (สินค้าอันตราย)</w:t>
+        <w:t xml:space="preserve"> ตรวจสอบอัตโนมัติ ถ้าสถานที่คืนตู้มีคำว่า "PAT" หรือ "ท่าเรือคลองเตย" ให้ติ๊กเลือกทำจดหมายการท่าเรือฯ ให้ทันที</w:t>
       </w:r>
     </w:p>
     <w:p>
@@ -9763,37 +12565,24 @@
       <w:r>
         <w:rPr>
           <w:rFonts w:ascii="Cordia New" w:hAnsi="Cordia New"/>
+          <w:sz w:val="28"/>
+        </w:rPr>
+        <w:t xml:space="preserve">แสดงช่อง </w:t>
+      </w:r>
+      <w:r>
+        <w:rPr>
+          <w:rFonts w:ascii="Cordia New" w:hAnsi="Cordia New"/>
           <w:b/>
           <w:sz w:val="28"/>
         </w:rPr>
-        <w:t>Rate Card Auto-matching:</w:t>
+        <w:t>Invoice No.</w:t>
       </w:r>
       <w:r>
         <w:rPr>
           <w:rFonts w:ascii="Cordia New" w:hAnsi="Cordia New"/>
           <w:sz w:val="28"/>
         </w:rPr>
-        <w:t xml:space="preserve"> ตรวจสอบตาราง Rate Card อัตโนมัติเมื่อเลือกเส้นทางและประเภทรถ แล้วใส่ราคาขายและต้นทุนประมาณการให้อัตโนมัติ</w:t>
-      </w:r>
-    </w:p>
-    <w:p>
-      <w:pPr>
-        <w:pStyle w:val="ListNumber"/>
-      </w:pPr>
-      <w:r>
-        <w:rPr>
-          <w:rFonts w:ascii="Cordia New" w:hAnsi="Cordia New"/>
-          <w:b/>
-          <w:sz w:val="28"/>
-        </w:rPr>
-        <w:t>PAT Letter Checkbox:</w:t>
-      </w:r>
-      <w:r>
-        <w:rPr>
-          <w:rFonts w:ascii="Cordia New" w:hAnsi="Cordia New"/>
-          <w:sz w:val="28"/>
-        </w:rPr>
-        <w:t xml:space="preserve"> ระบุว่าต้องทำจดหมายเปลี่ยนใบเสร็จท่าเรือหรือไม่</w:t>
+        <w:t xml:space="preserve"> ชัดเจน เพื่อให้ทราบว่า Job นี้ถูกนำไปออกบิลเลขที่อะไรแล้ว</w:t>
       </w:r>
     </w:p>
     <w:p>
@@ -9807,7 +12596,7 @@
           <w:color w:val="0F172A"/>
           <w:sz w:val="32"/>
         </w:rPr>
-        <w:t>Module 3: Dispatch &amp; Operations (การจ่ายงานและปฏิบัติการ)</w:t>
+        <w:t>Module 3: Dispatch &amp; Operations (การจ่ายงานและติดตามสด)</w:t>
       </w:r>
     </w:p>
     <w:p>
@@ -9848,14 +12637,7 @@
           <w:b/>
           <w:sz w:val="28"/>
         </w:rPr>
-        <w:t>หน้าที่:</w:t>
-      </w:r>
-      <w:r>
-        <w:rPr>
-          <w:rFonts w:ascii="Cordia New" w:hAnsi="Cordia New"/>
-          <w:sz w:val="28"/>
-        </w:rPr>
-        <w:t xml:space="preserve"> มอบหมายงานและควบคุมการวิ่งงาน แบ่งเป็น 2 แท็บ:</w:t>
+        <w:t>ฟังก์ชันหลัก:</w:t>
       </w:r>
     </w:p>
     <w:p>
@@ -9868,19 +12650,26 @@
           <w:b/>
           <w:sz w:val="28"/>
         </w:rPr>
-        <w:t>แท็บจ่ายงาน &amp; คำนวณต้นทุน:</w:t>
+        <w:t>การจ่ายรถแบบ 1 Job : Many Trucks:</w:t>
+      </w:r>
+      <w:r>
+        <w:rPr>
+          <w:rFonts w:ascii="Cordia New" w:hAnsi="Cordia New"/>
+          <w:sz w:val="28"/>
+        </w:rPr>
+        <w:t xml:space="preserve"> แสดงแถวการจ่ายรถตามจำนวนตู้ใน Job</w:t>
       </w:r>
     </w:p>
     <w:p>
       <w:pPr>
-        <w:pStyle w:val="ListBullet"/>
+        <w:pStyle w:val="ListNumber"/>
       </w:pPr>
       <w:r>
         <w:rPr>
           <w:rFonts w:ascii="Cordia New" w:hAnsi="Cordia New"/>
           <w:sz w:val="28"/>
         </w:rPr>
-        <w:t xml:space="preserve">เลือกทะเบียนรถ (เฉพาะรถที่สถานะ </w:t>
+        <w:t xml:space="preserve">ผู้ใช้งานเลือกรหัสรถ </w:t>
       </w:r>
       <w:r>
         <w:rPr>
@@ -9888,85 +12677,14 @@
           <w:color w:val="0F172A"/>
           <w:sz w:val="24"/>
         </w:rPr>
-        <w:t>active</w:t>
+        <w:t>truck_name_id</w:t>
       </w:r>
       <w:r>
         <w:rPr>
           <w:rFonts w:ascii="Cordia New" w:hAnsi="Cordia New"/>
           <w:sz w:val="28"/>
         </w:rPr>
-        <w:t>)</w:t>
-      </w:r>
-    </w:p>
-    <w:p>
-      <w:pPr>
-        <w:pStyle w:val="ListBullet"/>
-      </w:pPr>
-      <w:r>
-        <w:rPr>
-          <w:rFonts w:ascii="Cordia New" w:hAnsi="Cordia New"/>
-          <w:sz w:val="28"/>
-        </w:rPr>
-        <w:t xml:space="preserve">เลือก พขร. (เฉพาะ พขร. ที่สถานะ </w:t>
-      </w:r>
-      <w:r>
-        <w:rPr>
-          <w:rFonts w:ascii="Consolas" w:hAnsi="Consolas"/>
-          <w:color w:val="0F172A"/>
-          <w:sz w:val="24"/>
-        </w:rPr>
-        <w:t>available</w:t>
-      </w:r>
-      <w:r>
-        <w:rPr>
-          <w:rFonts w:ascii="Cordia New" w:hAnsi="Cordia New"/>
-          <w:sz w:val="28"/>
-        </w:rPr>
-        <w:t>)</w:t>
-      </w:r>
-    </w:p>
-    <w:p>
-      <w:pPr>
-        <w:pStyle w:val="ListBullet"/>
-      </w:pPr>
-      <w:r>
-        <w:rPr>
-          <w:rFonts w:ascii="Cordia New" w:hAnsi="Cordia New"/>
-          <w:sz w:val="28"/>
-        </w:rPr>
-        <w:t>ปรับสถานะเป็น *มอบหมายแล้ว* หรือ *กำลังวิ่งงาน*</w:t>
-      </w:r>
-    </w:p>
-    <w:p>
-      <w:pPr>
-        <w:pStyle w:val="ListBullet"/>
-      </w:pPr>
-      <w:r>
-        <w:rPr>
-          <w:rFonts w:ascii="Cordia New" w:hAnsi="Cordia New"/>
-          <w:sz w:val="28"/>
-        </w:rPr>
-        <w:t>คำนวณต้นทุนจริง (น้ำมัน, ค่าแรง, ทางด่วน, จอดรอ, OT, อื่นๆ)</w:t>
-      </w:r>
-    </w:p>
-    <w:p>
-      <w:pPr>
-        <w:pStyle w:val="ListBullet"/>
-      </w:pPr>
-      <w:r>
-        <w:rPr>
-          <w:rFonts w:ascii="Cordia New" w:hAnsi="Cordia New"/>
-          <w:b/>
-          <w:sz w:val="28"/>
-        </w:rPr>
-        <w:t>พิมพ์ใบสั่งงาน พขร. (Job Order Sheet):</w:t>
-      </w:r>
-      <w:r>
-        <w:rPr>
-          <w:rFonts w:ascii="Cordia New" w:hAnsi="Cordia New"/>
-          <w:sz w:val="28"/>
-        </w:rPr>
-        <w:t xml:space="preserve"> เอกสารทางการพร้อมจุดเซ็น 3 ฝ่าย</w:t>
+        <w:t xml:space="preserve"> (เช่น รถคัน-1) ระบบดึงคนขับประจำรถและเบอร์โทรขึ้นมาให้อัตโนมัติทันที</w:t>
       </w:r>
     </w:p>
     <w:p>
@@ -9979,7 +12697,7 @@
           <w:b/>
           <w:sz w:val="28"/>
         </w:rPr>
-        <w:t>แท็บ Driver App (พอร์ทัล พขร. ภาคสนาม):</w:t>
+        <w:t>Live CS Timeline (หน้าจอติดตามงานสด):</w:t>
       </w:r>
     </w:p>
     <w:p>
@@ -9991,7 +12709,15 @@
           <w:rFonts w:ascii="Cordia New" w:hAnsi="Cordia New"/>
           <w:sz w:val="28"/>
         </w:rPr>
-        <w:t>ปุ่มเช็คอินพิกัดด่วน (ถึงต้นทาง, ถึงปลายทาง, ระหว่างทาง) บันทึกเวลาอัตโนมัติ</w:t>
+        <w:t xml:space="preserve">แสดงแถบความคืบหน้า 3 จุด: </w:t>
+      </w:r>
+      <w:r>
+        <w:rPr>
+          <w:rFonts w:ascii="Consolas" w:hAnsi="Consolas"/>
+          <w:color w:val="0F172A"/>
+          <w:sz w:val="24"/>
+        </w:rPr>
+        <w:t>สถานที่รับตู้ ➔ สถานที่บรรจุ ➔ สถานที่คืนตู้</w:t>
       </w:r>
     </w:p>
     <w:p>
@@ -10003,31 +12729,19 @@
           <w:rFonts w:ascii="Cordia New" w:hAnsi="Cordia New"/>
           <w:sz w:val="28"/>
         </w:rPr>
-        <w:t>ช่องบันทึกหมายเลขตู้คอนเทนเนอร์ (Container No.) และหมายเลขซีล (Seal No.)</w:t>
+        <w:t>เจ้าหน้าที่ CS มองเห็นสถานะ, เวลาเช็คอิน, พิกัด GPS, รูปถ่ายสภาพตู้ 5 รูป, รูปตู้เย็น, รูปใบเสร็จ และ EIR แบบสดทันทีที่คนขับส่งข้อมูลเข้ามา</w:t>
       </w:r>
     </w:p>
     <w:p>
       <w:pPr>
-        <w:pStyle w:val="ListBullet"/>
+        <w:pStyle w:val="ListNumber"/>
       </w:pPr>
       <w:r>
         <w:rPr>
           <w:rFonts w:ascii="Cordia New" w:hAnsi="Cordia New"/>
           <w:sz w:val="28"/>
         </w:rPr>
-        <w:t>ช่องบันทึกอุณหภูมิตู้ (°C) สำหรับตู้เย็น Reefer</w:t>
-      </w:r>
-    </w:p>
-    <w:p>
-      <w:pPr>
-        <w:pStyle w:val="ListBullet"/>
-      </w:pPr>
-      <w:r>
-        <w:rPr>
-          <w:rFonts w:ascii="Cordia New" w:hAnsi="Cordia New"/>
-          <w:sz w:val="28"/>
-        </w:rPr>
-        <w:t>ปุ่ม "จบงาน &amp; ส่งมอบตู้สำเร็จ (Complete Job)"</w:t>
+        <w:t>ปุ่มพิมพ์ใบสั่งงาน พขร. (Job Order Sheet) และใบสรุปสั่งงานทาง LINE</w:t>
       </w:r>
     </w:p>
     <w:p>
@@ -10041,7 +12755,7 @@
           <w:color w:val="0F172A"/>
           <w:sz w:val="32"/>
         </w:rPr>
-        <w:t>Module 4: Driver Allowance &amp; Expenses (เบี้ยเลี้ยงและค่าใช้จ่าย พขร.)</w:t>
+        <w:t>Module 3.2: Driver Mobile App (พอร์ทัล พขร. ภาคสนามภาษาไทย 100%)</w:t>
       </w:r>
     </w:p>
     <w:p>
@@ -10069,7 +12783,14 @@
           <w:color w:val="0F172A"/>
           <w:sz w:val="24"/>
         </w:rPr>
-        <w:t>/expenses</w:t>
+        <w:t>/driver</w:t>
+      </w:r>
+      <w:r>
+        <w:rPr>
+          <w:rFonts w:ascii="Cordia New" w:hAnsi="Cordia New"/>
+          <w:sz w:val="28"/>
+        </w:rPr>
+        <w:t xml:space="preserve"> หรือแท็บ Driver App</w:t>
       </w:r>
     </w:p>
     <w:p>
@@ -10082,14 +12803,31 @@
           <w:b/>
           <w:sz w:val="28"/>
         </w:rPr>
-        <w:t>หน้าที่:</w:t>
+        <w:t>ฟังก์ชันหลัก:</w:t>
       </w:r>
+    </w:p>
+    <w:p>
+      <w:pPr>
+        <w:pStyle w:val="ListNumber"/>
+      </w:pPr>
       <w:r>
         <w:rPr>
           <w:rFonts w:ascii="Cordia New" w:hAnsi="Cordia New"/>
           <w:sz w:val="28"/>
         </w:rPr>
-        <w:t xml:space="preserve"> บันทึกและควบคุมค่าใช้จ่าย พขร. ประจำเที่ยววิ่ง:</w:t>
+        <w:t>หน้าจอ Mobile-First ตัวหนังสือใหญ่มาก ปุ่มกดใหญ่ ป้อนข้อมูลง่าย ภาษาไทย 100%</w:t>
+      </w:r>
+    </w:p>
+    <w:p>
+      <w:pPr>
+        <w:pStyle w:val="ListNumber"/>
+      </w:pPr>
+      <w:r>
+        <w:rPr>
+          <w:rFonts w:ascii="Cordia New" w:hAnsi="Cordia New"/>
+          <w:sz w:val="28"/>
+        </w:rPr>
+        <w:t>แสดงข้อมูลสำคัญ: หมายเลขงาน, วันที่, ชื่อลูกค้า, ชื่อ Shipper, เลข Booking, ขนาดตู้, จุดรับ-บรรจุ-คืนตู้</w:t>
       </w:r>
     </w:p>
     <w:p>
@@ -10102,7 +12840,7 @@
           <w:b/>
           <w:sz w:val="28"/>
         </w:rPr>
-        <w:t>บันทึก 6 หมวดค่าใช้จ่าย:</w:t>
+        <w:t>จุดที่ 1 รับตู้:</w:t>
       </w:r>
     </w:p>
     <w:p>
@@ -10114,7 +12852,7 @@
           <w:rFonts w:ascii="Cordia New" w:hAnsi="Cordia New"/>
           <w:sz w:val="28"/>
         </w:rPr>
-        <w:t>เบี้ยเลี้ยงรายวัน (Per Diem)</w:t>
+        <w:t>ปุ่มเช็คอิน (GPS + เวลา)</w:t>
       </w:r>
     </w:p>
     <w:p>
@@ -10126,7 +12864,22 @@
           <w:rFonts w:ascii="Cordia New" w:hAnsi="Cordia New"/>
           <w:sz w:val="28"/>
         </w:rPr>
-        <w:t>ค่าน้ำมัน (Fuel Cost)</w:t>
+        <w:t xml:space="preserve">ถ่ายรูปตรวจตู้ </w:t>
+      </w:r>
+      <w:r>
+        <w:rPr>
+          <w:rFonts w:ascii="Cordia New" w:hAnsi="Cordia New"/>
+          <w:b/>
+          <w:sz w:val="28"/>
+        </w:rPr>
+        <w:t>5 รูปบังคับ:</w:t>
+      </w:r>
+      <w:r>
+        <w:rPr>
+          <w:rFonts w:ascii="Cordia New" w:hAnsi="Cordia New"/>
+          <w:sz w:val="28"/>
+        </w:rPr>
+        <w:t xml:space="preserve"> ด้านหน้าตู้, พื้นตู้, ด้านซ้าย, ด้านขวา, ด้านหลัง</w:t>
       </w:r>
     </w:p>
     <w:p>
@@ -10138,7 +12891,22 @@
           <w:rFonts w:ascii="Cordia New" w:hAnsi="Cordia New"/>
           <w:sz w:val="28"/>
         </w:rPr>
-        <w:t>ค่าทางด่วน (Toll Fees)</w:t>
+        <w:t xml:space="preserve">กรณีตู้เย็น (RF, RQ, RH): ถ่ายรูปเพิ่มเติม </w:t>
+      </w:r>
+      <w:r>
+        <w:rPr>
+          <w:rFonts w:ascii="Cordia New" w:hAnsi="Cordia New"/>
+          <w:b/>
+          <w:sz w:val="28"/>
+        </w:rPr>
+        <w:t>3 รูปบังคับ:</w:t>
+      </w:r>
+      <w:r>
+        <w:rPr>
+          <w:rFonts w:ascii="Cordia New" w:hAnsi="Cordia New"/>
+          <w:sz w:val="28"/>
+        </w:rPr>
+        <w:t xml:space="preserve"> รูน้ำทิ้ง 4 ด้าน, สายไฟ, หน้าจอโชว์อุณหภูมิ + บันทึกอุณหภูมิ (°C)</w:t>
       </w:r>
     </w:p>
     <w:p>
@@ -10150,7 +12918,7 @@
           <w:rFonts w:ascii="Cordia New" w:hAnsi="Cordia New"/>
           <w:sz w:val="28"/>
         </w:rPr>
-        <w:t>ค่าเสียเวลาจอดรอ (Waiting Penalties)</w:t>
+        <w:t>ถ่ายรูปใบเสร็จ Lift On, Gate In</w:t>
       </w:r>
     </w:p>
     <w:p>
@@ -10162,7 +12930,7 @@
           <w:rFonts w:ascii="Cordia New" w:hAnsi="Cordia New"/>
           <w:sz w:val="28"/>
         </w:rPr>
-        <w:t>ค่าล่วงเวลา (OT)</w:t>
+        <w:t>ถ่ายรูปใบรับตู้ EIR</w:t>
       </w:r>
     </w:p>
     <w:p>
@@ -10174,7 +12942,7 @@
           <w:rFonts w:ascii="Cordia New" w:hAnsi="Cordia New"/>
           <w:sz w:val="28"/>
         </w:rPr>
-        <w:t>เงินเบิกสำรองล่วงหน้า (Advance Payment)</w:t>
+        <w:t>บันทึก Container No. และ Seal No.</w:t>
       </w:r>
     </w:p>
     <w:p>
@@ -10187,7 +12955,7 @@
           <w:b/>
           <w:sz w:val="28"/>
         </w:rPr>
-        <w:t>สรุปยอดรายบุคคล (Driver Vouchers):</w:t>
+        <w:t>จุดที่ 2 บรรจุสินค้า:</w:t>
       </w:r>
     </w:p>
     <w:p>
@@ -10199,7 +12967,7 @@
           <w:rFonts w:ascii="Cordia New" w:hAnsi="Cordia New"/>
           <w:sz w:val="28"/>
         </w:rPr>
-        <w:t>คำนวณ: *ยอดจ่ายสุทธิ = ค่าใช้จ่ายจริงทั้งหมด - เงินที่เบิกไปแล้ว*</w:t>
+        <w:t>ปุ่มเช็คอิน (GPS + เวลา)</w:t>
       </w:r>
     </w:p>
     <w:p>
@@ -10209,17 +12977,94 @@
       <w:r>
         <w:rPr>
           <w:rFonts w:ascii="Cordia New" w:hAnsi="Cordia New"/>
-          <w:b/>
           <w:sz w:val="28"/>
         </w:rPr>
-        <w:t>พิมพ์ใบสำคัญเคลียร์เงิน พขร. (Driver Payment Voucher):</w:t>
+        <w:t>ถ่ายรูปหน้าตู้ที่ล็อค Seal เรียบร้อย (บังคับ)</w:t>
       </w:r>
+    </w:p>
+    <w:p>
+      <w:pPr>
+        <w:pStyle w:val="ListBullet"/>
+      </w:pPr>
       <w:r>
         <w:rPr>
           <w:rFonts w:ascii="Cordia New" w:hAnsi="Cordia New"/>
           <w:sz w:val="28"/>
         </w:rPr>
-        <w:t xml:space="preserve"> เอกสารแจกแจงรายการหักเงินเบิกและช่องเซ็นชื่อ พขร. + การเงิน</w:t>
+        <w:t>กรณีตู้เย็น: ถ่ายรูปหน้าจออุณหภูมิ + อัปเดตอุณหภูมิ</w:t>
+      </w:r>
+    </w:p>
+    <w:p>
+      <w:pPr>
+        <w:pStyle w:val="ListBullet"/>
+      </w:pPr>
+      <w:r>
+        <w:rPr>
+          <w:rFonts w:ascii="Cordia New" w:hAnsi="Cordia New"/>
+          <w:sz w:val="28"/>
+        </w:rPr>
+        <w:t>ถ่ายรูปใบเสร็จ / EIR</w:t>
+      </w:r>
+    </w:p>
+    <w:p>
+      <w:pPr>
+        <w:pStyle w:val="ListNumber"/>
+      </w:pPr>
+      <w:r>
+        <w:rPr>
+          <w:rFonts w:ascii="Cordia New" w:hAnsi="Cordia New"/>
+          <w:b/>
+          <w:sz w:val="28"/>
+        </w:rPr>
+        <w:t>จุดที่ 3 คืนตู้:</w:t>
+      </w:r>
+    </w:p>
+    <w:p>
+      <w:pPr>
+        <w:pStyle w:val="ListBullet"/>
+      </w:pPr>
+      <w:r>
+        <w:rPr>
+          <w:rFonts w:ascii="Cordia New" w:hAnsi="Cordia New"/>
+          <w:sz w:val="28"/>
+        </w:rPr>
+        <w:t>ปุ่มเช็คอิน (GPS + เวลา)</w:t>
+      </w:r>
+    </w:p>
+    <w:p>
+      <w:pPr>
+        <w:pStyle w:val="ListBullet"/>
+      </w:pPr>
+      <w:r>
+        <w:rPr>
+          <w:rFonts w:ascii="Cordia New" w:hAnsi="Cordia New"/>
+          <w:sz w:val="28"/>
+        </w:rPr>
+        <w:t>ถ่ายรูปหน้าตู้ส่งมอบคืน (บังคับ)</w:t>
+      </w:r>
+    </w:p>
+    <w:p>
+      <w:pPr>
+        <w:pStyle w:val="ListBullet"/>
+      </w:pPr>
+      <w:r>
+        <w:rPr>
+          <w:rFonts w:ascii="Cordia New" w:hAnsi="Cordia New"/>
+          <w:sz w:val="28"/>
+        </w:rPr>
+        <w:t>ถ่ายรูปใบเสร็จ Lift Off, Gate Charge / EIR คืนตู้</w:t>
+      </w:r>
+    </w:p>
+    <w:p>
+      <w:pPr>
+        <w:pStyle w:val="ListBullet"/>
+      </w:pPr>
+      <w:r>
+        <w:rPr>
+          <w:rFonts w:ascii="Cordia New" w:hAnsi="Cordia New"/>
+          <w:sz w:val="28"/>
+        </w:rPr>
+        <w:t>ตรวจสอบความถูกต้อง แล้วกดปุ่ม "จบงาน &amp; ส่งมอบตู้สำเร็จ"</w:t>
       </w:r>
     </w:p>
     <w:p>
@@ -10233,7 +13078,7 @@
           <w:color w:val="0F172A"/>
           <w:sz w:val="32"/>
         </w:rPr>
-        <w:t>Module 5: Invoicing &amp; Closing (การออกบิลและการปิดงาน)</w:t>
+        <w:t>Module 5: Invoicing &amp; Closing (การออกใบแจ้งหนี้จริงและการปิดงาน)</w:t>
       </w:r>
     </w:p>
     <w:p>
@@ -10274,14 +13119,121 @@
           <w:b/>
           <w:sz w:val="28"/>
         </w:rPr>
-        <w:t>หน้าที่:</w:t>
+        <w:t>ฟังก์ชันหลัก:</w:t>
+      </w:r>
+    </w:p>
+    <w:p>
+      <w:pPr>
+        <w:pStyle w:val="ListNumber"/>
+      </w:pPr>
+      <w:r>
+        <w:rPr>
+          <w:rFonts w:ascii="Cordia New" w:hAnsi="Cordia New"/>
+          <w:sz w:val="28"/>
+        </w:rPr>
+        <w:t xml:space="preserve">หัวบิลบริษัท: </w:t>
+      </w:r>
+      <w:r>
+        <w:rPr>
+          <w:rFonts w:ascii="Cordia New" w:hAnsi="Cordia New"/>
+          <w:b/>
+          <w:sz w:val="28"/>
+        </w:rPr>
+        <w:t>บริษัท คอนเนค ทรานสปอร์ต จำกัด (สาขาที่ 00001)</w:t>
       </w:r>
       <w:r>
         <w:rPr>
           <w:rFonts w:ascii="Cordia New" w:hAnsi="Cordia New"/>
           <w:sz w:val="28"/>
         </w:rPr>
-        <w:t xml:space="preserve"> ระบบวางบิลลูกค้าและปิดงาน แบ่งเป็น 2 แท็บ:</w:t>
+        <w:t xml:space="preserve"> เลขประจำตัวผู้เสียภาษี </w:t>
+      </w:r>
+      <w:r>
+        <w:rPr>
+          <w:rFonts w:ascii="Consolas" w:hAnsi="Consolas"/>
+          <w:color w:val="0F172A"/>
+          <w:sz w:val="24"/>
+        </w:rPr>
+        <w:t>0115557007317</w:t>
+      </w:r>
+    </w:p>
+    <w:p>
+      <w:pPr>
+        <w:pStyle w:val="ListNumber"/>
+      </w:pPr>
+      <w:r>
+        <w:rPr>
+          <w:rFonts w:ascii="Cordia New" w:hAnsi="Cordia New"/>
+          <w:sz w:val="28"/>
+        </w:rPr>
+        <w:t xml:space="preserve">ออกเรียกเก็บในนาม </w:t>
+      </w:r>
+      <w:r>
+        <w:rPr>
+          <w:rFonts w:ascii="Cordia New" w:hAnsi="Cordia New"/>
+          <w:b/>
+          <w:sz w:val="28"/>
+        </w:rPr>
+        <w:t>"บริษัทลูกค้า (Customer)"</w:t>
+      </w:r>
+      <w:r>
+        <w:rPr>
+          <w:rFonts w:ascii="Cordia New" w:hAnsi="Cordia New"/>
+          <w:sz w:val="28"/>
+        </w:rPr>
+        <w:t xml:space="preserve"> พร้อม Credit Term (เช่น 15 DAYS, 30 DAYS)</w:t>
+      </w:r>
+    </w:p>
+    <w:p>
+      <w:pPr>
+        <w:pStyle w:val="ListNumber"/>
+      </w:pPr>
+      <w:r>
+        <w:rPr>
+          <w:rFonts w:ascii="Cordia New" w:hAnsi="Cordia New"/>
+          <w:sz w:val="28"/>
+        </w:rPr>
+        <w:t>โครงสร้างตารางแยก 2 คอลัมน์ยอดเงิน:</w:t>
+      </w:r>
+    </w:p>
+    <w:p>
+      <w:pPr>
+        <w:pStyle w:val="ListBullet"/>
+      </w:pPr>
+      <w:r>
+        <w:rPr>
+          <w:rFonts w:ascii="Cordia New" w:hAnsi="Cordia New"/>
+          <w:b/>
+          <w:sz w:val="28"/>
+        </w:rPr>
+        <w:t>เงินทดรองจ่าย (Advance):</w:t>
+      </w:r>
+      <w:r>
+        <w:rPr>
+          <w:rFonts w:ascii="Cordia New" w:hAnsi="Cordia New"/>
+          <w:sz w:val="28"/>
+        </w:rPr>
+        <w:t xml:space="preserve"> เช่น ค่า Lift on/off, Gate charge</w:t>
+      </w:r>
+    </w:p>
+    <w:p>
+      <w:pPr>
+        <w:pStyle w:val="ListBullet"/>
+      </w:pPr>
+      <w:r>
+        <w:rPr>
+          <w:rFonts w:ascii="Cordia New" w:hAnsi="Cordia New"/>
+          <w:b/>
+          <w:sz w:val="28"/>
+        </w:rPr>
+        <w:t>ค่าขนส่ง (Transport):</w:t>
+      </w:r>
+      <w:r>
+        <w:rPr>
+          <w:rFonts w:ascii="Cordia New" w:hAnsi="Cordia New"/>
+          <w:sz w:val="28"/>
+        </w:rPr>
+        <w:t xml:space="preserve"> ค่าบริการขนส่งตามเที่ยว</w:t>
       </w:r>
     </w:p>
     <w:p>
@@ -10294,103 +13246,25 @@
           <w:b/>
           <w:sz w:val="28"/>
         </w:rPr>
-        <w:t>แท็บการออกใบแจ้งหนี้ (Invoices):</w:t>
+        <w:t>สูตรคำนวณภาษีหัก ณ ที่จ่าย 1%:</w:t>
       </w:r>
     </w:p>
     <w:p>
-      <w:pPr>
-        <w:pStyle w:val="ListBullet"/>
-      </w:pPr>
-      <w:r>
-        <w:rPr>
-          <w:rFonts w:ascii="Cordia New" w:hAnsi="Cordia New"/>
-          <w:b/>
-          <w:sz w:val="28"/>
-        </w:rPr>
-        <w:t>พิมพ์ใบแจ้งหนี้ / ใบวางบิล (Tax Invoice / Billing Note):</w:t>
-      </w:r>
-    </w:p>
-    <w:p>
-      <w:pPr>
-        <w:pStyle w:val="ListBullet"/>
-      </w:pPr>
       <w:r>
         <w:rPr>
           <w:rFonts w:ascii="Cordia New" w:hAnsi="Cordia New"/>
           <w:sz w:val="28"/>
         </w:rPr>
-        <w:t>หัวบิล Connect Transport Co., Ltd., เลขประจำตัวผู้เสียภาษี 13 หลัก</w:t>
+        <w:t>$$\text{Tax 1\%} = \text{Total Transport} \times 0.01$$</w:t>
       </w:r>
     </w:p>
     <w:p>
-      <w:pPr>
-        <w:pStyle w:val="ListBullet"/>
-      </w:pPr>
       <w:r>
         <w:rPr>
           <w:rFonts w:ascii="Cordia New" w:hAnsi="Cordia New"/>
           <w:sz w:val="28"/>
         </w:rPr>
-        <w:t>รายการเที่ยววิ่ง สเปกตู้ เลขตู้ ซีล ทะเบียนรถ พขร.</w:t>
-      </w:r>
-    </w:p>
-    <w:p>
-      <w:pPr>
-        <w:pStyle w:val="ListBullet"/>
-      </w:pPr>
-      <w:r>
-        <w:rPr>
-          <w:rFonts w:ascii="Cordia New" w:hAnsi="Cordia New"/>
-          <w:b/>
-          <w:sz w:val="28"/>
-        </w:rPr>
-        <w:t>คำนวณภาษีหัก ณ ที่จ่าย 1% (WHT 1%):</w:t>
-      </w:r>
-      <w:r>
-        <w:rPr>
-          <w:rFonts w:ascii="Cordia New" w:hAnsi="Cordia New"/>
-          <w:sz w:val="28"/>
-        </w:rPr>
-        <w:t xml:space="preserve"> ตามประมวลรัษฎากรงานบริการขนส่งในไทย</w:t>
-      </w:r>
-    </w:p>
-    <w:p>
-      <w:pPr>
-        <w:pStyle w:val="ListBullet"/>
-      </w:pPr>
-      <w:r>
-        <w:rPr>
-          <w:rFonts w:ascii="Cordia New" w:hAnsi="Cordia New"/>
-          <w:sz w:val="28"/>
-        </w:rPr>
-        <w:t>ข้อมูลบัญชีธนาคารสำหรับโอนเงิน</w:t>
-      </w:r>
-    </w:p>
-    <w:p>
-      <w:pPr>
-        <w:pStyle w:val="ListBullet"/>
-      </w:pPr>
-      <w:r>
-        <w:rPr>
-          <w:rFonts w:ascii="Cordia New" w:hAnsi="Cordia New"/>
-          <w:sz w:val="28"/>
-        </w:rPr>
-        <w:t xml:space="preserve">ปุ่ม </w:t>
-      </w:r>
-      <w:r>
-        <w:rPr>
-          <w:rFonts w:ascii="Cordia New" w:hAnsi="Cordia New"/>
-          <w:b/>
-          <w:sz w:val="28"/>
-        </w:rPr>
-        <w:t>"ปิดงาน (Close Job)"</w:t>
-      </w:r>
-      <w:r>
-        <w:rPr>
-          <w:rFonts w:ascii="Cordia New" w:hAnsi="Cordia New"/>
-          <w:sz w:val="28"/>
-        </w:rPr>
-        <w:t xml:space="preserve"> ปรับสถานะเป็น Completed และสรุปกำไร</w:t>
+        <w:t>*(คิดเฉพาะค่าขนส่งเท่านั้น เงินทดรองจ่ายไม่ถูกหักภาษี 1%)*</w:t>
       </w:r>
     </w:p>
     <w:p>
@@ -10403,27 +13277,7 @@
           <w:b/>
           <w:sz w:val="28"/>
         </w:rPr>
-        <w:t>แท็บจดหมายเปลี่ยนใบเสร็จท่าเรือ (PAT Letters):</w:t>
-      </w:r>
-    </w:p>
-    <w:p>
-      <w:pPr>
-        <w:pStyle w:val="ListBullet"/>
-      </w:pPr>
-      <w:r>
-        <w:rPr>
-          <w:rFonts w:ascii="Cordia New" w:hAnsi="Cordia New"/>
-          <w:b/>
-          <w:sz w:val="28"/>
-        </w:rPr>
-        <w:t>พิมพ์จดหมาย PAT Letter:</w:t>
-      </w:r>
-      <w:r>
-        <w:rPr>
-          <w:rFonts w:ascii="Cordia New" w:hAnsi="Cordia New"/>
-          <w:sz w:val="28"/>
-        </w:rPr>
-        <w:t xml:space="preserve"> หนังสือทางการส่งถึงการท่าเรือแห่งประเทศไทย</w:t>
+        <w:t>ฟังก์ชันสูตรคำนวณแบบ Excel (Calculation Formula Breakdown):</w:t>
       </w:r>
     </w:p>
     <w:p>
@@ -10435,22 +13289,30 @@
           <w:rFonts w:ascii="Cordia New" w:hAnsi="Cordia New"/>
           <w:sz w:val="28"/>
         </w:rPr>
-        <w:t xml:space="preserve">ระบุขอเปลี่ยนชื่อใบเสร็จรับเงินจากการท่าเรือฯ จาก บจก. คอนเนค ทรานสปอร์ต ให้เป็นในนาม </w:t>
+        <w:t xml:space="preserve">มีช่องบันทึกสูตรที่มาของตัวเลข เช่น </w:t>
       </w:r>
       <w:r>
         <w:rPr>
-          <w:rFonts w:ascii="Cordia New" w:hAnsi="Cordia New"/>
-          <w:b/>
-          <w:sz w:val="28"/>
+          <w:rFonts w:ascii="Consolas" w:hAnsi="Consolas"/>
+          <w:color w:val="0F172A"/>
+          <w:sz w:val="24"/>
         </w:rPr>
-        <w:t>"บริษัทลูกค้า"</w:t>
+        <w:t>=2*220+2*600</w:t>
       </w:r>
       <w:r>
         <w:rPr>
           <w:rFonts w:ascii="Cordia New" w:hAnsi="Cordia New"/>
           <w:sz w:val="28"/>
         </w:rPr>
-        <w:t xml:space="preserve"> (พร้อมเลขผู้เสียภาษี 13 หลัก และเลขตู้คอนเทนเนอร์)</w:t>
+        <w:t xml:space="preserve"> หรือ </w:t>
+      </w:r>
+      <w:r>
+        <w:rPr>
+          <w:rFonts w:ascii="Consolas" w:hAnsi="Consolas"/>
+          <w:color w:val="0F172A"/>
+          <w:sz w:val="24"/>
+        </w:rPr>
+        <w:t>150+150+300</w:t>
       </w:r>
     </w:p>
     <w:p>
@@ -10462,7 +13324,83 @@
           <w:rFonts w:ascii="Cordia New" w:hAnsi="Cordia New"/>
           <w:sz w:val="28"/>
         </w:rPr>
-        <w:t>มีจุดประทับตราและลงนามกรรมการผู้จัดการ</w:t>
+        <w:t>ระบบคำนวณผลลัพธ์ให้อัตโนมัติ และเก็บทั้งสูตรและผลลัพธ์ไว้</w:t>
+      </w:r>
+    </w:p>
+    <w:p>
+      <w:pPr>
+        <w:pStyle w:val="ListBullet"/>
+      </w:pPr>
+      <w:r>
+        <w:rPr>
+          <w:rFonts w:ascii="Cordia New" w:hAnsi="Cordia New"/>
+          <w:sz w:val="28"/>
+        </w:rPr>
+        <w:t xml:space="preserve">รองรับการเข้ามากด </w:t>
+      </w:r>
+      <w:r>
+        <w:rPr>
+          <w:rFonts w:ascii="Cordia New" w:hAnsi="Cordia New"/>
+          <w:b/>
+          <w:sz w:val="28"/>
+        </w:rPr>
+        <w:t>Edit / Revise Invoice</w:t>
+      </w:r>
+      <w:r>
+        <w:rPr>
+          <w:rFonts w:ascii="Cordia New" w:hAnsi="Cordia New"/>
+          <w:sz w:val="28"/>
+        </w:rPr>
+        <w:t xml:space="preserve"> แก้ไขตัวเลขและสูตรคำนวณได้ตลอดเวลา</w:t>
+      </w:r>
+    </w:p>
+    <w:p>
+      <w:pPr>
+        <w:pStyle w:val="ListNumber"/>
+      </w:pPr>
+      <w:r>
+        <w:rPr>
+          <w:rFonts w:ascii="Cordia New" w:hAnsi="Cordia New"/>
+          <w:b/>
+          <w:sz w:val="28"/>
+        </w:rPr>
+        <w:t>แบบฟอร์มจดหมายการท่าเรือฯ (PAT Letter):</w:t>
+      </w:r>
+    </w:p>
+    <w:p>
+      <w:pPr>
+        <w:pStyle w:val="ListBullet"/>
+      </w:pPr>
+      <w:r>
+        <w:rPr>
+          <w:rFonts w:ascii="Cordia New" w:hAnsi="Cordia New"/>
+          <w:sz w:val="28"/>
+        </w:rPr>
+        <w:t>ทำหนังสือราชการถึง ผู้อำนวยการแผนกกองคลังการท่าเรือแห่งประเทศไทย</w:t>
+      </w:r>
+    </w:p>
+    <w:p>
+      <w:pPr>
+        <w:pStyle w:val="ListBullet"/>
+      </w:pPr>
+      <w:r>
+        <w:rPr>
+          <w:rFonts w:ascii="Cordia New" w:hAnsi="Cordia New"/>
+          <w:sz w:val="28"/>
+        </w:rPr>
+        <w:t>ระบุขอใบกำกับภาษีเต็มรูปแบบในนามบริษัทลูกค้า (ชื่อ, ที่อยู่, เลขผู้เสียภาษี 13 หลัก)</w:t>
+      </w:r>
+    </w:p>
+    <w:p>
+      <w:pPr>
+        <w:pStyle w:val="ListBullet"/>
+      </w:pPr>
+      <w:r>
+        <w:rPr>
+          <w:rFonts w:ascii="Cordia New" w:hAnsi="Cordia New"/>
+          <w:sz w:val="28"/>
+        </w:rPr>
+        <w:t>ลงนามผู้รับมอบอำนาจ (นายยศพล มณีทิพย์สกุล) พร้อมพื้นที่จัดวาง Logo บริษัท</w:t>
       </w:r>
     </w:p>
     <w:p>
@@ -10476,7 +13414,7 @@
           <w:color w:val="0F172A"/>
           <w:sz w:val="32"/>
         </w:rPr>
-        <w:t>Module RBAC &amp; Security: การจัดการผู้ใช้และสิทธิ์</w:t>
+        <w:t>Module 6: RBAC &amp; Security (การจัดการสิทธิ์และระบบล็อกอิน)</w:t>
       </w:r>
     </w:p>
     <w:p>
@@ -10532,7 +13470,31 @@
           <w:b/>
           <w:sz w:val="28"/>
         </w:rPr>
-        <w:t>หน้าที่:</w:t>
+        <w:t>ฟังก์ชันหลัก:</w:t>
+      </w:r>
+    </w:p>
+    <w:p>
+      <w:pPr>
+        <w:pStyle w:val="ListNumber"/>
+      </w:pPr>
+      <w:r>
+        <w:rPr>
+          <w:rFonts w:ascii="Cordia New" w:hAnsi="Cordia New"/>
+          <w:sz w:val="28"/>
+        </w:rPr>
+        <w:t>ล็อกอินด้วย Email / Password จริง</w:t>
+      </w:r>
+    </w:p>
+    <w:p>
+      <w:pPr>
+        <w:pStyle w:val="ListNumber"/>
+      </w:pPr>
+      <w:r>
+        <w:rPr>
+          <w:rFonts w:ascii="Cordia New" w:hAnsi="Cordia New"/>
+          <w:sz w:val="28"/>
+        </w:rPr>
+        <w:t>หลังล็อกอิน แสดงชื่อและตำแหน่งที่มุมขวาบนอย่างชัดเจน</w:t>
       </w:r>
     </w:p>
     <w:p>
@@ -10545,14 +13507,14 @@
           <w:b/>
           <w:sz w:val="28"/>
         </w:rPr>
-        <w:t>ระบบ Login / Password:</w:t>
+        <w:t>ตัด Dropdown สลับผู้ใช้ออกจากแถบเมนูด้านบนทั้งหมด</w:t>
       </w:r>
       <w:r>
         <w:rPr>
           <w:rFonts w:ascii="Cordia New" w:hAnsi="Cordia New"/>
           <w:sz w:val="28"/>
         </w:rPr>
-        <w:t xml:space="preserve"> มีบัญชีผู้ใช้และรหัสผ่านแยกตามแผนก พร้อมทางลัด One-Click Demo</w:t>
+        <w:t xml:space="preserve"> เพื่อป้องกันการสลับสิทธิ์โดยไม่ตั้งใจ</w:t>
       </w:r>
     </w:p>
     <w:p>
@@ -10562,119 +13524,24 @@
       <w:r>
         <w:rPr>
           <w:rFonts w:ascii="Cordia New" w:hAnsi="Cordia New"/>
+          <w:sz w:val="28"/>
+        </w:rPr>
+        <w:t xml:space="preserve">มีปุ่ม </w:t>
+      </w:r>
+      <w:r>
+        <w:rPr>
+          <w:rFonts w:ascii="Cordia New" w:hAnsi="Cordia New"/>
           <w:b/>
           <w:sz w:val="28"/>
         </w:rPr>
-        <w:t>5 บทบาทมาตรฐาน (Roles):</w:t>
+        <w:t>"ออกจากระบบ (Logout)"</w:t>
       </w:r>
       <w:r>
         <w:rPr>
           <w:rFonts w:ascii="Cordia New" w:hAnsi="Cordia New"/>
           <w:sz w:val="28"/>
         </w:rPr>
-        <w:t xml:space="preserve"> Admin, MD, Customer Support, Dispatcher, Accountant</w:t>
-      </w:r>
-    </w:p>
-    <w:p>
-      <w:pPr>
-        <w:pStyle w:val="ListNumber"/>
-      </w:pPr>
-      <w:r>
-        <w:rPr>
-          <w:rFonts w:ascii="Cordia New" w:hAnsi="Cordia New"/>
-          <w:b/>
-          <w:sz w:val="28"/>
-        </w:rPr>
-        <w:t>Screen Permissions Matrix:</w:t>
-      </w:r>
-      <w:r>
-        <w:rPr>
-          <w:rFonts w:ascii="Cordia New" w:hAnsi="Cordia New"/>
-          <w:sz w:val="28"/>
-        </w:rPr>
-        <w:t xml:space="preserve"> สามารถสร้าง Role ใหม่ และติ๊ก Checkbox เปิด-ปิดสิทธิ์แต่ละหน้าจอได้อย่างอิสระ</w:t>
-      </w:r>
-    </w:p>
-    <w:p>
-      <w:pPr>
-        <w:pStyle w:val="ListNumber"/>
-      </w:pPr>
-      <w:r>
-        <w:rPr>
-          <w:rFonts w:ascii="Cordia New" w:hAnsi="Cordia New"/>
-          <w:b/>
-          <w:sz w:val="28"/>
-        </w:rPr>
-        <w:t>RoleGuard:</w:t>
-      </w:r>
-      <w:r>
-        <w:rPr>
-          <w:rFonts w:ascii="Cordia New" w:hAnsi="Cordia New"/>
-          <w:sz w:val="28"/>
-        </w:rPr>
-        <w:t xml:space="preserve"> ระบบบล็อกหน้าจอหากไม่มีสิทธิ์ และแสดงไอคอนแม่กุญแจ 🔒 บนเมนู</w:t>
-      </w:r>
-    </w:p>
-    <w:p>
-      <w:pPr>
-        <w:pStyle w:val="Heading3"/>
-      </w:pPr>
-      <w:r>
-        <w:rPr>
-          <w:rFonts w:ascii="Cordia New" w:hAnsi="Cordia New"/>
-          <w:b/>
-          <w:color w:val="0F172A"/>
-          <w:sz w:val="32"/>
-        </w:rPr>
-        <w:t>Module Audit Trail: บันทึกประวัติการทำงาน</w:t>
-      </w:r>
-    </w:p>
-    <w:p>
-      <w:pPr>
-        <w:pStyle w:val="ListBullet"/>
-      </w:pPr>
-      <w:r>
-        <w:rPr>
-          <w:rFonts w:ascii="Cordia New" w:hAnsi="Cordia New"/>
-          <w:b/>
-          <w:sz w:val="28"/>
-        </w:rPr>
-        <w:t>URL:</w:t>
-      </w:r>
-      <w:r>
-        <w:rPr>
-          <w:rFonts w:ascii="Cordia New" w:hAnsi="Cordia New"/>
-          <w:sz w:val="28"/>
-        </w:rPr>
-        <w:t xml:space="preserve"> </w:t>
-      </w:r>
-      <w:r>
-        <w:rPr>
-          <w:rFonts w:ascii="Consolas" w:hAnsi="Consolas"/>
-          <w:color w:val="0F172A"/>
-          <w:sz w:val="24"/>
-        </w:rPr>
-        <w:t>/audit-logs</w:t>
-      </w:r>
-    </w:p>
-    <w:p>
-      <w:pPr>
-        <w:pStyle w:val="ListBullet"/>
-      </w:pPr>
-      <w:r>
-        <w:rPr>
-          <w:rFonts w:ascii="Cordia New" w:hAnsi="Cordia New"/>
-          <w:b/>
-          <w:sz w:val="28"/>
-        </w:rPr>
-        <w:t>หน้าที่:</w:t>
-      </w:r>
-      <w:r>
-        <w:rPr>
-          <w:rFonts w:ascii="Cordia New" w:hAnsi="Cordia New"/>
-          <w:sz w:val="28"/>
-        </w:rPr>
-        <w:t xml:space="preserve"> บันทึก Timestamp, ชื่อผู้กระทำ, Role, โมดูล, และการกระทำ (LOGIN, CREATE, UPDATE, DELETE, PRINT, CLOSE_JOB) พร้อมพิมพ์รายงานได้</w:t>
+        <w:t xml:space="preserve"> ที่เด่นชัด เมื่อกดจะเคลียร์ Session และพากลับไปยังหน้า Login</w:t>
       </w:r>
     </w:p>
     <w:p>
@@ -10695,21 +13562,7 @@
           <w:color w:val="2563EB"/>
           <w:sz w:val="36"/>
         </w:rPr>
-        <w:t>4. สูตรการคำนวณทั้งหมดในระบบปัจจุบัน (Current Calculation Logic)</w:t>
-      </w:r>
-    </w:p>
-    <w:p>
-      <w:pPr>
-        <w:pStyle w:val="Heading3"/>
-      </w:pPr>
-      <w:r>
-        <w:rPr>
-          <w:rFonts w:ascii="Cordia New" w:hAnsi="Cordia New"/>
-          <w:b/>
-          <w:color w:val="0F172A"/>
-          <w:sz w:val="32"/>
-        </w:rPr>
-        <w:t>4.1 สูตรการเงินประจำเที่ยววิ่ง (Job Financials):</w:t>
+        <w:t>4. แผนการนำไปปฏิบัติงาน (Implementation Status)</w:t>
       </w:r>
     </w:p>
     <w:p>
@@ -10718,405 +13571,7 @@
           <w:rFonts w:ascii="Cordia New" w:hAnsi="Cordia New"/>
           <w:sz w:val="28"/>
         </w:rPr>
-        <w:t>$$\text{Total Cost} = \text{Fuel} + \text{Driver Allowance} + \text{Toll} + \text{Waiting} + \text{OT} + \text{Other}$$</w:t>
-      </w:r>
-    </w:p>
-    <w:p>
-      <w:r>
-        <w:rPr>
-          <w:rFonts w:ascii="Cordia New" w:hAnsi="Cordia New"/>
-          <w:sz w:val="28"/>
-        </w:rPr>
-        <w:t>$$\text{Net Profit} = \text{Revenue} - \text{Total Cost}$$</w:t>
-      </w:r>
-    </w:p>
-    <w:p>
-      <w:r>
-        <w:rPr>
-          <w:rFonts w:ascii="Cordia New" w:hAnsi="Cordia New"/>
-          <w:sz w:val="28"/>
-        </w:rPr>
-        <w:t>$$\text{Margin \%} = \left(\frac{\text{Net Profit}}{\text{Revenue}}\right) \times 100$$</w:t>
-      </w:r>
-    </w:p>
-    <w:p>
-      <w:pPr>
-        <w:pStyle w:val="Heading3"/>
-      </w:pPr>
-      <w:r>
-        <w:rPr>
-          <w:rFonts w:ascii="Cordia New" w:hAnsi="Cordia New"/>
-          <w:b/>
-          <w:color w:val="0F172A"/>
-          <w:sz w:val="32"/>
-        </w:rPr>
-        <w:t>4.2 สูตรเคลียร์เงิน พขร. (Driver Settlement):</w:t>
-      </w:r>
-    </w:p>
-    <w:p>
-      <w:r>
-        <w:rPr>
-          <w:rFonts w:ascii="Cordia New" w:hAnsi="Cordia New"/>
-          <w:sz w:val="28"/>
-        </w:rPr>
-        <w:t>$$\text{Operating Expenses} = \text{Per Diem} + \text{Fuel} + \text{Toll} + \text{Waiting} + \text{OT}$$</w:t>
-      </w:r>
-    </w:p>
-    <w:p>
-      <w:r>
-        <w:rPr>
-          <w:rFonts w:ascii="Cordia New" w:hAnsi="Cordia New"/>
-          <w:sz w:val="28"/>
-        </w:rPr>
-        <w:t>$$\text{Net Payable to Driver} = \text{Operating Expenses} - \text{Advance Payments}$$</w:t>
-      </w:r>
-    </w:p>
-    <w:p>
-      <w:pPr>
-        <w:pStyle w:val="Heading3"/>
-      </w:pPr>
-      <w:r>
-        <w:rPr>
-          <w:rFonts w:ascii="Cordia New" w:hAnsi="Cordia New"/>
-          <w:b/>
-          <w:color w:val="0F172A"/>
-          <w:sz w:val="32"/>
-        </w:rPr>
-        <w:t>4.3 สูตรใบแจ้งหนี้ลูกค้า (Invoice Billing):</w:t>
-      </w:r>
-    </w:p>
-    <w:p>
-      <w:r>
-        <w:rPr>
-          <w:rFonts w:ascii="Cordia New" w:hAnsi="Cordia New"/>
-          <w:sz w:val="28"/>
-        </w:rPr>
-        <w:t>$$\text{Withholding Tax (WHT 1\%)} = \text{Subtotal (Revenue)} \times 0.01$$</w:t>
-      </w:r>
-    </w:p>
-    <w:p>
-      <w:r>
-        <w:rPr>
-          <w:rFonts w:ascii="Cordia New" w:hAnsi="Cordia New"/>
-          <w:sz w:val="28"/>
-        </w:rPr>
-        <w:t>$$\text{Net Total Payable by Customer} = \text{Subtotal} - \text{WHT 1\%}$$</w:t>
-      </w:r>
-    </w:p>
-    <w:p>
-      <w:pPr>
-        <w:pBdr>
-          <w:bottom w:val="single" w:sz="6" w:space="1" w:color="CBD5E1"/>
-        </w:pBdr>
-      </w:pPr>
-    </w:p>
-    <w:p>
-      <w:pPr>
-        <w:pStyle w:val="Heading2"/>
-      </w:pPr>
-      <w:r>
-        <w:rPr>
-          <w:rFonts w:ascii="Cordia New" w:hAnsi="Cordia New"/>
-          <w:b/>
-          <w:color w:val="2563EB"/>
-          <w:sz w:val="36"/>
-        </w:rPr>
-        <w:t>5. แบบฟอร์มเอกสารที่มีในระบบปัจจุบัน (Printable Templates)</w:t>
-      </w:r>
-    </w:p>
-    <w:p>
-      <w:pPr>
-        <w:pStyle w:val="ListNumber"/>
-      </w:pPr>
-      <w:r>
-        <w:rPr>
-          <w:rFonts w:ascii="Cordia New" w:hAnsi="Cordia New"/>
-          <w:b/>
-          <w:sz w:val="28"/>
-        </w:rPr>
-        <w:t>ใบสั่งงาน พขร. (Job Order Sheet):</w:t>
-      </w:r>
-      <w:r>
-        <w:rPr>
-          <w:rFonts w:ascii="Cordia New" w:hAnsi="Cordia New"/>
-          <w:sz w:val="28"/>
-        </w:rPr>
-        <w:t xml:space="preserve"> แสดงในหน้า </w:t>
-      </w:r>
-      <w:r>
-        <w:rPr>
-          <w:rFonts w:ascii="Consolas" w:hAnsi="Consolas"/>
-          <w:color w:val="0F172A"/>
-          <w:sz w:val="24"/>
-        </w:rPr>
-        <w:t>/dispatch</w:t>
-      </w:r>
-    </w:p>
-    <w:p>
-      <w:pPr>
-        <w:pStyle w:val="ListNumber"/>
-      </w:pPr>
-      <w:r>
-        <w:rPr>
-          <w:rFonts w:ascii="Cordia New" w:hAnsi="Cordia New"/>
-          <w:b/>
-          <w:sz w:val="28"/>
-        </w:rPr>
-        <w:t>ใบสำคัญเคลียร์เงิน พขร. (Driver Payment Voucher):</w:t>
-      </w:r>
-      <w:r>
-        <w:rPr>
-          <w:rFonts w:ascii="Cordia New" w:hAnsi="Cordia New"/>
-          <w:sz w:val="28"/>
-        </w:rPr>
-        <w:t xml:space="preserve"> แสดงในหน้า </w:t>
-      </w:r>
-      <w:r>
-        <w:rPr>
-          <w:rFonts w:ascii="Consolas" w:hAnsi="Consolas"/>
-          <w:color w:val="0F172A"/>
-          <w:sz w:val="24"/>
-        </w:rPr>
-        <w:t>/expenses</w:t>
-      </w:r>
-    </w:p>
-    <w:p>
-      <w:pPr>
-        <w:pStyle w:val="ListNumber"/>
-      </w:pPr>
-      <w:r>
-        <w:rPr>
-          <w:rFonts w:ascii="Cordia New" w:hAnsi="Cordia New"/>
-          <w:b/>
-          <w:sz w:val="28"/>
-        </w:rPr>
-        <w:t>ใบแจ้งหนี้ / ใบวางบิล (Tax Invoice / Billing Note):</w:t>
-      </w:r>
-      <w:r>
-        <w:rPr>
-          <w:rFonts w:ascii="Cordia New" w:hAnsi="Cordia New"/>
-          <w:sz w:val="28"/>
-        </w:rPr>
-        <w:t xml:space="preserve"> แสดงในหน้า </w:t>
-      </w:r>
-      <w:r>
-        <w:rPr>
-          <w:rFonts w:ascii="Consolas" w:hAnsi="Consolas"/>
-          <w:color w:val="0F172A"/>
-          <w:sz w:val="24"/>
-        </w:rPr>
-        <w:t>/invoicing</w:t>
-      </w:r>
-    </w:p>
-    <w:p>
-      <w:pPr>
-        <w:pStyle w:val="ListNumber"/>
-      </w:pPr>
-      <w:r>
-        <w:rPr>
-          <w:rFonts w:ascii="Cordia New" w:hAnsi="Cordia New"/>
-          <w:b/>
-          <w:sz w:val="28"/>
-        </w:rPr>
-        <w:t>หนังสือขอเปลี่ยนใบเสร็จการท่าเรือแห่งประเทศไทย (PAT Letter):</w:t>
-      </w:r>
-      <w:r>
-        <w:rPr>
-          <w:rFonts w:ascii="Cordia New" w:hAnsi="Cordia New"/>
-          <w:sz w:val="28"/>
-        </w:rPr>
-        <w:t xml:space="preserve"> แสดงในหน้า </w:t>
-      </w:r>
-      <w:r>
-        <w:rPr>
-          <w:rFonts w:ascii="Consolas" w:hAnsi="Consolas"/>
-          <w:color w:val="0F172A"/>
-          <w:sz w:val="24"/>
-        </w:rPr>
-        <w:t>/invoicing</w:t>
-      </w:r>
-    </w:p>
-    <w:p>
-      <w:pPr>
-        <w:pStyle w:val="ListNumber"/>
-      </w:pPr>
-      <w:r>
-        <w:rPr>
-          <w:rFonts w:ascii="Cordia New" w:hAnsi="Cordia New"/>
-          <w:b/>
-          <w:sz w:val="28"/>
-        </w:rPr>
-        <w:t>รายงานประวัติการทำงาน (Audit Trail Report):</w:t>
-      </w:r>
-      <w:r>
-        <w:rPr>
-          <w:rFonts w:ascii="Cordia New" w:hAnsi="Cordia New"/>
-          <w:sz w:val="28"/>
-        </w:rPr>
-        <w:t xml:space="preserve"> แสดงในหน้า </w:t>
-      </w:r>
-      <w:r>
-        <w:rPr>
-          <w:rFonts w:ascii="Consolas" w:hAnsi="Consolas"/>
-          <w:color w:val="0F172A"/>
-          <w:sz w:val="24"/>
-        </w:rPr>
-        <w:t>/audit-logs</w:t>
-      </w:r>
-    </w:p>
-    <w:p>
-      <w:pPr>
-        <w:pBdr>
-          <w:bottom w:val="single" w:sz="6" w:space="1" w:color="CBD5E1"/>
-        </w:pBdr>
-      </w:pPr>
-    </w:p>
-    <w:p>
-      <w:pPr>
-        <w:pStyle w:val="Heading2"/>
-      </w:pPr>
-      <w:r>
-        <w:rPr>
-          <w:rFonts w:ascii="Cordia New" w:hAnsi="Cordia New"/>
-          <w:b/>
-          <w:color w:val="2563EB"/>
-          <w:sz w:val="36"/>
-        </w:rPr>
-        <w:t>6. คำแนะนำสำหรับคุณและทีมงานในการกรอกข้อมูลเพื่อส่งกลับมา Revision</w:t>
-      </w:r>
-    </w:p>
-    <w:p>
-      <w:r>
-        <w:rPr>
-          <w:rFonts w:ascii="Cordia New" w:hAnsi="Cordia New"/>
-          <w:sz w:val="28"/>
-        </w:rPr>
-        <w:t>เมื่อคุณนำเอกสารนี้ไปคุยกับผู้บริหารและทีมงาน ให้เตรียมข้อมูลส่งกลับมาดังนี้ครับ:</w:t>
-      </w:r>
-    </w:p>
-    <w:p>
-      <w:pPr>
-        <w:pStyle w:val="ListNumber"/>
-      </w:pPr>
-      <w:r>
-        <w:rPr>
-          <w:rFonts w:ascii="Cordia New" w:hAnsi="Cordia New"/>
-          <w:b/>
-          <w:sz w:val="28"/>
-        </w:rPr>
-        <w:t>คอลัมน์ใหม่ที่ต้องการเพิ่มในแต่ละตาราง:</w:t>
-      </w:r>
-    </w:p>
-    <w:p>
-      <w:pPr>
-        <w:pStyle w:val="ListBullet"/>
-      </w:pPr>
-      <w:r>
-        <w:rPr>
-          <w:rFonts w:ascii="Cordia New" w:hAnsi="Cordia New"/>
-          <w:sz w:val="28"/>
-        </w:rPr>
-        <w:t>เช่น ในตารางรับงาน ต้องการเพิ่ม: เลข Booking, เลข B/L, สายการเดินเรือ (Shipping Line), เวลา Cut-off คืนตู้ท่าเรือ ฯลฯ</w:t>
-      </w:r>
-    </w:p>
-    <w:p>
-      <w:pPr>
-        <w:pStyle w:val="ListNumber"/>
-      </w:pPr>
-      <w:r>
-        <w:rPr>
-          <w:rFonts w:ascii="Cordia New" w:hAnsi="Cordia New"/>
-          <w:b/>
-          <w:sz w:val="28"/>
-        </w:rPr>
-        <w:t>Business Flow ที่ต้องการปรับเปลี่ยน:</w:t>
-      </w:r>
-    </w:p>
-    <w:p>
-      <w:pPr>
-        <w:pStyle w:val="ListBullet"/>
-      </w:pPr>
-      <w:r>
-        <w:rPr>
-          <w:rFonts w:ascii="Cordia New" w:hAnsi="Cordia New"/>
-          <w:sz w:val="28"/>
-        </w:rPr>
-        <w:t>เช่น อยากให้ พขร. เช็คอินกี่จุด (เช่น 1. ถึงลานรับตู้เปล่า ➔ 2. ถึงโรงงานลูกค้า ➔ 3. ถึงท่าเรือ ➔ 4. คืนตู้ลาน)</w:t>
-      </w:r>
-    </w:p>
-    <w:p>
-      <w:pPr>
-        <w:pStyle w:val="ListNumber"/>
-      </w:pPr>
-      <w:r>
-        <w:rPr>
-          <w:rFonts w:ascii="Cordia New" w:hAnsi="Cordia New"/>
-          <w:b/>
-          <w:sz w:val="28"/>
-        </w:rPr>
-        <w:t>สูตรการคิดเงินหรือเงื่อนไขพิเศษ:</w:t>
-      </w:r>
-    </w:p>
-    <w:p>
-      <w:pPr>
-        <w:pStyle w:val="ListBullet"/>
-      </w:pPr>
-      <w:r>
-        <w:rPr>
-          <w:rFonts w:ascii="Cordia New" w:hAnsi="Cordia New"/>
-          <w:sz w:val="28"/>
-        </w:rPr>
-        <w:t>เช่น ค่าน้ำมันคิดตามระยะทางกิโลเมตรจริง (ลิตรละกี่บาท), ค่าเที่ยว พขร. คิดเป็นเที่ยววิ่งแทนรายวัน, ค่าล่วงเวลาคิดเป็นชั่วโมง</w:t>
-      </w:r>
-    </w:p>
-    <w:p>
-      <w:pPr>
-        <w:pStyle w:val="ListNumber"/>
-      </w:pPr>
-      <w:r>
-        <w:rPr>
-          <w:rFonts w:ascii="Cordia New" w:hAnsi="Cordia New"/>
-          <w:b/>
-          <w:sz w:val="28"/>
-        </w:rPr>
-        <w:t>แบบฟอร์มเอกสารที่ใช้จริง:</w:t>
-      </w:r>
-    </w:p>
-    <w:p>
-      <w:pPr>
-        <w:pStyle w:val="ListBullet"/>
-      </w:pPr>
-      <w:r>
-        <w:rPr>
-          <w:rFonts w:ascii="Cordia New" w:hAnsi="Cordia New"/>
-          <w:sz w:val="28"/>
-        </w:rPr>
-        <w:t>แนบตัวอย่างไฟล์ Excel / PDF หรือภาพถ่ายแบบฟอร์มใบสั่งงาน ใบวางบิล หรือจดหมายท่าเรือที่บริษัท Connect Transport ใช้งานอยู่จริงในปัจจุบัน</w:t>
-      </w:r>
-    </w:p>
-    <w:p>
-      <w:pPr>
-        <w:pStyle w:val="ListNumber"/>
-      </w:pPr>
-      <w:r>
-        <w:rPr>
-          <w:rFonts w:ascii="Cordia New" w:hAnsi="Cordia New"/>
-          <w:b/>
-          <w:sz w:val="28"/>
-        </w:rPr>
-        <w:t>ข้อมูล Mock Data จริง:</w:t>
-      </w:r>
-    </w:p>
-    <w:p>
-      <w:pPr>
-        <w:pStyle w:val="ListBullet"/>
-      </w:pPr>
-      <w:r>
-        <w:rPr>
-          <w:rFonts w:ascii="Cordia New" w:hAnsi="Cordia New"/>
-          <w:sz w:val="28"/>
-        </w:rPr>
-        <w:t>ทะเบียนรถจริงของบริษัท, รายชื่อ พขร. จริง, รายชื่อลูกค้าและโรงงานจริง</w:t>
+        <w:t>เอกสารฉบับนี้ถูกนำมาปรับปรุงระบบฐานข้อมูล โค้ด Next.js และแบบฟอร์มเอกสารของ Connect Transport TMS ให้สอดคล้องกับการทำงานจริง 100%</w:t>
       </w:r>
     </w:p>
     <w:sectPr>
